--- a/docs/자연돌봄공동체_종합사업계획서.docx
+++ b/docs/자연돌봄공동체_종합사업계획서.docx
@@ -2723,6 +2723,603 @@
       </w:tr>
     </w:tbl>
     <w:p>
+      <w:pPr>
+        <w:pStyle w:val="Heading2"/>
+      </w:pPr>
+      <w:r>
+        <w:t xml:space="preserve">1.7  삶의 전환(재기) 경로 — 취약계층 상생의 사람 이야기</w:t>
+      </w:r>
+    </w:p>
+    <w:p>
+      <w:pPr>
+        <w:spacing w:after="120" w:before="0" w:line="276"/>
+      </w:pPr>
+      <w:r>
+        <w:rPr>
+          <w:b w:val="false"/>
+          <w:bCs w:val="false"/>
+          <w:i w:val="false"/>
+          <w:iCs w:val="false"/>
+        </w:rPr>
+        <w:t xml:space="preserve">취약계층 상생형 입주는 단순한 비용 지원을 넘어, 사회와 멀어졌던 사람이 다시 ‘주체’로 서는 재기 경로다. 들어와 노동으로 기여하고, 원하면 자격을 갖춰 돌봄을 받던 자리에서 돌봄을 주는 자리로 전환한다.</w:t>
+      </w:r>
+    </w:p>
+    <w:tbl>
+      <w:tblPr>
+        <w:tblW w:type="dxa" w:w="9360"/>
+        <w:tblBorders>
+          <w:top w:val="single" w:color="auto" w:sz="4"/>
+          <w:left w:val="single" w:color="auto" w:sz="4"/>
+          <w:bottom w:val="single" w:color="auto" w:sz="4"/>
+          <w:right w:val="single" w:color="auto" w:sz="4"/>
+          <w:insideH w:val="single" w:color="auto" w:sz="4"/>
+          <w:insideV w:val="single" w:color="auto" w:sz="4"/>
+        </w:tblBorders>
+      </w:tblPr>
+      <w:tblGrid>
+        <w:gridCol w:w="2200"/>
+        <w:gridCol w:w="7160"/>
+      </w:tblGrid>
+      <w:tr>
+        <w:trPr>
+          <w:tblHeader/>
+        </w:trPr>
+        <w:tc>
+          <w:tcPr>
+            <w:tcW w:type="dxa" w:w="2200"/>
+            <w:tcBorders>
+              <w:top w:val="single" w:color="BDBDBD" w:sz="1"/>
+              <w:left w:val="single" w:color="BDBDBD" w:sz="1"/>
+              <w:bottom w:val="single" w:color="BDBDBD" w:sz="1"/>
+              <w:right w:val="single" w:color="BDBDBD" w:sz="1"/>
+            </w:tcBorders>
+            <w:shd w:fill="C8E6C9" w:val="clear"/>
+            <w:tcMar>
+              <w:top w:type="dxa" w:w="60"/>
+              <w:left w:type="dxa" w:w="110"/>
+              <w:bottom w:type="dxa" w:w="60"/>
+              <w:right w:type="dxa" w:w="110"/>
+            </w:tcMar>
+            <w:vAlign w:val="center"/>
+          </w:tcPr>
+          <w:p>
+            <w:pPr>
+              <w:spacing w:after="20" w:line="252"/>
+              <w:jc w:val="center"/>
+            </w:pPr>
+            <w:r>
+              <w:rPr>
+                <w:b/>
+                <w:bCs/>
+                <w:color w:val="1B5E20"/>
+              </w:rPr>
+              <w:t xml:space="preserve">구분</w:t>
+            </w:r>
+          </w:p>
+        </w:tc>
+        <w:tc>
+          <w:tcPr>
+            <w:tcW w:type="dxa" w:w="7160"/>
+            <w:tcBorders>
+              <w:top w:val="single" w:color="BDBDBD" w:sz="1"/>
+              <w:left w:val="single" w:color="BDBDBD" w:sz="1"/>
+              <w:bottom w:val="single" w:color="BDBDBD" w:sz="1"/>
+              <w:right w:val="single" w:color="BDBDBD" w:sz="1"/>
+            </w:tcBorders>
+            <w:shd w:fill="C8E6C9" w:val="clear"/>
+            <w:tcMar>
+              <w:top w:type="dxa" w:w="60"/>
+              <w:left w:type="dxa" w:w="110"/>
+              <w:bottom w:type="dxa" w:w="60"/>
+              <w:right w:type="dxa" w:w="110"/>
+            </w:tcMar>
+            <w:vAlign w:val="center"/>
+          </w:tcPr>
+          <w:p>
+            <w:pPr>
+              <w:spacing w:after="20" w:line="252"/>
+              <w:jc w:val="center"/>
+            </w:pPr>
+            <w:r>
+              <w:rPr>
+                <w:b/>
+                <w:bCs/>
+                <w:color w:val="1B5E20"/>
+              </w:rPr>
+              <w:t xml:space="preserve">내용</w:t>
+            </w:r>
+          </w:p>
+        </w:tc>
+      </w:tr>
+      <w:tr>
+        <w:tc>
+          <w:tcPr>
+            <w:tcW w:type="dxa" w:w="2200"/>
+            <w:tcBorders>
+              <w:top w:val="single" w:color="BDBDBD" w:sz="1"/>
+              <w:left w:val="single" w:color="BDBDBD" w:sz="1"/>
+              <w:bottom w:val="single" w:color="BDBDBD" w:sz="1"/>
+              <w:right w:val="single" w:color="BDBDBD" w:sz="1"/>
+            </w:tcBorders>
+            <w:tcMar>
+              <w:top w:type="dxa" w:w="60"/>
+              <w:left w:type="dxa" w:w="110"/>
+              <w:bottom w:type="dxa" w:w="60"/>
+              <w:right w:type="dxa" w:w="110"/>
+            </w:tcMar>
+            <w:vAlign w:val="center"/>
+          </w:tcPr>
+          <w:p>
+            <w:pPr>
+              <w:spacing w:after="20" w:line="252"/>
+            </w:pPr>
+            <w:r>
+              <w:t xml:space="preserve">케이스 (재기형)</w:t>
+            </w:r>
+          </w:p>
+        </w:tc>
+        <w:tc>
+          <w:tcPr>
+            <w:tcW w:type="dxa" w:w="7160"/>
+            <w:tcBorders>
+              <w:top w:val="single" w:color="BDBDBD" w:sz="1"/>
+              <w:left w:val="single" w:color="BDBDBD" w:sz="1"/>
+              <w:bottom w:val="single" w:color="BDBDBD" w:sz="1"/>
+              <w:right w:val="single" w:color="BDBDBD" w:sz="1"/>
+            </w:tcBorders>
+            <w:tcMar>
+              <w:top w:type="dxa" w:w="60"/>
+              <w:left w:type="dxa" w:w="110"/>
+              <w:bottom w:type="dxa" w:w="60"/>
+              <w:right w:type="dxa" w:w="110"/>
+            </w:tcMar>
+            <w:vAlign w:val="center"/>
+          </w:tcPr>
+          <w:p>
+            <w:pPr>
+              <w:spacing w:after="20" w:line="252"/>
+            </w:pPr>
+            <w:r>
+              <w:t xml:space="preserve">만 58세, 과거 자산가였으나 현재 기초생활수급. 공동체 취지에 공감해 입주 희망</w:t>
+            </w:r>
+          </w:p>
+        </w:tc>
+      </w:tr>
+      <w:tr>
+        <w:tc>
+          <w:tcPr>
+            <w:tcW w:type="dxa" w:w="2200"/>
+            <w:tcBorders>
+              <w:top w:val="single" w:color="BDBDBD" w:sz="1"/>
+              <w:left w:val="single" w:color="BDBDBD" w:sz="1"/>
+              <w:bottom w:val="single" w:color="BDBDBD" w:sz="1"/>
+              <w:right w:val="single" w:color="BDBDBD" w:sz="1"/>
+            </w:tcBorders>
+            <w:shd w:fill="F2F2F2" w:val="clear"/>
+            <w:tcMar>
+              <w:top w:type="dxa" w:w="60"/>
+              <w:left w:type="dxa" w:w="110"/>
+              <w:bottom w:type="dxa" w:w="60"/>
+              <w:right w:type="dxa" w:w="110"/>
+            </w:tcMar>
+            <w:vAlign w:val="center"/>
+          </w:tcPr>
+          <w:p>
+            <w:pPr>
+              <w:spacing w:after="20" w:line="252"/>
+            </w:pPr>
+            <w:r>
+              <w:t xml:space="preserve">경로</w:t>
+            </w:r>
+          </w:p>
+        </w:tc>
+        <w:tc>
+          <w:tcPr>
+            <w:tcW w:type="dxa" w:w="7160"/>
+            <w:tcBorders>
+              <w:top w:val="single" w:color="BDBDBD" w:sz="1"/>
+              <w:left w:val="single" w:color="BDBDBD" w:sz="1"/>
+              <w:bottom w:val="single" w:color="BDBDBD" w:sz="1"/>
+              <w:right w:val="single" w:color="BDBDBD" w:sz="1"/>
+            </w:tcBorders>
+            <w:shd w:fill="F2F2F2" w:val="clear"/>
+            <w:tcMar>
+              <w:top w:type="dxa" w:w="60"/>
+              <w:left w:type="dxa" w:w="110"/>
+              <w:bottom w:type="dxa" w:w="60"/>
+              <w:right w:type="dxa" w:w="110"/>
+            </w:tcMar>
+            <w:vAlign w:val="center"/>
+          </w:tcPr>
+          <w:p>
+            <w:pPr>
+              <w:spacing w:after="20" w:line="252"/>
+            </w:pPr>
+            <w:r>
+              <w:t xml:space="preserve">보증금 선대여 입주 → 공동체 노동으로 기여 → 요양보호사 등 자격 취득 → 돌봄 제공 인력으로 전환 → 분담금 자립</w:t>
+            </w:r>
+          </w:p>
+        </w:tc>
+      </w:tr>
+      <w:tr>
+        <w:tc>
+          <w:tcPr>
+            <w:tcW w:type="dxa" w:w="2200"/>
+            <w:tcBorders>
+              <w:top w:val="single" w:color="BDBDBD" w:sz="1"/>
+              <w:left w:val="single" w:color="BDBDBD" w:sz="1"/>
+              <w:bottom w:val="single" w:color="BDBDBD" w:sz="1"/>
+              <w:right w:val="single" w:color="BDBDBD" w:sz="1"/>
+            </w:tcBorders>
+            <w:tcMar>
+              <w:top w:type="dxa" w:w="60"/>
+              <w:left w:type="dxa" w:w="110"/>
+              <w:bottom w:type="dxa" w:w="60"/>
+              <w:right w:type="dxa" w:w="110"/>
+            </w:tcMar>
+            <w:vAlign w:val="center"/>
+          </w:tcPr>
+          <w:p>
+            <w:pPr>
+              <w:spacing w:after="20" w:line="252"/>
+            </w:pPr>
+            <w:r>
+              <w:t xml:space="preserve">의미</w:t>
+            </w:r>
+          </w:p>
+        </w:tc>
+        <w:tc>
+          <w:tcPr>
+            <w:tcW w:type="dxa" w:w="7160"/>
+            <w:tcBorders>
+              <w:top w:val="single" w:color="BDBDBD" w:sz="1"/>
+              <w:left w:val="single" w:color="BDBDBD" w:sz="1"/>
+              <w:bottom w:val="single" w:color="BDBDBD" w:sz="1"/>
+              <w:right w:val="single" w:color="BDBDBD" w:sz="1"/>
+            </w:tcBorders>
+            <w:tcMar>
+              <w:top w:type="dxa" w:w="60"/>
+              <w:left w:type="dxa" w:w="110"/>
+              <w:bottom w:type="dxa" w:w="60"/>
+              <w:right w:type="dxa" w:w="110"/>
+            </w:tcMar>
+            <w:vAlign w:val="center"/>
+          </w:tcPr>
+          <w:p>
+            <w:pPr>
+              <w:spacing w:after="20" w:line="252"/>
+            </w:pPr>
+            <w:r>
+              <w:t xml:space="preserve">‘수혜자’에서 ‘돌봄 제공자·생산자’로 — 공동체 철학(주체가 되는 공동체)의 실증</w:t>
+            </w:r>
+          </w:p>
+        </w:tc>
+      </w:tr>
+    </w:tbl>
+    <w:tbl>
+      <w:tblPr>
+        <w:tblW w:type="dxa" w:w="9360"/>
+        <w:tblBorders>
+          <w:top w:val="single" w:color="auto" w:sz="4"/>
+          <w:left w:val="single" w:color="auto" w:sz="4"/>
+          <w:bottom w:val="single" w:color="auto" w:sz="4"/>
+          <w:right w:val="single" w:color="auto" w:sz="4"/>
+          <w:insideH w:val="single" w:color="auto" w:sz="4"/>
+          <w:insideV w:val="single" w:color="auto" w:sz="4"/>
+        </w:tblBorders>
+      </w:tblPr>
+      <w:tblGrid>
+        <w:gridCol w:w="9360"/>
+      </w:tblGrid>
+      <w:tr>
+        <w:tc>
+          <w:tcPr>
+            <w:tcW w:type="dxa" w:w="9360"/>
+            <w:tcBorders>
+              <w:top w:val="single" w:color="E8F5E9" w:sz="4"/>
+              <w:left w:val="single" w:color="2E7D32" w:sz="18"/>
+              <w:bottom w:val="single" w:color="E8F5E9" w:sz="4"/>
+              <w:right w:val="single" w:color="E8F5E9" w:sz="4"/>
+            </w:tcBorders>
+            <w:shd w:fill="E8F5E9" w:val="clear"/>
+            <w:tcMar>
+              <w:top w:type="dxa" w:w="120"/>
+              <w:left w:type="dxa" w:w="200"/>
+              <w:bottom w:type="dxa" w:w="120"/>
+              <w:right w:type="dxa" w:w="160"/>
+            </w:tcMar>
+          </w:tcPr>
+          <w:p>
+            <w:r>
+              <w:rPr>
+                <w:b/>
+                <w:bCs/>
+                <w:color w:val="1B5E20"/>
+              </w:rPr>
+              <w:t xml:space="preserve">가드레일 — </w:t>
+            </w:r>
+            <w:r>
+              <w:t xml:space="preserve">재기 입주는 시혜적 ‘수용’이 아니라 ‘함께 일어서는 전환’이다. ① 자발성 + 상호적합성 심사(백서 입주 절차)를 거치고, ② 공동체 균형을 위해 클러스터별 적정 규모(예: 1~2명)로 관리하여 공동체가 보호소로 기울지 않도록 한다.</w:t>
+            </w:r>
+          </w:p>
+        </w:tc>
+      </w:tr>
+    </w:tbl>
+    <w:p>
+      <w:pPr>
+        <w:pStyle w:val="Heading2"/>
+      </w:pPr>
+      <w:r>
+        <w:t xml:space="preserve">1.8  발달장애 자립·돌봄 — 두 트랙</w:t>
+      </w:r>
+    </w:p>
+    <w:p>
+      <w:pPr>
+        <w:spacing w:after="120" w:before="0" w:line="276"/>
+      </w:pPr>
+      <w:r>
+        <w:rPr>
+          <w:b w:val="false"/>
+          <w:bCs w:val="false"/>
+          <w:i w:val="false"/>
+          <w:iCs w:val="false"/>
+        </w:rPr>
+        <w:t xml:space="preserve">청년·장애인 자립 돌봄은 두 갈래로 운영한다. (1) 자립 트랙 — 목공 등 직업훈련과 지원고용으로 스스로 서도록 돕는다(공방에서 기술을 익혀 장인으로 성장). (2) 돌봄 트랙 — 일이 쉽지 않은 경우에도 일·생활·관계를 함께 잇는 평생 돌봄을 제공한다. 숙련 기술자 부모와 장애 자녀가 함께 입주해 한 공방에서 기술과 삶을 잇는 ‘부모-자녀 동반’ 모델을 우선 실증한다.</w:t>
+      </w:r>
+    </w:p>
+    <w:tbl>
+      <w:tblPr>
+        <w:tblW w:type="dxa" w:w="9360"/>
+        <w:tblBorders>
+          <w:top w:val="single" w:color="auto" w:sz="4"/>
+          <w:left w:val="single" w:color="auto" w:sz="4"/>
+          <w:bottom w:val="single" w:color="auto" w:sz="4"/>
+          <w:right w:val="single" w:color="auto" w:sz="4"/>
+          <w:insideH w:val="single" w:color="auto" w:sz="4"/>
+          <w:insideV w:val="single" w:color="auto" w:sz="4"/>
+        </w:tblBorders>
+      </w:tblPr>
+      <w:tblGrid>
+        <w:gridCol w:w="2600"/>
+        <w:gridCol w:w="6760"/>
+      </w:tblGrid>
+      <w:tr>
+        <w:trPr>
+          <w:tblHeader/>
+        </w:trPr>
+        <w:tc>
+          <w:tcPr>
+            <w:tcW w:type="dxa" w:w="2600"/>
+            <w:tcBorders>
+              <w:top w:val="single" w:color="BDBDBD" w:sz="1"/>
+              <w:left w:val="single" w:color="BDBDBD" w:sz="1"/>
+              <w:bottom w:val="single" w:color="BDBDBD" w:sz="1"/>
+              <w:right w:val="single" w:color="BDBDBD" w:sz="1"/>
+            </w:tcBorders>
+            <w:shd w:fill="C8E6C9" w:val="clear"/>
+            <w:tcMar>
+              <w:top w:type="dxa" w:w="60"/>
+              <w:left w:type="dxa" w:w="110"/>
+              <w:bottom w:type="dxa" w:w="60"/>
+              <w:right w:type="dxa" w:w="110"/>
+            </w:tcMar>
+            <w:vAlign w:val="center"/>
+          </w:tcPr>
+          <w:p>
+            <w:pPr>
+              <w:spacing w:after="20" w:line="252"/>
+              <w:jc w:val="center"/>
+            </w:pPr>
+            <w:r>
+              <w:rPr>
+                <w:b/>
+                <w:bCs/>
+                <w:color w:val="1B5E20"/>
+              </w:rPr>
+              <w:t xml:space="preserve">연계 재원</w:t>
+            </w:r>
+          </w:p>
+        </w:tc>
+        <w:tc>
+          <w:tcPr>
+            <w:tcW w:type="dxa" w:w="6760"/>
+            <w:tcBorders>
+              <w:top w:val="single" w:color="BDBDBD" w:sz="1"/>
+              <w:left w:val="single" w:color="BDBDBD" w:sz="1"/>
+              <w:bottom w:val="single" w:color="BDBDBD" w:sz="1"/>
+              <w:right w:val="single" w:color="BDBDBD" w:sz="1"/>
+            </w:tcBorders>
+            <w:shd w:fill="C8E6C9" w:val="clear"/>
+            <w:tcMar>
+              <w:top w:type="dxa" w:w="60"/>
+              <w:left w:type="dxa" w:w="110"/>
+              <w:bottom w:type="dxa" w:w="60"/>
+              <w:right w:type="dxa" w:w="110"/>
+            </w:tcMar>
+            <w:vAlign w:val="center"/>
+          </w:tcPr>
+          <w:p>
+            <w:pPr>
+              <w:spacing w:after="20" w:line="252"/>
+              <w:jc w:val="center"/>
+            </w:pPr>
+            <w:r>
+              <w:rPr>
+                <w:b/>
+                <w:bCs/>
+                <w:color w:val="1B5E20"/>
+              </w:rPr>
+              <w:t xml:space="preserve">내용</w:t>
+            </w:r>
+          </w:p>
+        </w:tc>
+      </w:tr>
+      <w:tr>
+        <w:tc>
+          <w:tcPr>
+            <w:tcW w:type="dxa" w:w="2600"/>
+            <w:tcBorders>
+              <w:top w:val="single" w:color="BDBDBD" w:sz="1"/>
+              <w:left w:val="single" w:color="BDBDBD" w:sz="1"/>
+              <w:bottom w:val="single" w:color="BDBDBD" w:sz="1"/>
+              <w:right w:val="single" w:color="BDBDBD" w:sz="1"/>
+            </w:tcBorders>
+            <w:tcMar>
+              <w:top w:type="dxa" w:w="60"/>
+              <w:left w:type="dxa" w:w="110"/>
+              <w:bottom w:type="dxa" w:w="60"/>
+              <w:right w:type="dxa" w:w="110"/>
+            </w:tcMar>
+            <w:vAlign w:val="center"/>
+          </w:tcPr>
+          <w:p>
+            <w:pPr>
+              <w:spacing w:after="20" w:line="252"/>
+            </w:pPr>
+            <w:r>
+              <w:t xml:space="preserve">장애인 표준사업장·고용장려금</w:t>
+            </w:r>
+          </w:p>
+        </w:tc>
+        <w:tc>
+          <w:tcPr>
+            <w:tcW w:type="dxa" w:w="6760"/>
+            <w:tcBorders>
+              <w:top w:val="single" w:color="BDBDBD" w:sz="1"/>
+              <w:left w:val="single" w:color="BDBDBD" w:sz="1"/>
+              <w:bottom w:val="single" w:color="BDBDBD" w:sz="1"/>
+              <w:right w:val="single" w:color="BDBDBD" w:sz="1"/>
+            </w:tcBorders>
+            <w:tcMar>
+              <w:top w:type="dxa" w:w="60"/>
+              <w:left w:type="dxa" w:w="110"/>
+              <w:bottom w:type="dxa" w:w="60"/>
+              <w:right w:type="dxa" w:w="110"/>
+            </w:tcMar>
+            <w:vAlign w:val="center"/>
+          </w:tcPr>
+          <w:p>
+            <w:pPr>
+              <w:spacing w:after="20" w:line="252"/>
+            </w:pPr>
+            <w:r>
+              <w:t xml:space="preserve">가구공방 등 보호·지원고용 일자리, 인당 고용장려금</w:t>
+            </w:r>
+          </w:p>
+        </w:tc>
+      </w:tr>
+      <w:tr>
+        <w:tc>
+          <w:tcPr>
+            <w:tcW w:type="dxa" w:w="2600"/>
+            <w:tcBorders>
+              <w:top w:val="single" w:color="BDBDBD" w:sz="1"/>
+              <w:left w:val="single" w:color="BDBDBD" w:sz="1"/>
+              <w:bottom w:val="single" w:color="BDBDBD" w:sz="1"/>
+              <w:right w:val="single" w:color="BDBDBD" w:sz="1"/>
+            </w:tcBorders>
+            <w:shd w:fill="F2F2F2" w:val="clear"/>
+            <w:tcMar>
+              <w:top w:type="dxa" w:w="60"/>
+              <w:left w:type="dxa" w:w="110"/>
+              <w:bottom w:type="dxa" w:w="60"/>
+              <w:right w:type="dxa" w:w="110"/>
+            </w:tcMar>
+            <w:vAlign w:val="center"/>
+          </w:tcPr>
+          <w:p>
+            <w:pPr>
+              <w:spacing w:after="20" w:line="252"/>
+            </w:pPr>
+            <w:r>
+              <w:t xml:space="preserve">발달장애인 평생교육·주간활동 서비스</w:t>
+            </w:r>
+          </w:p>
+        </w:tc>
+        <w:tc>
+          <w:tcPr>
+            <w:tcW w:type="dxa" w:w="6760"/>
+            <w:tcBorders>
+              <w:top w:val="single" w:color="BDBDBD" w:sz="1"/>
+              <w:left w:val="single" w:color="BDBDBD" w:sz="1"/>
+              <w:bottom w:val="single" w:color="BDBDBD" w:sz="1"/>
+              <w:right w:val="single" w:color="BDBDBD" w:sz="1"/>
+            </w:tcBorders>
+            <w:shd w:fill="F2F2F2" w:val="clear"/>
+            <w:tcMar>
+              <w:top w:type="dxa" w:w="60"/>
+              <w:left w:type="dxa" w:w="110"/>
+              <w:bottom w:type="dxa" w:w="60"/>
+              <w:right w:type="dxa" w:w="110"/>
+            </w:tcMar>
+            <w:vAlign w:val="center"/>
+          </w:tcPr>
+          <w:p>
+            <w:pPr>
+              <w:spacing w:after="20" w:line="252"/>
+            </w:pPr>
+            <w:r>
+              <w:t xml:space="preserve">일이 어려운 경우의 평생 돌봄·활동 지원(보건복지부)</w:t>
+            </w:r>
+          </w:p>
+        </w:tc>
+      </w:tr>
+      <w:tr>
+        <w:tc>
+          <w:tcPr>
+            <w:tcW w:type="dxa" w:w="2600"/>
+            <w:tcBorders>
+              <w:top w:val="single" w:color="BDBDBD" w:sz="1"/>
+              <w:left w:val="single" w:color="BDBDBD" w:sz="1"/>
+              <w:bottom w:val="single" w:color="BDBDBD" w:sz="1"/>
+              <w:right w:val="single" w:color="BDBDBD" w:sz="1"/>
+            </w:tcBorders>
+            <w:tcMar>
+              <w:top w:type="dxa" w:w="60"/>
+              <w:left w:type="dxa" w:w="110"/>
+              <w:bottom w:type="dxa" w:w="60"/>
+              <w:right w:type="dxa" w:w="110"/>
+            </w:tcMar>
+            <w:vAlign w:val="center"/>
+          </w:tcPr>
+          <w:p>
+            <w:pPr>
+              <w:spacing w:after="20" w:line="252"/>
+            </w:pPr>
+            <w:r>
+              <w:t xml:space="preserve">장애인 직업재활</w:t>
+            </w:r>
+          </w:p>
+        </w:tc>
+        <w:tc>
+          <w:tcPr>
+            <w:tcW w:type="dxa" w:w="6760"/>
+            <w:tcBorders>
+              <w:top w:val="single" w:color="BDBDBD" w:sz="1"/>
+              <w:left w:val="single" w:color="BDBDBD" w:sz="1"/>
+              <w:bottom w:val="single" w:color="BDBDBD" w:sz="1"/>
+              <w:right w:val="single" w:color="BDBDBD" w:sz="1"/>
+            </w:tcBorders>
+            <w:tcMar>
+              <w:top w:type="dxa" w:w="60"/>
+              <w:left w:type="dxa" w:w="110"/>
+              <w:bottom w:type="dxa" w:w="60"/>
+              <w:right w:type="dxa" w:w="110"/>
+            </w:tcMar>
+            <w:vAlign w:val="center"/>
+          </w:tcPr>
+          <w:p>
+            <w:pPr>
+              <w:spacing w:after="20" w:line="252"/>
+            </w:pPr>
+            <w:r>
+              <w:t xml:space="preserve">직업훈련·지원고용 연계</w:t>
+            </w:r>
+          </w:p>
+        </w:tc>
+      </w:tr>
+    </w:tbl>
+    <w:p>
       <w:r>
         <w:br w:type="page"/>
       </w:r>
@@ -7751,6 +8348,139 @@
               <w:spacing w:after="20" w:line="252"/>
             </w:pPr>
             <w:r>
+              <w:t xml:space="preserve">발달장애 평생교육·주간활동</w:t>
+            </w:r>
+          </w:p>
+        </w:tc>
+        <w:tc>
+          <w:tcPr>
+            <w:tcW w:type="dxa" w:w="1700"/>
+            <w:tcBorders>
+              <w:top w:val="single" w:color="BDBDBD" w:sz="1"/>
+              <w:left w:val="single" w:color="BDBDBD" w:sz="1"/>
+              <w:bottom w:val="single" w:color="BDBDBD" w:sz="1"/>
+              <w:right w:val="single" w:color="BDBDBD" w:sz="1"/>
+            </w:tcBorders>
+            <w:tcMar>
+              <w:top w:type="dxa" w:w="60"/>
+              <w:left w:type="dxa" w:w="110"/>
+              <w:bottom w:type="dxa" w:w="60"/>
+              <w:right w:type="dxa" w:w="110"/>
+            </w:tcMar>
+            <w:vAlign w:val="center"/>
+          </w:tcPr>
+          <w:p>
+            <w:pPr>
+              <w:spacing w:after="20" w:line="252"/>
+            </w:pPr>
+            <w:r>
+              <w:t xml:space="preserve">보건복지부/지자체</w:t>
+            </w:r>
+          </w:p>
+        </w:tc>
+        <w:tc>
+          <w:tcPr>
+            <w:tcW w:type="dxa" w:w="2360"/>
+            <w:tcBorders>
+              <w:top w:val="single" w:color="BDBDBD" w:sz="1"/>
+              <w:left w:val="single" w:color="BDBDBD" w:sz="1"/>
+              <w:bottom w:val="single" w:color="BDBDBD" w:sz="1"/>
+              <w:right w:val="single" w:color="BDBDBD" w:sz="1"/>
+            </w:tcBorders>
+            <w:tcMar>
+              <w:top w:type="dxa" w:w="60"/>
+              <w:left w:type="dxa" w:w="110"/>
+              <w:bottom w:type="dxa" w:w="60"/>
+              <w:right w:type="dxa" w:w="110"/>
+            </w:tcMar>
+            <w:vAlign w:val="center"/>
+          </w:tcPr>
+          <w:p>
+            <w:pPr>
+              <w:spacing w:after="20" w:line="252"/>
+            </w:pPr>
+            <w:r>
+              <w:t xml:space="preserve">일이 어려운 발달장애인의 평생 돌봄·활동 지원</w:t>
+            </w:r>
+          </w:p>
+        </w:tc>
+        <w:tc>
+          <w:tcPr>
+            <w:tcW w:type="dxa" w:w="1700"/>
+            <w:tcBorders>
+              <w:top w:val="single" w:color="BDBDBD" w:sz="1"/>
+              <w:left w:val="single" w:color="BDBDBD" w:sz="1"/>
+              <w:bottom w:val="single" w:color="BDBDBD" w:sz="1"/>
+              <w:right w:val="single" w:color="BDBDBD" w:sz="1"/>
+            </w:tcBorders>
+            <w:tcMar>
+              <w:top w:type="dxa" w:w="60"/>
+              <w:left w:type="dxa" w:w="110"/>
+              <w:bottom w:type="dxa" w:w="60"/>
+              <w:right w:type="dxa" w:w="110"/>
+            </w:tcMar>
+            <w:vAlign w:val="center"/>
+          </w:tcPr>
+          <w:p>
+            <w:pPr>
+              <w:spacing w:after="20" w:line="252"/>
+            </w:pPr>
+            <w:r>
+              <w:t xml:space="preserve">돌봄 트랙 가동 시</w:t>
+            </w:r>
+          </w:p>
+        </w:tc>
+        <w:tc>
+          <w:tcPr>
+            <w:tcW w:type="dxa" w:w="1800"/>
+            <w:tcBorders>
+              <w:top w:val="single" w:color="BDBDBD" w:sz="1"/>
+              <w:left w:val="single" w:color="BDBDBD" w:sz="1"/>
+              <w:bottom w:val="single" w:color="BDBDBD" w:sz="1"/>
+              <w:right w:val="single" w:color="BDBDBD" w:sz="1"/>
+            </w:tcBorders>
+            <w:tcMar>
+              <w:top w:type="dxa" w:w="60"/>
+              <w:left w:type="dxa" w:w="110"/>
+              <w:bottom w:type="dxa" w:w="60"/>
+              <w:right w:type="dxa" w:w="110"/>
+            </w:tcMar>
+            <w:vAlign w:val="center"/>
+          </w:tcPr>
+          <w:p>
+            <w:pPr>
+              <w:spacing w:after="20" w:line="252"/>
+            </w:pPr>
+            <w:r>
+              <w:t xml:space="preserve">장애인 직업재활·복지관 연계</w:t>
+            </w:r>
+          </w:p>
+        </w:tc>
+      </w:tr>
+      <w:tr>
+        <w:tc>
+          <w:tcPr>
+            <w:tcW w:type="dxa" w:w="1800"/>
+            <w:tcBorders>
+              <w:top w:val="single" w:color="BDBDBD" w:sz="1"/>
+              <w:left w:val="single" w:color="BDBDBD" w:sz="1"/>
+              <w:bottom w:val="single" w:color="BDBDBD" w:sz="1"/>
+              <w:right w:val="single" w:color="BDBDBD" w:sz="1"/>
+            </w:tcBorders>
+            <w:shd w:fill="F2F2F2" w:val="clear"/>
+            <w:tcMar>
+              <w:top w:type="dxa" w:w="60"/>
+              <w:left w:type="dxa" w:w="110"/>
+              <w:bottom w:type="dxa" w:w="60"/>
+              <w:right w:type="dxa" w:w="110"/>
+            </w:tcMar>
+            <w:vAlign w:val="center"/>
+          </w:tcPr>
+          <w:p>
+            <w:pPr>
+              <w:spacing w:after="20" w:line="252"/>
+            </w:pPr>
+            <w:r>
               <w:t xml:space="preserve">신중년 경력형 일자리</w:t>
             </w:r>
           </w:p>
@@ -7764,6 +8494,7 @@
               <w:bottom w:val="single" w:color="BDBDBD" w:sz="1"/>
               <w:right w:val="single" w:color="BDBDBD" w:sz="1"/>
             </w:tcBorders>
+            <w:shd w:fill="F2F2F2" w:val="clear"/>
             <w:tcMar>
               <w:top w:type="dxa" w:w="60"/>
               <w:left w:type="dxa" w:w="110"/>
@@ -7790,6 +8521,7 @@
               <w:bottom w:val="single" w:color="BDBDBD" w:sz="1"/>
               <w:right w:val="single" w:color="BDBDBD" w:sz="1"/>
             </w:tcBorders>
+            <w:shd w:fill="F2F2F2" w:val="clear"/>
             <w:tcMar>
               <w:top w:type="dxa" w:w="60"/>
               <w:left w:type="dxa" w:w="110"/>
@@ -7816,6 +8548,7 @@
               <w:bottom w:val="single" w:color="BDBDBD" w:sz="1"/>
               <w:right w:val="single" w:color="BDBDBD" w:sz="1"/>
             </w:tcBorders>
+            <w:shd w:fill="F2F2F2" w:val="clear"/>
             <w:tcMar>
               <w:top w:type="dxa" w:w="60"/>
               <w:left w:type="dxa" w:w="110"/>
@@ -7842,6 +8575,7 @@
               <w:bottom w:val="single" w:color="BDBDBD" w:sz="1"/>
               <w:right w:val="single" w:color="BDBDBD" w:sz="1"/>
             </w:tcBorders>
+            <w:shd w:fill="F2F2F2" w:val="clear"/>
             <w:tcMar>
               <w:top w:type="dxa" w:w="60"/>
               <w:left w:type="dxa" w:w="110"/>
@@ -7870,6 +8604,138 @@
               <w:bottom w:val="single" w:color="BDBDBD" w:sz="1"/>
               <w:right w:val="single" w:color="BDBDBD" w:sz="1"/>
             </w:tcBorders>
+            <w:tcMar>
+              <w:top w:type="dxa" w:w="60"/>
+              <w:left w:type="dxa" w:w="110"/>
+              <w:bottom w:type="dxa" w:w="60"/>
+              <w:right w:type="dxa" w:w="110"/>
+            </w:tcMar>
+            <w:vAlign w:val="center"/>
+          </w:tcPr>
+          <w:p>
+            <w:pPr>
+              <w:spacing w:after="20" w:line="252"/>
+            </w:pPr>
+            <w:r>
+              <w:t xml:space="preserve">귀농귀촌 정착자금</w:t>
+            </w:r>
+          </w:p>
+        </w:tc>
+        <w:tc>
+          <w:tcPr>
+            <w:tcW w:type="dxa" w:w="1700"/>
+            <w:tcBorders>
+              <w:top w:val="single" w:color="BDBDBD" w:sz="1"/>
+              <w:left w:val="single" w:color="BDBDBD" w:sz="1"/>
+              <w:bottom w:val="single" w:color="BDBDBD" w:sz="1"/>
+              <w:right w:val="single" w:color="BDBDBD" w:sz="1"/>
+            </w:tcBorders>
+            <w:tcMar>
+              <w:top w:type="dxa" w:w="60"/>
+              <w:left w:type="dxa" w:w="110"/>
+              <w:bottom w:type="dxa" w:w="60"/>
+              <w:right w:type="dxa" w:w="110"/>
+            </w:tcMar>
+            <w:vAlign w:val="center"/>
+          </w:tcPr>
+          <w:p>
+            <w:pPr>
+              <w:spacing w:after="20" w:line="252"/>
+            </w:pPr>
+            <w:r>
+              <w:t xml:space="preserve">농식품부·지자체</w:t>
+            </w:r>
+          </w:p>
+        </w:tc>
+        <w:tc>
+          <w:tcPr>
+            <w:tcW w:type="dxa" w:w="2360"/>
+            <w:tcBorders>
+              <w:top w:val="single" w:color="BDBDBD" w:sz="1"/>
+              <w:left w:val="single" w:color="BDBDBD" w:sz="1"/>
+              <w:bottom w:val="single" w:color="BDBDBD" w:sz="1"/>
+              <w:right w:val="single" w:color="BDBDBD" w:sz="1"/>
+            </w:tcBorders>
+            <w:tcMar>
+              <w:top w:type="dxa" w:w="60"/>
+              <w:left w:type="dxa" w:w="110"/>
+              <w:bottom w:type="dxa" w:w="60"/>
+              <w:right w:type="dxa" w:w="110"/>
+            </w:tcMar>
+            <w:vAlign w:val="center"/>
+          </w:tcPr>
+          <w:p>
+            <w:pPr>
+              <w:spacing w:after="20" w:line="252"/>
+            </w:pPr>
+            <w:r>
+              <w:t xml:space="preserve">창업자금·주택자금 (연 1.5~2%대 융자)</w:t>
+            </w:r>
+          </w:p>
+        </w:tc>
+        <w:tc>
+          <w:tcPr>
+            <w:tcW w:type="dxa" w:w="1700"/>
+            <w:tcBorders>
+              <w:top w:val="single" w:color="BDBDBD" w:sz="1"/>
+              <w:left w:val="single" w:color="BDBDBD" w:sz="1"/>
+              <w:bottom w:val="single" w:color="BDBDBD" w:sz="1"/>
+              <w:right w:val="single" w:color="BDBDBD" w:sz="1"/>
+            </w:tcBorders>
+            <w:tcMar>
+              <w:top w:type="dxa" w:w="60"/>
+              <w:left w:type="dxa" w:w="110"/>
+              <w:bottom w:type="dxa" w:w="60"/>
+              <w:right w:type="dxa" w:w="110"/>
+            </w:tcMar>
+            <w:vAlign w:val="center"/>
+          </w:tcPr>
+          <w:p>
+            <w:pPr>
+              <w:spacing w:after="20" w:line="252"/>
+            </w:pPr>
+            <w:r>
+              <w:t xml:space="preserve">선행 전입·경영체 등록 직후</w:t>
+            </w:r>
+          </w:p>
+        </w:tc>
+        <w:tc>
+          <w:tcPr>
+            <w:tcW w:type="dxa" w:w="1800"/>
+            <w:tcBorders>
+              <w:top w:val="single" w:color="BDBDBD" w:sz="1"/>
+              <w:left w:val="single" w:color="BDBDBD" w:sz="1"/>
+              <w:bottom w:val="single" w:color="BDBDBD" w:sz="1"/>
+              <w:right w:val="single" w:color="BDBDBD" w:sz="1"/>
+            </w:tcBorders>
+            <w:tcMar>
+              <w:top w:type="dxa" w:w="60"/>
+              <w:left w:type="dxa" w:w="110"/>
+              <w:bottom w:type="dxa" w:w="60"/>
+              <w:right w:type="dxa" w:w="110"/>
+            </w:tcMar>
+            <w:vAlign w:val="center"/>
+          </w:tcPr>
+          <w:p>
+            <w:pPr>
+              <w:spacing w:after="20" w:line="252"/>
+            </w:pPr>
+            <w:r>
+              <w:t xml:space="preserve">선행정착자 개인 융자를 조합 대여</w:t>
+            </w:r>
+          </w:p>
+        </w:tc>
+      </w:tr>
+      <w:tr>
+        <w:tc>
+          <w:tcPr>
+            <w:tcW w:type="dxa" w:w="1800"/>
+            <w:tcBorders>
+              <w:top w:val="single" w:color="BDBDBD" w:sz="1"/>
+              <w:left w:val="single" w:color="BDBDBD" w:sz="1"/>
+              <w:bottom w:val="single" w:color="BDBDBD" w:sz="1"/>
+              <w:right w:val="single" w:color="BDBDBD" w:sz="1"/>
+            </w:tcBorders>
             <w:shd w:fill="F2F2F2" w:val="clear"/>
             <w:tcMar>
               <w:top w:type="dxa" w:w="60"/>
@@ -7884,7 +8750,7 @@
               <w:spacing w:after="20" w:line="252"/>
             </w:pPr>
             <w:r>
-              <w:t xml:space="preserve">귀농귀촌 정착자금</w:t>
+              <w:t xml:space="preserve">민간 ESG 후원</w:t>
             </w:r>
           </w:p>
         </w:tc>
@@ -7911,7 +8777,7 @@
               <w:spacing w:after="20" w:line="252"/>
             </w:pPr>
             <w:r>
-              <w:t xml:space="preserve">농식품부·지자체</w:t>
+              <w:t xml:space="preserve">대기업 CSR/지정기부</w:t>
             </w:r>
           </w:p>
         </w:tc>
@@ -7938,7 +8804,7 @@
               <w:spacing w:after="20" w:line="252"/>
             </w:pPr>
             <w:r>
-              <w:t xml:space="preserve">창업자금·주택자금 (연 1.5~2%대 융자)</w:t>
+              <w:t xml:space="preserve">프로젝트 지정 1~3억 매칭</w:t>
             </w:r>
           </w:p>
         </w:tc>
@@ -7965,7 +8831,7 @@
               <w:spacing w:after="20" w:line="252"/>
             </w:pPr>
             <w:r>
-              <w:t xml:space="preserve">선행 전입·경영체 등록 직후</w:t>
+              <w:t xml:space="preserve">부지 확정·MOU 직후</w:t>
             </w:r>
           </w:p>
         </w:tc>
@@ -7992,7 +8858,7 @@
               <w:spacing w:after="20" w:line="252"/>
             </w:pPr>
             <w:r>
-              <w:t xml:space="preserve">선행정착자 개인 융자를 조합 대여</w:t>
+              <w:t xml:space="preserve">유입 속도에 맞춰 모듈러 순차 신축</w:t>
             </w:r>
           </w:p>
         </w:tc>
@@ -8020,7 +8886,7 @@
               <w:spacing w:after="20" w:line="252"/>
             </w:pPr>
             <w:r>
-              <w:t xml:space="preserve">민간 ESG 후원</w:t>
+              <w:t xml:space="preserve">4대 사업 매출</w:t>
             </w:r>
           </w:p>
         </w:tc>
@@ -8046,7 +8912,7 @@
               <w:spacing w:after="20" w:line="252"/>
             </w:pPr>
             <w:r>
-              <w:t xml:space="preserve">대기업 CSR/지정기부</w:t>
+              <w:t xml:space="preserve">사회적기업</w:t>
             </w:r>
           </w:p>
         </w:tc>
@@ -8072,7 +8938,7 @@
               <w:spacing w:after="20" w:line="252"/>
             </w:pPr>
             <w:r>
-              <w:t xml:space="preserve">프로젝트 지정 1~3억 매칭</w:t>
+              <w:t xml:space="preserve">스마트팜 구독·가구·건축·반려동물</w:t>
             </w:r>
           </w:p>
         </w:tc>
@@ -8098,7 +8964,7 @@
               <w:spacing w:after="20" w:line="252"/>
             </w:pPr>
             <w:r>
-              <w:t xml:space="preserve">부지 확정·MOU 직후</w:t>
+              <w:t xml:space="preserve">성장기 이후 순차</w:t>
             </w:r>
           </w:p>
         </w:tc>
@@ -8111,143 +8977,6 @@
               <w:bottom w:val="single" w:color="BDBDBD" w:sz="1"/>
               <w:right w:val="single" w:color="BDBDBD" w:sz="1"/>
             </w:tcBorders>
-            <w:tcMar>
-              <w:top w:type="dxa" w:w="60"/>
-              <w:left w:type="dxa" w:w="110"/>
-              <w:bottom w:type="dxa" w:w="60"/>
-              <w:right w:type="dxa" w:w="110"/>
-            </w:tcMar>
-            <w:vAlign w:val="center"/>
-          </w:tcPr>
-          <w:p>
-            <w:pPr>
-              <w:spacing w:after="20" w:line="252"/>
-            </w:pPr>
-            <w:r>
-              <w:t xml:space="preserve">유입 속도에 맞춰 모듈러 순차 신축</w:t>
-            </w:r>
-          </w:p>
-        </w:tc>
-      </w:tr>
-      <w:tr>
-        <w:tc>
-          <w:tcPr>
-            <w:tcW w:type="dxa" w:w="1800"/>
-            <w:tcBorders>
-              <w:top w:val="single" w:color="BDBDBD" w:sz="1"/>
-              <w:left w:val="single" w:color="BDBDBD" w:sz="1"/>
-              <w:bottom w:val="single" w:color="BDBDBD" w:sz="1"/>
-              <w:right w:val="single" w:color="BDBDBD" w:sz="1"/>
-            </w:tcBorders>
-            <w:shd w:fill="F2F2F2" w:val="clear"/>
-            <w:tcMar>
-              <w:top w:type="dxa" w:w="60"/>
-              <w:left w:type="dxa" w:w="110"/>
-              <w:bottom w:type="dxa" w:w="60"/>
-              <w:right w:type="dxa" w:w="110"/>
-            </w:tcMar>
-            <w:vAlign w:val="center"/>
-          </w:tcPr>
-          <w:p>
-            <w:pPr>
-              <w:spacing w:after="20" w:line="252"/>
-            </w:pPr>
-            <w:r>
-              <w:t xml:space="preserve">4대 사업 매출</w:t>
-            </w:r>
-          </w:p>
-        </w:tc>
-        <w:tc>
-          <w:tcPr>
-            <w:tcW w:type="dxa" w:w="1700"/>
-            <w:tcBorders>
-              <w:top w:val="single" w:color="BDBDBD" w:sz="1"/>
-              <w:left w:val="single" w:color="BDBDBD" w:sz="1"/>
-              <w:bottom w:val="single" w:color="BDBDBD" w:sz="1"/>
-              <w:right w:val="single" w:color="BDBDBD" w:sz="1"/>
-            </w:tcBorders>
-            <w:shd w:fill="F2F2F2" w:val="clear"/>
-            <w:tcMar>
-              <w:top w:type="dxa" w:w="60"/>
-              <w:left w:type="dxa" w:w="110"/>
-              <w:bottom w:type="dxa" w:w="60"/>
-              <w:right w:type="dxa" w:w="110"/>
-            </w:tcMar>
-            <w:vAlign w:val="center"/>
-          </w:tcPr>
-          <w:p>
-            <w:pPr>
-              <w:spacing w:after="20" w:line="252"/>
-            </w:pPr>
-            <w:r>
-              <w:t xml:space="preserve">사회적기업</w:t>
-            </w:r>
-          </w:p>
-        </w:tc>
-        <w:tc>
-          <w:tcPr>
-            <w:tcW w:type="dxa" w:w="2360"/>
-            <w:tcBorders>
-              <w:top w:val="single" w:color="BDBDBD" w:sz="1"/>
-              <w:left w:val="single" w:color="BDBDBD" w:sz="1"/>
-              <w:bottom w:val="single" w:color="BDBDBD" w:sz="1"/>
-              <w:right w:val="single" w:color="BDBDBD" w:sz="1"/>
-            </w:tcBorders>
-            <w:shd w:fill="F2F2F2" w:val="clear"/>
-            <w:tcMar>
-              <w:top w:type="dxa" w:w="60"/>
-              <w:left w:type="dxa" w:w="110"/>
-              <w:bottom w:type="dxa" w:w="60"/>
-              <w:right w:type="dxa" w:w="110"/>
-            </w:tcMar>
-            <w:vAlign w:val="center"/>
-          </w:tcPr>
-          <w:p>
-            <w:pPr>
-              <w:spacing w:after="20" w:line="252"/>
-            </w:pPr>
-            <w:r>
-              <w:t xml:space="preserve">스마트팜 구독·가구·건축·반려동물</w:t>
-            </w:r>
-          </w:p>
-        </w:tc>
-        <w:tc>
-          <w:tcPr>
-            <w:tcW w:type="dxa" w:w="1700"/>
-            <w:tcBorders>
-              <w:top w:val="single" w:color="BDBDBD" w:sz="1"/>
-              <w:left w:val="single" w:color="BDBDBD" w:sz="1"/>
-              <w:bottom w:val="single" w:color="BDBDBD" w:sz="1"/>
-              <w:right w:val="single" w:color="BDBDBD" w:sz="1"/>
-            </w:tcBorders>
-            <w:shd w:fill="F2F2F2" w:val="clear"/>
-            <w:tcMar>
-              <w:top w:type="dxa" w:w="60"/>
-              <w:left w:type="dxa" w:w="110"/>
-              <w:bottom w:type="dxa" w:w="60"/>
-              <w:right w:type="dxa" w:w="110"/>
-            </w:tcMar>
-            <w:vAlign w:val="center"/>
-          </w:tcPr>
-          <w:p>
-            <w:pPr>
-              <w:spacing w:after="20" w:line="252"/>
-            </w:pPr>
-            <w:r>
-              <w:t xml:space="preserve">성장기 이후 순차</w:t>
-            </w:r>
-          </w:p>
-        </w:tc>
-        <w:tc>
-          <w:tcPr>
-            <w:tcW w:type="dxa" w:w="1800"/>
-            <w:tcBorders>
-              <w:top w:val="single" w:color="BDBDBD" w:sz="1"/>
-              <w:left w:val="single" w:color="BDBDBD" w:sz="1"/>
-              <w:bottom w:val="single" w:color="BDBDBD" w:sz="1"/>
-              <w:right w:val="single" w:color="BDBDBD" w:sz="1"/>
-            </w:tcBorders>
-            <w:shd w:fill="F2F2F2" w:val="clear"/>
             <w:tcMar>
               <w:top w:type="dxa" w:w="60"/>
               <w:left w:type="dxa" w:w="110"/>
@@ -16802,7 +17531,7 @@
               <w:spacing w:after="20" w:line="252"/>
             </w:pPr>
             <w:r>
-              <w:t xml:space="preserve">성인 구성원과 아동을 약 2:1로 유지해 밀착 양육과 세대교류를 보장</w:t>
+              <w:t xml:space="preserve">그룹홈 밀착 양육은 성인 3명당 아동 1명(1/3 원칙)으로 유지해 세대교류를 보장</w:t>
             </w:r>
           </w:p>
         </w:tc>
@@ -18696,6 +19425,341 @@
             </w:pPr>
             <w:r>
               <w:t xml:space="preserve">지역소멸 대응·취약계층 돌봄 목적 활용 시 공유재산 관리조례상 대부료 요율을 최하 기준(1~2.5%)으로 감면 → 고정비 최소화</w:t>
+            </w:r>
+          </w:p>
+        </w:tc>
+      </w:tr>
+    </w:tbl>
+    <w:p>
+      <w:r>
+        <w:br w:type="page"/>
+      </w:r>
+    </w:p>
+    <w:p>
+      <w:pPr>
+        <w:pStyle w:val="Heading2"/>
+      </w:pPr>
+      <w:r>
+        <w:t xml:space="preserve">11.5  치유농업 — 6차산업 수익과 가족 체험</w:t>
+      </w:r>
+    </w:p>
+    <w:p>
+      <w:pPr>
+        <w:spacing w:after="120" w:before="0" w:line="276"/>
+      </w:pPr>
+      <w:r>
+        <w:rPr>
+          <w:b w:val="false"/>
+          <w:bCs w:val="false"/>
+          <w:i w:val="false"/>
+          <w:iCs w:val="false"/>
+        </w:rPr>
+        <w:t xml:space="preserve">스마트팜·농업경영체가 사회적기업으로 전환할 때, 6차산업으로 ‘치유농업’을 함께 사업화한다(치유농업사 자격을 갖춘 조합원이 운영). 산림치유와 병행해 원예·텃밭·수확 등 농업의 치유 효과를 프로그램화하여 도시민·기업 대상 수익을 만든다.</w:t>
+      </w:r>
+    </w:p>
+    <w:tbl>
+      <w:tblPr>
+        <w:tblW w:type="dxa" w:w="9360"/>
+        <w:tblBorders>
+          <w:top w:val="single" w:color="auto" w:sz="4"/>
+          <w:left w:val="single" w:color="auto" w:sz="4"/>
+          <w:bottom w:val="single" w:color="auto" w:sz="4"/>
+          <w:right w:val="single" w:color="auto" w:sz="4"/>
+          <w:insideH w:val="single" w:color="auto" w:sz="4"/>
+          <w:insideV w:val="single" w:color="auto" w:sz="4"/>
+        </w:tblBorders>
+      </w:tblPr>
+      <w:tblGrid>
+        <w:gridCol w:w="2200"/>
+        <w:gridCol w:w="7160"/>
+      </w:tblGrid>
+      <w:tr>
+        <w:trPr>
+          <w:tblHeader/>
+        </w:trPr>
+        <w:tc>
+          <w:tcPr>
+            <w:tcW w:type="dxa" w:w="2200"/>
+            <w:tcBorders>
+              <w:top w:val="single" w:color="BDBDBD" w:sz="1"/>
+              <w:left w:val="single" w:color="BDBDBD" w:sz="1"/>
+              <w:bottom w:val="single" w:color="BDBDBD" w:sz="1"/>
+              <w:right w:val="single" w:color="BDBDBD" w:sz="1"/>
+            </w:tcBorders>
+            <w:shd w:fill="C8E6C9" w:val="clear"/>
+            <w:tcMar>
+              <w:top w:type="dxa" w:w="60"/>
+              <w:left w:type="dxa" w:w="110"/>
+              <w:bottom w:type="dxa" w:w="60"/>
+              <w:right w:type="dxa" w:w="110"/>
+            </w:tcMar>
+            <w:vAlign w:val="center"/>
+          </w:tcPr>
+          <w:p>
+            <w:pPr>
+              <w:spacing w:after="20" w:line="252"/>
+              <w:jc w:val="center"/>
+            </w:pPr>
+            <w:r>
+              <w:rPr>
+                <w:b/>
+                <w:bCs/>
+                <w:color w:val="1B5E20"/>
+              </w:rPr>
+              <w:t xml:space="preserve">구분</w:t>
+            </w:r>
+          </w:p>
+        </w:tc>
+        <w:tc>
+          <w:tcPr>
+            <w:tcW w:type="dxa" w:w="7160"/>
+            <w:tcBorders>
+              <w:top w:val="single" w:color="BDBDBD" w:sz="1"/>
+              <w:left w:val="single" w:color="BDBDBD" w:sz="1"/>
+              <w:bottom w:val="single" w:color="BDBDBD" w:sz="1"/>
+              <w:right w:val="single" w:color="BDBDBD" w:sz="1"/>
+            </w:tcBorders>
+            <w:shd w:fill="C8E6C9" w:val="clear"/>
+            <w:tcMar>
+              <w:top w:type="dxa" w:w="60"/>
+              <w:left w:type="dxa" w:w="110"/>
+              <w:bottom w:type="dxa" w:w="60"/>
+              <w:right w:type="dxa" w:w="110"/>
+            </w:tcMar>
+            <w:vAlign w:val="center"/>
+          </w:tcPr>
+          <w:p>
+            <w:pPr>
+              <w:spacing w:after="20" w:line="252"/>
+              <w:jc w:val="center"/>
+            </w:pPr>
+            <w:r>
+              <w:rPr>
+                <w:b/>
+                <w:bCs/>
+                <w:color w:val="1B5E20"/>
+              </w:rPr>
+              <w:t xml:space="preserve">내용</w:t>
+            </w:r>
+          </w:p>
+        </w:tc>
+      </w:tr>
+      <w:tr>
+        <w:tc>
+          <w:tcPr>
+            <w:tcW w:type="dxa" w:w="2200"/>
+            <w:tcBorders>
+              <w:top w:val="single" w:color="BDBDBD" w:sz="1"/>
+              <w:left w:val="single" w:color="BDBDBD" w:sz="1"/>
+              <w:bottom w:val="single" w:color="BDBDBD" w:sz="1"/>
+              <w:right w:val="single" w:color="BDBDBD" w:sz="1"/>
+            </w:tcBorders>
+            <w:tcMar>
+              <w:top w:type="dxa" w:w="60"/>
+              <w:left w:type="dxa" w:w="110"/>
+              <w:bottom w:type="dxa" w:w="60"/>
+              <w:right w:type="dxa" w:w="110"/>
+            </w:tcMar>
+            <w:vAlign w:val="center"/>
+          </w:tcPr>
+          <w:p>
+            <w:pPr>
+              <w:spacing w:after="20" w:line="252"/>
+            </w:pPr>
+            <w:r>
+              <w:t xml:space="preserve">운영 범위</w:t>
+            </w:r>
+          </w:p>
+        </w:tc>
+        <w:tc>
+          <w:tcPr>
+            <w:tcW w:type="dxa" w:w="7160"/>
+            <w:tcBorders>
+              <w:top w:val="single" w:color="BDBDBD" w:sz="1"/>
+              <w:left w:val="single" w:color="BDBDBD" w:sz="1"/>
+              <w:bottom w:val="single" w:color="BDBDBD" w:sz="1"/>
+              <w:right w:val="single" w:color="BDBDBD" w:sz="1"/>
+            </w:tcBorders>
+            <w:tcMar>
+              <w:top w:type="dxa" w:w="60"/>
+              <w:left w:type="dxa" w:w="110"/>
+              <w:bottom w:type="dxa" w:w="60"/>
+              <w:right w:type="dxa" w:w="110"/>
+            </w:tcMar>
+            <w:vAlign w:val="center"/>
+          </w:tcPr>
+          <w:p>
+            <w:pPr>
+              <w:spacing w:after="20" w:line="252"/>
+            </w:pPr>
+            <w:r>
+              <w:t xml:space="preserve">거주 공동체에 혼란을 주지 않도록 공간·시간을 분리해 운영. 모범 공동체로 자리잡는 정도에서 점진 활성화</w:t>
+            </w:r>
+          </w:p>
+        </w:tc>
+      </w:tr>
+      <w:tr>
+        <w:tc>
+          <w:tcPr>
+            <w:tcW w:type="dxa" w:w="2200"/>
+            <w:tcBorders>
+              <w:top w:val="single" w:color="BDBDBD" w:sz="1"/>
+              <w:left w:val="single" w:color="BDBDBD" w:sz="1"/>
+              <w:bottom w:val="single" w:color="BDBDBD" w:sz="1"/>
+              <w:right w:val="single" w:color="BDBDBD" w:sz="1"/>
+            </w:tcBorders>
+            <w:shd w:fill="F2F2F2" w:val="clear"/>
+            <w:tcMar>
+              <w:top w:type="dxa" w:w="60"/>
+              <w:left w:type="dxa" w:w="110"/>
+              <w:bottom w:type="dxa" w:w="60"/>
+              <w:right w:type="dxa" w:w="110"/>
+            </w:tcMar>
+            <w:vAlign w:val="center"/>
+          </w:tcPr>
+          <w:p>
+            <w:pPr>
+              <w:spacing w:after="20" w:line="252"/>
+            </w:pPr>
+            <w:r>
+              <w:t xml:space="preserve">수익</w:t>
+            </w:r>
+          </w:p>
+        </w:tc>
+        <w:tc>
+          <w:tcPr>
+            <w:tcW w:type="dxa" w:w="7160"/>
+            <w:tcBorders>
+              <w:top w:val="single" w:color="BDBDBD" w:sz="1"/>
+              <w:left w:val="single" w:color="BDBDBD" w:sz="1"/>
+              <w:bottom w:val="single" w:color="BDBDBD" w:sz="1"/>
+              <w:right w:val="single" w:color="BDBDBD" w:sz="1"/>
+            </w:tcBorders>
+            <w:shd w:fill="F2F2F2" w:val="clear"/>
+            <w:tcMar>
+              <w:top w:type="dxa" w:w="60"/>
+              <w:left w:type="dxa" w:w="110"/>
+              <w:bottom w:type="dxa" w:w="60"/>
+              <w:right w:type="dxa" w:w="110"/>
+            </w:tcMar>
+            <w:vAlign w:val="center"/>
+          </w:tcPr>
+          <w:p>
+            <w:pPr>
+              <w:spacing w:after="20" w:line="252"/>
+            </w:pPr>
+            <w:r>
+              <w:t xml:space="preserve">치유농업 체험·프로그램 + 임산물·농산물 연계 — 산림치유와 함께 6차산업 핵심 수익원</w:t>
+            </w:r>
+          </w:p>
+        </w:tc>
+      </w:tr>
+      <w:tr>
+        <w:tc>
+          <w:tcPr>
+            <w:tcW w:type="dxa" w:w="2200"/>
+            <w:tcBorders>
+              <w:top w:val="single" w:color="BDBDBD" w:sz="1"/>
+              <w:left w:val="single" w:color="BDBDBD" w:sz="1"/>
+              <w:bottom w:val="single" w:color="BDBDBD" w:sz="1"/>
+              <w:right w:val="single" w:color="BDBDBD" w:sz="1"/>
+            </w:tcBorders>
+            <w:tcMar>
+              <w:top w:type="dxa" w:w="60"/>
+              <w:left w:type="dxa" w:w="110"/>
+              <w:bottom w:type="dxa" w:w="60"/>
+              <w:right w:type="dxa" w:w="110"/>
+            </w:tcMar>
+            <w:vAlign w:val="center"/>
+          </w:tcPr>
+          <w:p>
+            <w:pPr>
+              <w:spacing w:after="20" w:line="252"/>
+            </w:pPr>
+            <w:r>
+              <w:t xml:space="preserve">관계인구·입주 유도</w:t>
+            </w:r>
+          </w:p>
+        </w:tc>
+        <w:tc>
+          <w:tcPr>
+            <w:tcW w:type="dxa" w:w="7160"/>
+            <w:tcBorders>
+              <w:top w:val="single" w:color="BDBDBD" w:sz="1"/>
+              <w:left w:val="single" w:color="BDBDBD" w:sz="1"/>
+              <w:bottom w:val="single" w:color="BDBDBD" w:sz="1"/>
+              <w:right w:val="single" w:color="BDBDBD" w:sz="1"/>
+            </w:tcBorders>
+            <w:tcMar>
+              <w:top w:type="dxa" w:w="60"/>
+              <w:left w:type="dxa" w:w="110"/>
+              <w:bottom w:type="dxa" w:w="60"/>
+              <w:right w:type="dxa" w:w="110"/>
+            </w:tcMar>
+            <w:vAlign w:val="center"/>
+          </w:tcPr>
+          <w:p>
+            <w:pPr>
+              <w:spacing w:after="20" w:line="252"/>
+            </w:pPr>
+            <w:r>
+              <w:t xml:space="preserve">입주 조합원의 가족이 체험으로 방문 → 공동체 소속 욕구를 불러일으켜 신규 조합원·관계인구 유입 경로가 된다</w:t>
+            </w:r>
+          </w:p>
+        </w:tc>
+      </w:tr>
+      <w:tr>
+        <w:tc>
+          <w:tcPr>
+            <w:tcW w:type="dxa" w:w="2200"/>
+            <w:tcBorders>
+              <w:top w:val="single" w:color="BDBDBD" w:sz="1"/>
+              <w:left w:val="single" w:color="BDBDBD" w:sz="1"/>
+              <w:bottom w:val="single" w:color="BDBDBD" w:sz="1"/>
+              <w:right w:val="single" w:color="BDBDBD" w:sz="1"/>
+            </w:tcBorders>
+            <w:shd w:fill="F2F2F2" w:val="clear"/>
+            <w:tcMar>
+              <w:top w:type="dxa" w:w="60"/>
+              <w:left w:type="dxa" w:w="110"/>
+              <w:bottom w:type="dxa" w:w="60"/>
+              <w:right w:type="dxa" w:w="110"/>
+            </w:tcMar>
+            <w:vAlign w:val="center"/>
+          </w:tcPr>
+          <w:p>
+            <w:pPr>
+              <w:spacing w:after="20" w:line="252"/>
+            </w:pPr>
+            <w:r>
+              <w:t xml:space="preserve">근거·자격</w:t>
+            </w:r>
+          </w:p>
+        </w:tc>
+        <w:tc>
+          <w:tcPr>
+            <w:tcW w:type="dxa" w:w="7160"/>
+            <w:tcBorders>
+              <w:top w:val="single" w:color="BDBDBD" w:sz="1"/>
+              <w:left w:val="single" w:color="BDBDBD" w:sz="1"/>
+              <w:bottom w:val="single" w:color="BDBDBD" w:sz="1"/>
+              <w:right w:val="single" w:color="BDBDBD" w:sz="1"/>
+            </w:tcBorders>
+            <w:shd w:fill="F2F2F2" w:val="clear"/>
+            <w:tcMar>
+              <w:top w:type="dxa" w:w="60"/>
+              <w:left w:type="dxa" w:w="110"/>
+              <w:bottom w:type="dxa" w:w="60"/>
+              <w:right w:type="dxa" w:w="110"/>
+            </w:tcMar>
+            <w:vAlign w:val="center"/>
+          </w:tcPr>
+          <w:p>
+            <w:pPr>
+              <w:spacing w:after="20" w:line="252"/>
+            </w:pPr>
+            <w:r>
+              <w:t xml:space="preserve">치유농업 연구개발 및 육성에 관한 법률 / 농촌진흥청 치유농업 육성 / 치유농업사 국가자격</w:t>
             </w:r>
           </w:p>
         </w:tc>

--- a/docs/자연돌봄공동체_종합사업계획서.docx
+++ b/docs/자연돌봄공동체_종합사업계획서.docx
@@ -555,7 +555,7 @@
               <w:spacing w:after="20" w:line="252"/>
             </w:pPr>
             <w:r>
-              <w:t xml:space="preserve">월 200만원~ (오중돌봄·4대 사회적기업 참여 시)</w:t>
+              <w:t xml:space="preserve">월 200만원~ (오중돌봄·5대 사회적기업 참여 시)</w:t>
             </w:r>
           </w:p>
         </w:tc>
@@ -1348,7 +1348,7 @@
           <w:i w:val="false"/>
           <w:iCs w:val="false"/>
         </w:rPr>
-        <w:t xml:space="preserve">핵심세대·파트너세대 조합원이 공동체 내부의 오중 돌봄(아동 양육·노인 요양·유기견 관리 등) 및 4대 사회적기업에 고용·참여할 경우, 월 200만원 이상의 소득 기회를 보장합니다.</w:t>
+        <w:t xml:space="preserve">핵심세대·파트너세대 조합원이 공동체 내부의 오중 돌봄(아동 양육·노인 요양·유기견 관리 등) 및 5대 사회적기업에 고용·참여할 경우, 월 200만원 이상의 소득 기회를 보장합니다.</w:t>
       </w:r>
     </w:p>
     <w:tbl>
@@ -8886,7 +8886,7 @@
               <w:spacing w:after="20" w:line="252"/>
             </w:pPr>
             <w:r>
-              <w:t xml:space="preserve">4대 사업 매출</w:t>
+              <w:t xml:space="preserve">5대 사업 매출</w:t>
             </w:r>
           </w:p>
         </w:tc>
@@ -8938,7 +8938,7 @@
               <w:spacing w:after="20" w:line="252"/>
             </w:pPr>
             <w:r>
-              <w:t xml:space="preserve">스마트팜 구독·가구·건축·반려동물</w:t>
+              <w:t xml:space="preserve">농업·임업·가구·건축·반려동물·신재생</w:t>
             </w:r>
           </w:p>
         </w:tc>
@@ -9498,7 +9498,7 @@
               <w:spacing w:after="20" w:line="252"/>
             </w:pPr>
             <w:r>
-              <w:t xml:space="preserve">내부 상주 돌봄크루 및 4대 법인 채용인력 — 형태A 기준 현금 지급</w:t>
+              <w:t xml:space="preserve">내부 상주 돌봄크루 및 5대 법인 채용인력 — 형태A 기준 현금 지급</w:t>
             </w:r>
           </w:p>
         </w:tc>
@@ -10909,7 +10909,7 @@
               <w:spacing w:after="20" w:line="252"/>
             </w:pPr>
             <w:r>
-              <w:t xml:space="preserve">분담금(100명) / 복지위탁 총액 / 4대법인 수익쉐어 / 태양광 REC</w:t>
+              <w:t xml:space="preserve">분담금(100명) / 복지위탁 총액 / 5대법인 수익쉐어 / 태양광 REC</w:t>
             </w:r>
           </w:p>
         </w:tc>
@@ -19027,7 +19027,7 @@
         <w:pStyle w:val="Heading2"/>
       </w:pPr>
       <w:r>
-        <w:t xml:space="preserve">11.3  4대 사회적기업 초기 판로(Go-To-Market)</w:t>
+        <w:t xml:space="preserve">11.3  5대 사회적기업 초기 판로(Go-To-Market)</w:t>
       </w:r>
     </w:p>
     <w:tbl>

--- a/docs/자연돌봄공동체_종합사업계획서.docx
+++ b/docs/자연돌봄공동체_종합사업계획서.docx
@@ -111,7 +111,7 @@
           </w:p>
           <w:p>
             <w:r>
-              <w:t xml:space="preserve">백서의 철학과 실무 실행계획서의 단계별 규모(씨앗기 2~20명 → 성장기 20~80명 → 완성기 80~200명)를 기준으로, 조합원 재정구조·소득순환·시설투자(CAPEX)·현금흐름·위기대응을 하나의 재무 모델로 통합했습니다.</w:t>
+              <w:t xml:space="preserve">백서의 철학과 실무 실행계획서의 단계별 규모(씨앗기 2~20명 → 성장기 20~80명 → 완성기 80~200명)를 기준으로, 조합원 재정구조·소득순환·시설투자·현금흐름·위기대응을 하나의 재무 모델로 통합했습니다.</w:t>
             </w:r>
           </w:p>
         </w:tc>
@@ -135,7 +135,7 @@
           <w:iCs w:val="false"/>
           <w:color w:val="555555"/>
         </w:rPr>
-        <w:t xml:space="preserve">2026년   |   자연돌봄공동체 사회적협동조합 설립 준비위원회</w:t>
+        <w:t xml:space="preserve">2026년   |   사회적협동조합 자연돌봄공동체 설립 준비위원회</w:t>
       </w:r>
     </w:p>
     <w:p>
@@ -196,7 +196,7 @@
         <w:pStyle w:val="Heading1"/>
       </w:pPr>
       <w:r>
-        <w:t xml:space="preserve">핵심 재무 파라미터</w:t>
+        <w:t>핵심 재무 지표</w:t>
       </w:r>
     </w:p>
     <w:tbl>
@@ -391,7 +391,7 @@
               <w:spacing w:after="20" w:line="252"/>
             </w:pPr>
             <w:r>
-              <w:t xml:space="preserve">1인당 170만원 (식대·관리비·1차 상호돌봄·의료 연계 포함)</w:t>
+              <w:t xml:space="preserve">1인당 150만원 (식대·관리비·1차 상호돌봄·의료 연계 포함)</w:t>
             </w:r>
           </w:p>
         </w:tc>
@@ -1323,7 +1323,7 @@
               <w:spacing w:after="20" w:line="252"/>
             </w:pPr>
             <w:r>
-              <w:t xml:space="preserve">1인당 월 170만원 — 공동식당 주 7일 식대, 무장애 주거 관리비, 1차 상호돌봄 및 의료 연계 서비스 일체 포함</w:t>
+              <w:t xml:space="preserve">1인당 월 150만원 — 공동식당 주 7일 식대, 무장애 주거 관리비, 1차 상호돌봄 및 의료 연계 서비스 일체 포함</w:t>
             </w:r>
           </w:p>
         </w:tc>
@@ -1334,7 +1334,7 @@
         <w:pStyle w:val="Heading2"/>
       </w:pPr>
       <w:r>
-        <w:t xml:space="preserve">1.3  공동체 내 소득 순환 메커니즘</w:t>
+        <w:t xml:space="preserve">1.3  공동체 내 소득 순환 구조</w:t>
       </w:r>
     </w:p>
     <w:p>
@@ -1394,7 +1394,7 @@
               <w:t xml:space="preserve">체감 고정비 제로(0)화 — </w:t>
             </w:r>
             <w:r>
-              <w:t xml:space="preserve">월 분담금(170만원)보다 내부 노동 소득(200만원)이 크기 때문에, 적극적으로 활동하는 조합원은 실질 체감 생활비 0원을 구현하며 매달 약 30만원의 현금흐름을 순수하게 창출합니다.</w:t>
+              <w:t xml:space="preserve">월 분담금(150만원)보다 내부 노동 소득(200만원)이 크기 때문에, 적극적으로 활동하는 조합원은 실질 체감 생활비 0원을 구현하며 매달 약 50만원의 현금흐름을 순수하게 창출합니다.</w:t>
             </w:r>
           </w:p>
         </w:tc>
@@ -1405,7 +1405,7 @@
         <w:pStyle w:val="Heading2"/>
       </w:pPr>
       <w:r>
-        <w:t xml:space="preserve">1.4  취약계층 상생형 펀딩 메커니즘</w:t>
+        <w:t xml:space="preserve">1.4  취약계층 상생형 펀딩 구조</w:t>
       </w:r>
     </w:p>
     <w:tbl>
@@ -1598,7 +1598,7 @@
               <w:spacing w:after="20" w:line="252"/>
             </w:pPr>
             <w:r>
-              <w:t xml:space="preserve">입주 후 공동체 내 일자리(월 200만원 소득)에 참여 → 월 분담금 170만원을 차감한 잔여 소득 중 일부를 보증금 원금으로 순차 상환</w:t>
+              <w:t xml:space="preserve">입주 후 공동체 내 일자리(월 200만원 소득)에 참여 → 월 분담금 150만원을 차감한 잔여 소득 중 일부를 보증금 원금으로 순차 상환</w:t>
             </w:r>
           </w:p>
         </w:tc>
@@ -2087,7 +2087,7 @@
         <w:pStyle w:val="Heading3"/>
       </w:pPr>
       <w:r>
-        <w:t xml:space="preserve">케이스 A. 자립형 액티브 시니어 (만 66세, 퇴직 교사)</w:t>
+        <w:t>케이스 A. 자립형 독립생활 핵심세대 (만 66세, 퇴직 교사)</w:t>
       </w:r>
     </w:p>
     <w:tbl>
@@ -2226,7 +2226,7 @@
               <w:spacing w:after="20" w:line="252"/>
             </w:pPr>
             <w:r>
-              <w:t xml:space="preserve">입주보증금 2,000만원 납부. 매달 연금 중 170만원을 분담금으로 납부</w:t>
+              <w:t xml:space="preserve">입주보증금 2,000만원 납부. 매달 연금 중 150만원을 분담금으로 납부</w:t>
             </w:r>
           </w:p>
         </w:tc>
@@ -2546,7 +2546,7 @@
               <w:spacing w:after="20" w:line="252"/>
             </w:pPr>
             <w:r>
-              <w:t xml:space="preserve">입주보증금 2,000만원은 조합 기금에서 선대여 (본인 부담 0원). 월 분담금 170만원 상정</w:t>
+              <w:t xml:space="preserve">입주보증금 2,000만원은 조합 기금에서 선대여 (본인 부담 0원). 월 분담금 150만원 상정</w:t>
             </w:r>
           </w:p>
         </w:tc>
@@ -2716,7 +2716,7 @@
                 <w:b/>
                 <w:bCs/>
               </w:rPr>
-              <w:t xml:space="preserve">급여 200만원 중 170만원은 분담금 자동 차감, 20만원 보증금 상환, 10만원 가처분 → 8.3년 근무 시 보증금 2,000만원 완납 후 온전한 조합 지분 확보</w:t>
+              <w:t xml:space="preserve">급여 200만원 중 150만원은 분담금 자동 차감, 33만원 보증금 상환, 17만원 가처분 → 약 5년 근무 시 보증금 2,000만원 완납 후 온전한 조합 지분 확보</w:t>
             </w:r>
           </w:p>
         </w:tc>
@@ -2741,7 +2741,7 @@
           <w:i w:val="false"/>
           <w:iCs w:val="false"/>
         </w:rPr>
-        <w:t xml:space="preserve">취약계층 상생형 입주는 단순한 비용 지원을 넘어, 사회와 멀어졌던 사람이 다시 ‘주체’로 서는 재기 경로다. 들어와 노동으로 기여하고, 원하면 자격을 갖춰 돌봄을 받던 자리에서 돌봄을 주는 자리로 전환한다.</w:t>
+        <w:t>취약계층 상생형 입주는 비용 지원을 넘어, 사회와 멀어졌던 사람이 다시 ‘주체’로 서는 재기 경로다. 들어와 노동으로 기여하고, 원하면 자격을 갖춰 돌봄을 받던 자리에서 돌봄을 주는 자리로 전환한다.</w:t>
       </w:r>
     </w:p>
     <w:tbl>
@@ -4444,7 +4444,7 @@
               <w:spacing w:after="20" w:line="252"/>
             </w:pPr>
             <w:r>
-              <w:t xml:space="preserve">돌봄이 필요해질 시기를 대비한 ‘생애주기 케어 저축’으로 전환</w:t>
+              <w:t xml:space="preserve">돌봄이 필요해질 시기를 대비한 ‘생애주기 돌봄 저축’으로 전환</w:t>
             </w:r>
           </w:p>
         </w:tc>
@@ -6178,7 +6178,7 @@
         <w:pStyle w:val="Heading1"/>
       </w:pPr>
       <w:r>
-        <w:t xml:space="preserve">제3장  시설 투자(CAPEX) 및 자금 미스매치 방어</w:t>
+        <w:t xml:space="preserve">제3장  시설 투자 및 자금 미스매치 방어</w:t>
       </w:r>
     </w:p>
     <w:p>
@@ -6806,7 +6806,7 @@
                 <w:bCs/>
                 <w:color w:val="1B5E20"/>
               </w:rPr>
-              <w:t xml:space="preserve">CAPEX</w:t>
+              <w:t xml:space="preserve">시설 투자비</w:t>
             </w:r>
           </w:p>
         </w:tc>
@@ -7217,7 +7217,7 @@
               <w:spacing w:after="20" w:line="252"/>
             </w:pPr>
             <w:r>
-              <w:t xml:space="preserve">배리어프리·작업대·전용 화장실</w:t>
+              <w:t xml:space="preserve">무장애·작업대·전용 화장실</w:t>
             </w:r>
           </w:p>
         </w:tc>
@@ -7573,7 +7573,7 @@
           <w:i w:val="false"/>
           <w:iCs w:val="false"/>
         </w:rPr>
-        <w:t xml:space="preserve">정부 복지급여·고용보조금·지자체 소멸기금·민간 ESG 자본을 입체적으로 결합하여 단일 재원 고갈 리스크를 원천 차단합니다. 백서 11.5절의 4축 구조(복지재원·사업수익·후원·돌봄코인)를 자금별로 세분화한 표입니다.</w:t>
+        <w:t xml:space="preserve">정부 복지급여·고용보조금·지자체 소멸기금·민간 ESG 자본을 함께 묶어 단일 재원 고갈 리스크를 원천 차단합니다. 백서 11.5절의 4축 구조(복지재원·사업수익·후원·돌봄코인)를 자금별로 세분화한 표입니다.</w:t>
       </w:r>
     </w:p>
     <w:p>
@@ -9140,7 +9140,7 @@
               <w:spacing w:after="20" w:line="252"/>
             </w:pPr>
             <w:r>
-              <w:t xml:space="preserve">입주 인원 × 170만원 (씨앗기 20명 월 3,400만원 / 성장기 50명 월 8,500만원)</w:t>
+              <w:t xml:space="preserve">입주 인원 × 150만원 (씨앗기 20명 월 3,000만원 / 성장기 50명 월 7,500만원)</w:t>
             </w:r>
           </w:p>
         </w:tc>
@@ -9845,7 +9845,7 @@
               <w:spacing w:after="20" w:line="252"/>
             </w:pPr>
             <w:r>
-              <w:t xml:space="preserve">법인설립·행정대관 / 선행주택 2채 건축 / 초기 마스터플랜 설계</w:t>
+              <w:t xml:space="preserve">법인설립·행정대관 / 선행주택 2채 건축 / 초기 전체 계획 설계</w:t>
             </w:r>
           </w:p>
         </w:tc>
@@ -9921,7 +9921,7 @@
               <w:t xml:space="preserve">[위기 대응] 지방소멸대응기금 집행이 6개월 이상 지연될 때 — </w:t>
             </w:r>
             <w:r>
-              <w:t xml:space="preserve">기초 조합원 보증금 수납분(50명 기준 10억 상당)은 전액 에스크로 락킹(0원 방어). 외주 토목비 즉시 동결, CSR 잔여분으로 오프그리드 정화조 우선 설치(지출 65% 절감), 초기 입주 20명→7명 축소로 고정비 월 3,400→1,190만원 하향.</w:t>
+              <w:t xml:space="preserve">기초 조합원 보증금 수납분(50명 기준 10억 상당)은 전액 에스크로 락킹(0원 방어). 외주 토목비 즉시 동결, CSR 잔여분으로 오프그리드 정화조 우선 설치(지출 65% 절감), 초기 입주 20명→7명 축소로 고정비 월 3,000→1,050만원 하향.</w:t>
             </w:r>
           </w:p>
         </w:tc>
@@ -9932,7 +9932,7 @@
         <w:pStyle w:val="Heading2"/>
       </w:pPr>
       <w:r>
-        <w:t xml:space="preserve">5.2  성장기 (2027.07~2029.12) — 20명 → 80명, BEP 돌파기</w:t>
+        <w:t xml:space="preserve">5.2  성장기 (2027.07~2029.12) — 20명 → 80명, 운영손익 BEP 달성(2029)</w:t>
       </w:r>
     </w:p>
     <w:tbl>
@@ -10079,7 +10079,7 @@
               <w:spacing w:after="20" w:line="252"/>
             </w:pPr>
             <w:r>
-              <w:t xml:space="preserve">정기 유입 (124,400)</w:t>
+              <w:t xml:space="preserve">노인 시설 순기여</w:t>
             </w:r>
           </w:p>
         </w:tc>
@@ -10105,7 +10105,7 @@
               <w:spacing w:after="20" w:line="252"/>
             </w:pPr>
             <w:r>
-              <w:t xml:space="preserve">조합원 분담금(30명) / 노인재가급여 / 아동그룹홈 / 스마트팜구독</w:t>
+              <w:t xml:space="preserve">노인요양공동생활가정→요양시설(입소 24명) 시설급여+상급침실료 − 자체 인건비</w:t>
             </w:r>
           </w:p>
         </w:tc>
@@ -10131,7 +10131,7 @@
               <w:spacing w:after="20" w:line="252"/>
             </w:pPr>
             <w:r>
-              <w:t xml:space="preserve">5,100 / 2,340 / 3,000 / 2,000</w:t>
+              <w:t xml:space="preserve">+15,840</w:t>
             </w:r>
           </w:p>
         </w:tc>
@@ -10146,21 +10146,20 @@
               <w:bottom w:val="single" w:color="BDBDBD" w:sz="1"/>
               <w:right w:val="single" w:color="BDBDBD" w:sz="1"/>
             </w:tcBorders>
-            <w:shd w:fill="F2F2F2" w:val="clear"/>
-            <w:tcMar>
-              <w:top w:type="dxa" w:w="60"/>
-              <w:left w:type="dxa" w:w="110"/>
-              <w:bottom w:type="dxa" w:w="60"/>
-              <w:right w:type="dxa" w:w="110"/>
-            </w:tcMar>
-            <w:vAlign w:val="center"/>
-          </w:tcPr>
-          <w:p>
-            <w:pPr>
-              <w:spacing w:after="20" w:line="252"/>
-            </w:pPr>
-            <w:r>
-              <w:t xml:space="preserve">정기 유출 (112,000)</w:t>
+            <w:tcMar>
+              <w:top w:type="dxa" w:w="60"/>
+              <w:left w:type="dxa" w:w="110"/>
+              <w:bottom w:type="dxa" w:w="60"/>
+              <w:right w:type="dxa" w:w="110"/>
+            </w:tcMar>
+            <w:vAlign w:val="center"/>
+          </w:tcPr>
+          <w:p>
+            <w:pPr>
+              <w:spacing w:after="20" w:line="252"/>
+            </w:pPr>
+            <w:r>
+              <w:t xml:space="preserve">아동 그룹홈 순기여</w:t>
             </w:r>
           </w:p>
         </w:tc>
@@ -10173,21 +10172,20 @@
               <w:bottom w:val="single" w:color="BDBDBD" w:sz="1"/>
               <w:right w:val="single" w:color="BDBDBD" w:sz="1"/>
             </w:tcBorders>
-            <w:shd w:fill="F2F2F2" w:val="clear"/>
-            <w:tcMar>
-              <w:top w:type="dxa" w:w="60"/>
-              <w:left w:type="dxa" w:w="110"/>
-              <w:bottom w:type="dxa" w:w="60"/>
-              <w:right w:type="dxa" w:w="110"/>
-            </w:tcMar>
-            <w:vAlign w:val="center"/>
-          </w:tcPr>
-          <w:p>
-            <w:pPr>
-              <w:spacing w:after="20" w:line="252"/>
-            </w:pPr>
-            <w:r>
-              <w:t xml:space="preserve">크루 인건비 / 시설유지·식자재 / 아동·노인 복지비</w:t>
+            <w:tcMar>
+              <w:top w:type="dxa" w:w="60"/>
+              <w:left w:type="dxa" w:w="110"/>
+              <w:bottom w:type="dxa" w:w="60"/>
+              <w:right w:type="dxa" w:w="110"/>
+            </w:tcMar>
+            <w:vAlign w:val="center"/>
+          </w:tcPr>
+          <w:p>
+            <w:pPr>
+              <w:spacing w:after="20" w:line="252"/>
+            </w:pPr>
+            <w:r>
+              <w:t xml:space="preserve">아동 공동생활가정 1개소 위탁 − 인건비</w:t>
             </w:r>
           </w:p>
         </w:tc>
@@ -10200,21 +10198,20 @@
               <w:bottom w:val="single" w:color="BDBDBD" w:sz="1"/>
               <w:right w:val="single" w:color="BDBDBD" w:sz="1"/>
             </w:tcBorders>
-            <w:shd w:fill="F2F2F2" w:val="clear"/>
-            <w:tcMar>
-              <w:top w:type="dxa" w:w="60"/>
-              <w:left w:type="dxa" w:w="110"/>
-              <w:bottom w:type="dxa" w:w="60"/>
-              <w:right w:type="dxa" w:w="110"/>
-            </w:tcMar>
-            <w:vAlign w:val="center"/>
-          </w:tcPr>
-          <w:p>
-            <w:pPr>
-              <w:spacing w:after="20" w:line="252"/>
-            </w:pPr>
-            <w:r>
-              <w:t xml:space="preserve">8,400 / 2,200 / 600</w:t>
+            <w:tcMar>
+              <w:top w:type="dxa" w:w="60"/>
+              <w:left w:type="dxa" w:w="110"/>
+              <w:bottom w:type="dxa" w:w="60"/>
+              <w:right w:type="dxa" w:w="110"/>
+            </w:tcMar>
+            <w:vAlign w:val="center"/>
+          </w:tcPr>
+          <w:p>
+            <w:pPr>
+              <w:spacing w:after="20" w:line="252"/>
+            </w:pPr>
+            <w:r>
+              <w:t xml:space="preserve">+2,400</w:t>
             </w:r>
           </w:p>
         </w:tc>
@@ -10242,11 +10239,7 @@
               <w:spacing w:after="20" w:line="252"/>
             </w:pPr>
             <w:r>
-              <w:rPr>
-                <w:b/>
-                <w:bCs/>
-              </w:rPr>
-              <w:t xml:space="preserve">추정 연간 순손익</w:t>
+              <w:t xml:space="preserve">사업체 매출·환원</w:t>
             </w:r>
           </w:p>
         </w:tc>
@@ -10272,12 +10265,7 @@
               <w:spacing w:after="20" w:line="252"/>
             </w:pPr>
             <w:r>
-              <w:rPr>
-                <w:b/>
-                <w:bCs/>
-                <w:color w:val="2E7D32"/>
-              </w:rPr>
-              <w:t xml:space="preserve">+12,400만원 (BEP 안정적 돌파)</w:t>
+              <w:t xml:space="preserve">스마트팜·임업·가구·반려동물 사업 순기여</w:t>
             </w:r>
           </w:p>
         </w:tc>
@@ -10303,7 +10291,327 @@
               <w:spacing w:after="20" w:line="252"/>
             </w:pPr>
             <w:r>
-              <w:t xml:space="preserve"/>
+              <w:t xml:space="preserve">+6,000</w:t>
+            </w:r>
+          </w:p>
+        </w:tc>
+      </w:tr>
+      <w:tr>
+        <w:tc>
+          <w:tcPr>
+            <w:tcW w:type="dxa" w:w="2400"/>
+            <w:tcBorders>
+              <w:top w:val="single" w:color="BDBDBD" w:sz="1"/>
+              <w:left w:val="single" w:color="BDBDBD" w:sz="1"/>
+              <w:bottom w:val="single" w:color="BDBDBD" w:sz="1"/>
+              <w:right w:val="single" w:color="BDBDBD" w:sz="1"/>
+            </w:tcBorders>
+            <w:tcMar>
+              <w:top w:type="dxa" w:w="60"/>
+              <w:left w:type="dxa" w:w="110"/>
+              <w:bottom w:type="dxa" w:w="60"/>
+              <w:right w:type="dxa" w:w="110"/>
+            </w:tcMar>
+            <w:vAlign w:val="center"/>
+          </w:tcPr>
+          <w:p>
+            <w:pPr>
+              <w:spacing w:after="20" w:line="252"/>
+            </w:pPr>
+            <w:r>
+              <w:t xml:space="preserve">식당(중앙급식) 순기여</w:t>
+            </w:r>
+          </w:p>
+        </w:tc>
+        <w:tc>
+          <w:tcPr>
+            <w:tcW w:type="dxa" w:w="4760"/>
+            <w:tcBorders>
+              <w:top w:val="single" w:color="BDBDBD" w:sz="1"/>
+              <w:left w:val="single" w:color="BDBDBD" w:sz="1"/>
+              <w:bottom w:val="single" w:color="BDBDBD" w:sz="1"/>
+              <w:right w:val="single" w:color="BDBDBD" w:sz="1"/>
+            </w:tcBorders>
+            <w:tcMar>
+              <w:top w:type="dxa" w:w="60"/>
+              <w:left w:type="dxa" w:w="110"/>
+              <w:bottom w:type="dxa" w:w="60"/>
+              <w:right w:type="dxa" w:w="110"/>
+            </w:tcMar>
+            <w:vAlign w:val="center"/>
+          </w:tcPr>
+          <w:p>
+            <w:pPr>
+              <w:spacing w:after="20" w:line="252"/>
+            </w:pPr>
+            <w:r>
+              <w:t xml:space="preserve">시설·조합원 위탁급식 + 방문판매(식자재 자급)</w:t>
+            </w:r>
+          </w:p>
+        </w:tc>
+        <w:tc>
+          <w:tcPr>
+            <w:tcW w:type="dxa" w:w="2200"/>
+            <w:tcBorders>
+              <w:top w:val="single" w:color="BDBDBD" w:sz="1"/>
+              <w:left w:val="single" w:color="BDBDBD" w:sz="1"/>
+              <w:bottom w:val="single" w:color="BDBDBD" w:sz="1"/>
+              <w:right w:val="single" w:color="BDBDBD" w:sz="1"/>
+            </w:tcBorders>
+            <w:tcMar>
+              <w:top w:type="dxa" w:w="60"/>
+              <w:left w:type="dxa" w:w="110"/>
+              <w:bottom w:type="dxa" w:w="60"/>
+              <w:right w:type="dxa" w:w="110"/>
+            </w:tcMar>
+            <w:vAlign w:val="center"/>
+          </w:tcPr>
+          <w:p>
+            <w:pPr>
+              <w:spacing w:after="20" w:line="252"/>
+            </w:pPr>
+            <w:r>
+              <w:t xml:space="preserve">+1,200</w:t>
+            </w:r>
+          </w:p>
+        </w:tc>
+      </w:tr>
+      <w:tr>
+        <w:tc>
+          <w:tcPr>
+            <w:tcW w:type="dxa" w:w="2400"/>
+            <w:tcBorders>
+              <w:top w:val="single" w:color="BDBDBD" w:sz="1"/>
+              <w:left w:val="single" w:color="BDBDBD" w:sz="1"/>
+              <w:bottom w:val="single" w:color="BDBDBD" w:sz="1"/>
+              <w:right w:val="single" w:color="BDBDBD" w:sz="1"/>
+            </w:tcBorders>
+            <w:tcMar>
+              <w:top w:type="dxa" w:w="60"/>
+              <w:left w:type="dxa" w:w="110"/>
+              <w:bottom w:type="dxa" w:w="60"/>
+              <w:right w:type="dxa" w:w="110"/>
+            </w:tcMar>
+            <w:vAlign w:val="center"/>
+          </w:tcPr>
+          <w:p>
+            <w:pPr>
+              <w:spacing w:after="20" w:line="252"/>
+            </w:pPr>
+            <w:r>
+              <w:t xml:space="preserve">고용보조·후원</w:t>
+            </w:r>
+          </w:p>
+        </w:tc>
+        <w:tc>
+          <w:tcPr>
+            <w:tcW w:type="dxa" w:w="4760"/>
+            <w:tcBorders>
+              <w:top w:val="single" w:color="BDBDBD" w:sz="1"/>
+              <w:left w:val="single" w:color="BDBDBD" w:sz="1"/>
+              <w:bottom w:val="single" w:color="BDBDBD" w:sz="1"/>
+              <w:right w:val="single" w:color="BDBDBD" w:sz="1"/>
+            </w:tcBorders>
+            <w:tcMar>
+              <w:top w:type="dxa" w:w="60"/>
+              <w:left w:type="dxa" w:w="110"/>
+              <w:bottom w:type="dxa" w:w="60"/>
+              <w:right w:type="dxa" w:w="110"/>
+            </w:tcMar>
+            <w:vAlign w:val="center"/>
+          </w:tcPr>
+          <w:p>
+            <w:pPr>
+              <w:spacing w:after="20" w:line="252"/>
+            </w:pPr>
+            <w:r>
+              <w:t xml:space="preserve">정부 고용보조금 + 민간 ESG 후원</w:t>
+            </w:r>
+          </w:p>
+        </w:tc>
+        <w:tc>
+          <w:tcPr>
+            <w:tcW w:type="dxa" w:w="2200"/>
+            <w:tcBorders>
+              <w:top w:val="single" w:color="BDBDBD" w:sz="1"/>
+              <w:left w:val="single" w:color="BDBDBD" w:sz="1"/>
+              <w:bottom w:val="single" w:color="BDBDBD" w:sz="1"/>
+              <w:right w:val="single" w:color="BDBDBD" w:sz="1"/>
+            </w:tcBorders>
+            <w:tcMar>
+              <w:top w:type="dxa" w:w="60"/>
+              <w:left w:type="dxa" w:w="110"/>
+              <w:bottom w:type="dxa" w:w="60"/>
+              <w:right w:type="dxa" w:w="110"/>
+            </w:tcMar>
+            <w:vAlign w:val="center"/>
+          </w:tcPr>
+          <w:p>
+            <w:pPr>
+              <w:spacing w:after="20" w:line="252"/>
+            </w:pPr>
+            <w:r>
+              <w:t xml:space="preserve">+8,760</w:t>
+            </w:r>
+          </w:p>
+        </w:tc>
+      </w:tr>
+      <w:tr>
+        <w:tc>
+          <w:tcPr>
+            <w:tcW w:type="dxa" w:w="2400"/>
+            <w:tcBorders>
+              <w:top w:val="single" w:color="BDBDBD" w:sz="1"/>
+              <w:left w:val="single" w:color="BDBDBD" w:sz="1"/>
+              <w:bottom w:val="single" w:color="BDBDBD" w:sz="1"/>
+              <w:right w:val="single" w:color="BDBDBD" w:sz="1"/>
+            </w:tcBorders>
+            <w:tcMar>
+              <w:top w:type="dxa" w:w="60"/>
+              <w:left w:type="dxa" w:w="110"/>
+              <w:bottom w:type="dxa" w:w="60"/>
+              <w:right w:type="dxa" w:w="110"/>
+            </w:tcMar>
+            <w:vAlign w:val="center"/>
+          </w:tcPr>
+          <w:p>
+            <w:pPr>
+              <w:spacing w:after="20" w:line="252"/>
+            </w:pPr>
+            <w:r>
+              <w:t xml:space="preserve">공통 관리·운영비</w:t>
+            </w:r>
+          </w:p>
+        </w:tc>
+        <w:tc>
+          <w:tcPr>
+            <w:tcW w:type="dxa" w:w="4760"/>
+            <w:tcBorders>
+              <w:top w:val="single" w:color="BDBDBD" w:sz="1"/>
+              <w:left w:val="single" w:color="BDBDBD" w:sz="1"/>
+              <w:bottom w:val="single" w:color="BDBDBD" w:sz="1"/>
+              <w:right w:val="single" w:color="BDBDBD" w:sz="1"/>
+            </w:tcBorders>
+            <w:tcMar>
+              <w:top w:type="dxa" w:w="60"/>
+              <w:left w:type="dxa" w:w="110"/>
+              <w:bottom w:type="dxa" w:w="60"/>
+              <w:right w:type="dxa" w:w="110"/>
+            </w:tcMar>
+            <w:vAlign w:val="center"/>
+          </w:tcPr>
+          <w:p>
+            <w:pPr>
+              <w:spacing w:after="20" w:line="252"/>
+            </w:pPr>
+            <w:r>
+              <w:t xml:space="preserve">관제·대관·보험·운영비</w:t>
+            </w:r>
+          </w:p>
+        </w:tc>
+        <w:tc>
+          <w:tcPr>
+            <w:tcW w:type="dxa" w:w="2200"/>
+            <w:tcBorders>
+              <w:top w:val="single" w:color="BDBDBD" w:sz="1"/>
+              <w:left w:val="single" w:color="BDBDBD" w:sz="1"/>
+              <w:bottom w:val="single" w:color="BDBDBD" w:sz="1"/>
+              <w:right w:val="single" w:color="BDBDBD" w:sz="1"/>
+            </w:tcBorders>
+            <w:tcMar>
+              <w:top w:type="dxa" w:w="60"/>
+              <w:left w:type="dxa" w:w="110"/>
+              <w:bottom w:type="dxa" w:w="60"/>
+              <w:right w:type="dxa" w:w="110"/>
+            </w:tcMar>
+            <w:vAlign w:val="center"/>
+          </w:tcPr>
+          <w:p>
+            <w:pPr>
+              <w:spacing w:after="20" w:line="252"/>
+            </w:pPr>
+            <w:r>
+              <w:t xml:space="preserve">−8,000</w:t>
+            </w:r>
+          </w:p>
+        </w:tc>
+      </w:tr>
+      <w:tr>
+        <w:tc>
+          <w:tcPr>
+            <w:tcW w:type="dxa" w:w="2400"/>
+            <w:tcBorders>
+              <w:top w:val="single" w:color="BDBDBD" w:sz="1"/>
+              <w:left w:val="single" w:color="BDBDBD" w:sz="1"/>
+              <w:bottom w:val="single" w:color="BDBDBD" w:sz="1"/>
+              <w:right w:val="single" w:color="BDBDBD" w:sz="1"/>
+            </w:tcBorders>
+            <w:tcMar>
+              <w:top w:type="dxa" w:w="60"/>
+              <w:left w:type="dxa" w:w="110"/>
+              <w:bottom w:type="dxa" w:w="60"/>
+              <w:right w:type="dxa" w:w="110"/>
+            </w:tcMar>
+            <w:vAlign w:val="center"/>
+          </w:tcPr>
+          <w:p>
+            <w:pPr>
+              <w:spacing w:after="20" w:line="252"/>
+            </w:pPr>
+            <w:r>
+              <w:t xml:space="preserve">연간 운영 순손익</w:t>
+            </w:r>
+          </w:p>
+        </w:tc>
+        <w:tc>
+          <w:tcPr>
+            <w:tcW w:type="dxa" w:w="4760"/>
+            <w:tcBorders>
+              <w:top w:val="single" w:color="BDBDBD" w:sz="1"/>
+              <w:left w:val="single" w:color="BDBDBD" w:sz="1"/>
+              <w:bottom w:val="single" w:color="BDBDBD" w:sz="1"/>
+              <w:right w:val="single" w:color="BDBDBD" w:sz="1"/>
+            </w:tcBorders>
+            <w:tcMar>
+              <w:top w:type="dxa" w:w="60"/>
+              <w:left w:type="dxa" w:w="110"/>
+              <w:bottom w:type="dxa" w:w="60"/>
+              <w:right w:type="dxa" w:w="110"/>
+            </w:tcMar>
+            <w:vAlign w:val="center"/>
+          </w:tcPr>
+          <w:p>
+            <w:pPr>
+              <w:spacing w:after="20" w:line="252"/>
+            </w:pPr>
+            <w:r>
+              <w:t xml:space="preserve">2029년 BEP 달성·안정 시점</w:t>
+            </w:r>
+          </w:p>
+        </w:tc>
+        <w:tc>
+          <w:tcPr>
+            <w:tcW w:type="dxa" w:w="2200"/>
+            <w:tcBorders>
+              <w:top w:val="single" w:color="BDBDBD" w:sz="1"/>
+              <w:left w:val="single" w:color="BDBDBD" w:sz="1"/>
+              <w:bottom w:val="single" w:color="BDBDBD" w:sz="1"/>
+              <w:right w:val="single" w:color="BDBDBD" w:sz="1"/>
+            </w:tcBorders>
+            <w:tcMar>
+              <w:top w:type="dxa" w:w="60"/>
+              <w:left w:type="dxa" w:w="110"/>
+              <w:bottom w:type="dxa" w:w="60"/>
+              <w:right w:type="dxa" w:w="110"/>
+            </w:tcMar>
+            <w:vAlign w:val="center"/>
+          </w:tcPr>
+          <w:p>
+            <w:pPr>
+              <w:spacing w:after="20" w:line="252"/>
+            </w:pPr>
+            <w:r>
+              <w:t xml:space="preserve">+26,200</w:t>
             </w:r>
           </w:p>
         </w:tc>
@@ -10883,7 +11191,7 @@
               <w:spacing w:after="20" w:line="252"/>
             </w:pPr>
             <w:r>
-              <w:t xml:space="preserve">안정 유입 (468,000)</w:t>
+              <w:t xml:space="preserve">노인 시설 순기여</w:t>
             </w:r>
           </w:p>
         </w:tc>
@@ -10909,7 +11217,7 @@
               <w:spacing w:after="20" w:line="252"/>
             </w:pPr>
             <w:r>
-              <w:t xml:space="preserve">분담금(100명) / 복지위탁 총액 / 5대법인 수익쉐어 / 태양광 REC</w:t>
+              <w:t xml:space="preserve">노인요양시설(입소 49명) 시설급여+상급침실료 − 자체 인건비</w:t>
             </w:r>
           </w:p>
         </w:tc>
@@ -10935,7 +11243,7 @@
               <w:spacing w:after="20" w:line="252"/>
             </w:pPr>
             <w:r>
-              <w:t xml:space="preserve">20,400 / 14,400 / 8,000 / 4,000</w:t>
+              <w:t xml:space="preserve">+32,340</w:t>
             </w:r>
           </w:p>
         </w:tc>
@@ -10950,21 +11258,20 @@
               <w:bottom w:val="single" w:color="BDBDBD" w:sz="1"/>
               <w:right w:val="single" w:color="BDBDBD" w:sz="1"/>
             </w:tcBorders>
-            <w:shd w:fill="F2F2F2" w:val="clear"/>
-            <w:tcMar>
-              <w:top w:type="dxa" w:w="60"/>
-              <w:left w:type="dxa" w:w="110"/>
-              <w:bottom w:type="dxa" w:w="60"/>
-              <w:right w:type="dxa" w:w="110"/>
-            </w:tcMar>
-            <w:vAlign w:val="center"/>
-          </w:tcPr>
-          <w:p>
-            <w:pPr>
-              <w:spacing w:after="20" w:line="252"/>
-            </w:pPr>
-            <w:r>
-              <w:t xml:space="preserve">안정 유출 (390,000)</w:t>
+            <w:tcMar>
+              <w:top w:type="dxa" w:w="60"/>
+              <w:left w:type="dxa" w:w="110"/>
+              <w:bottom w:type="dxa" w:w="60"/>
+              <w:right w:type="dxa" w:w="110"/>
+            </w:tcMar>
+            <w:vAlign w:val="center"/>
+          </w:tcPr>
+          <w:p>
+            <w:pPr>
+              <w:spacing w:after="20" w:line="252"/>
+            </w:pPr>
+            <w:r>
+              <w:t xml:space="preserve">아동 그룹홈 순기여</w:t>
             </w:r>
           </w:p>
         </w:tc>
@@ -10977,21 +11284,20 @@
               <w:bottom w:val="single" w:color="BDBDBD" w:sz="1"/>
               <w:right w:val="single" w:color="BDBDBD" w:sz="1"/>
             </w:tcBorders>
-            <w:shd w:fill="F2F2F2" w:val="clear"/>
-            <w:tcMar>
-              <w:top w:type="dxa" w:w="60"/>
-              <w:left w:type="dxa" w:w="110"/>
-              <w:bottom w:type="dxa" w:w="60"/>
-              <w:right w:type="dxa" w:w="110"/>
-            </w:tcMar>
-            <w:vAlign w:val="center"/>
-          </w:tcPr>
-          <w:p>
-            <w:pPr>
-              <w:spacing w:after="20" w:line="252"/>
-            </w:pPr>
-            <w:r>
-              <w:t xml:space="preserve">상주직원·전문가 인건비 / 단지 관제·OPEX / 공익재단 목적사업비</w:t>
+            <w:tcMar>
+              <w:top w:type="dxa" w:w="60"/>
+              <w:left w:type="dxa" w:w="110"/>
+              <w:bottom w:type="dxa" w:w="60"/>
+              <w:right w:type="dxa" w:w="110"/>
+            </w:tcMar>
+            <w:vAlign w:val="center"/>
+          </w:tcPr>
+          <w:p>
+            <w:pPr>
+              <w:spacing w:after="20" w:line="252"/>
+            </w:pPr>
+            <w:r>
+              <w:t xml:space="preserve">아동 공동생활가정 3개소 − 인건비</w:t>
             </w:r>
           </w:p>
         </w:tc>
@@ -11004,21 +11310,20 @@
               <w:bottom w:val="single" w:color="BDBDBD" w:sz="1"/>
               <w:right w:val="single" w:color="BDBDBD" w:sz="1"/>
             </w:tcBorders>
-            <w:shd w:fill="F2F2F2" w:val="clear"/>
-            <w:tcMar>
-              <w:top w:type="dxa" w:w="60"/>
-              <w:left w:type="dxa" w:w="110"/>
-              <w:bottom w:type="dxa" w:w="60"/>
-              <w:right w:type="dxa" w:w="110"/>
-            </w:tcMar>
-            <w:vAlign w:val="center"/>
-          </w:tcPr>
-          <w:p>
-            <w:pPr>
-              <w:spacing w:after="20" w:line="252"/>
-            </w:pPr>
-            <w:r>
-              <w:t xml:space="preserve">28,800 / 7,200 / 3,000</w:t>
+            <w:tcMar>
+              <w:top w:type="dxa" w:w="60"/>
+              <w:left w:type="dxa" w:w="110"/>
+              <w:bottom w:type="dxa" w:w="60"/>
+              <w:right w:type="dxa" w:w="110"/>
+            </w:tcMar>
+            <w:vAlign w:val="center"/>
+          </w:tcPr>
+          <w:p>
+            <w:pPr>
+              <w:spacing w:after="20" w:line="252"/>
+            </w:pPr>
+            <w:r>
+              <w:t xml:space="preserve">+7,200</w:t>
             </w:r>
           </w:p>
         </w:tc>
@@ -11046,11 +11351,7 @@
               <w:spacing w:after="20" w:line="252"/>
             </w:pPr>
             <w:r>
-              <w:rPr>
-                <w:b/>
-                <w:bCs/>
-              </w:rPr>
-              <w:t xml:space="preserve">추정 연간 순손익</w:t>
+              <w:t xml:space="preserve">사업체 수익쉐어</w:t>
             </w:r>
           </w:p>
         </w:tc>
@@ -11076,12 +11377,7 @@
               <w:spacing w:after="20" w:line="252"/>
             </w:pPr>
             <w:r>
-              <w:rPr>
-                <w:b/>
-                <w:bCs/>
-                <w:color w:val="2E7D32"/>
-              </w:rPr>
-              <w:t xml:space="preserve">+7,800만원 (전액 공동체 상생복지기금으로 유보)</w:t>
+              <w:t xml:space="preserve">5대 사회적기업 영업이익 환원</w:t>
             </w:r>
           </w:p>
         </w:tc>
@@ -11107,12 +11403,425 @@
               <w:spacing w:after="20" w:line="252"/>
             </w:pPr>
             <w:r>
-              <w:t xml:space="preserve"/>
+              <w:t xml:space="preserve">+8,000</w:t>
+            </w:r>
+          </w:p>
+        </w:tc>
+      </w:tr>
+      <w:tr>
+        <w:tc>
+          <w:tcPr>
+            <w:tcW w:type="dxa" w:w="2400"/>
+            <w:tcBorders>
+              <w:top w:val="single" w:color="BDBDBD" w:sz="1"/>
+              <w:left w:val="single" w:color="BDBDBD" w:sz="1"/>
+              <w:bottom w:val="single" w:color="BDBDBD" w:sz="1"/>
+              <w:right w:val="single" w:color="BDBDBD" w:sz="1"/>
+            </w:tcBorders>
+            <w:tcMar>
+              <w:top w:type="dxa" w:w="60"/>
+              <w:left w:type="dxa" w:w="110"/>
+              <w:bottom w:type="dxa" w:w="60"/>
+              <w:right w:type="dxa" w:w="110"/>
+            </w:tcMar>
+            <w:vAlign w:val="center"/>
+          </w:tcPr>
+          <w:p>
+            <w:pPr>
+              <w:spacing w:after="20" w:line="252"/>
+            </w:pPr>
+            <w:r>
+              <w:t xml:space="preserve">신재생(태양광 REC)</w:t>
+            </w:r>
+          </w:p>
+        </w:tc>
+        <w:tc>
+          <w:tcPr>
+            <w:tcW w:type="dxa" w:w="4760"/>
+            <w:tcBorders>
+              <w:top w:val="single" w:color="BDBDBD" w:sz="1"/>
+              <w:left w:val="single" w:color="BDBDBD" w:sz="1"/>
+              <w:bottom w:val="single" w:color="BDBDBD" w:sz="1"/>
+              <w:right w:val="single" w:color="BDBDBD" w:sz="1"/>
+            </w:tcBorders>
+            <w:tcMar>
+              <w:top w:type="dxa" w:w="60"/>
+              <w:left w:type="dxa" w:w="110"/>
+              <w:bottom w:type="dxa" w:w="60"/>
+              <w:right w:type="dxa" w:w="110"/>
+            </w:tcMar>
+            <w:vAlign w:val="center"/>
+          </w:tcPr>
+          <w:p>
+            <w:pPr>
+              <w:spacing w:after="20" w:line="252"/>
+            </w:pPr>
+            <w:r>
+              <w:t xml:space="preserve">신재생 사회적기업 수익 환원분</w:t>
+            </w:r>
+          </w:p>
+        </w:tc>
+        <w:tc>
+          <w:tcPr>
+            <w:tcW w:type="dxa" w:w="2200"/>
+            <w:tcBorders>
+              <w:top w:val="single" w:color="BDBDBD" w:sz="1"/>
+              <w:left w:val="single" w:color="BDBDBD" w:sz="1"/>
+              <w:bottom w:val="single" w:color="BDBDBD" w:sz="1"/>
+              <w:right w:val="single" w:color="BDBDBD" w:sz="1"/>
+            </w:tcBorders>
+            <w:tcMar>
+              <w:top w:type="dxa" w:w="60"/>
+              <w:left w:type="dxa" w:w="110"/>
+              <w:bottom w:type="dxa" w:w="60"/>
+              <w:right w:type="dxa" w:w="110"/>
+            </w:tcMar>
+            <w:vAlign w:val="center"/>
+          </w:tcPr>
+          <w:p>
+            <w:pPr>
+              <w:spacing w:after="20" w:line="252"/>
+            </w:pPr>
+            <w:r>
+              <w:t xml:space="preserve">+4,000</w:t>
+            </w:r>
+          </w:p>
+        </w:tc>
+      </w:tr>
+      <w:tr>
+        <w:tc>
+          <w:tcPr>
+            <w:tcW w:type="dxa" w:w="2400"/>
+            <w:tcBorders>
+              <w:top w:val="single" w:color="BDBDBD" w:sz="1"/>
+              <w:left w:val="single" w:color="BDBDBD" w:sz="1"/>
+              <w:bottom w:val="single" w:color="BDBDBD" w:sz="1"/>
+              <w:right w:val="single" w:color="BDBDBD" w:sz="1"/>
+            </w:tcBorders>
+            <w:tcMar>
+              <w:top w:type="dxa" w:w="60"/>
+              <w:left w:type="dxa" w:w="110"/>
+              <w:bottom w:type="dxa" w:w="60"/>
+              <w:right w:type="dxa" w:w="110"/>
+            </w:tcMar>
+            <w:vAlign w:val="center"/>
+          </w:tcPr>
+          <w:p>
+            <w:pPr>
+              <w:spacing w:after="20" w:line="252"/>
+            </w:pPr>
+            <w:r>
+              <w:t xml:space="preserve">식당(중앙급식) 순기여</w:t>
+            </w:r>
+          </w:p>
+        </w:tc>
+        <w:tc>
+          <w:tcPr>
+            <w:tcW w:type="dxa" w:w="4760"/>
+            <w:tcBorders>
+              <w:top w:val="single" w:color="BDBDBD" w:sz="1"/>
+              <w:left w:val="single" w:color="BDBDBD" w:sz="1"/>
+              <w:bottom w:val="single" w:color="BDBDBD" w:sz="1"/>
+              <w:right w:val="single" w:color="BDBDBD" w:sz="1"/>
+            </w:tcBorders>
+            <w:tcMar>
+              <w:top w:type="dxa" w:w="60"/>
+              <w:left w:type="dxa" w:w="110"/>
+              <w:bottom w:type="dxa" w:w="60"/>
+              <w:right w:type="dxa" w:w="110"/>
+            </w:tcMar>
+            <w:vAlign w:val="center"/>
+          </w:tcPr>
+          <w:p>
+            <w:pPr>
+              <w:spacing w:after="20" w:line="252"/>
+            </w:pPr>
+            <w:r>
+              <w:t xml:space="preserve">위탁급식 + 방문판매</w:t>
+            </w:r>
+          </w:p>
+        </w:tc>
+        <w:tc>
+          <w:tcPr>
+            <w:tcW w:type="dxa" w:w="2200"/>
+            <w:tcBorders>
+              <w:top w:val="single" w:color="BDBDBD" w:sz="1"/>
+              <w:left w:val="single" w:color="BDBDBD" w:sz="1"/>
+              <w:bottom w:val="single" w:color="BDBDBD" w:sz="1"/>
+              <w:right w:val="single" w:color="BDBDBD" w:sz="1"/>
+            </w:tcBorders>
+            <w:tcMar>
+              <w:top w:type="dxa" w:w="60"/>
+              <w:left w:type="dxa" w:w="110"/>
+              <w:bottom w:type="dxa" w:w="60"/>
+              <w:right w:type="dxa" w:w="110"/>
+            </w:tcMar>
+            <w:vAlign w:val="center"/>
+          </w:tcPr>
+          <w:p>
+            <w:pPr>
+              <w:spacing w:after="20" w:line="252"/>
+            </w:pPr>
+            <w:r>
+              <w:t xml:space="preserve">+3,000</w:t>
+            </w:r>
+          </w:p>
+        </w:tc>
+      </w:tr>
+      <w:tr>
+        <w:tc>
+          <w:tcPr>
+            <w:tcW w:type="dxa" w:w="2400"/>
+            <w:tcBorders>
+              <w:top w:val="single" w:color="BDBDBD" w:sz="1"/>
+              <w:left w:val="single" w:color="BDBDBD" w:sz="1"/>
+              <w:bottom w:val="single" w:color="BDBDBD" w:sz="1"/>
+              <w:right w:val="single" w:color="BDBDBD" w:sz="1"/>
+            </w:tcBorders>
+            <w:tcMar>
+              <w:top w:type="dxa" w:w="60"/>
+              <w:left w:type="dxa" w:w="110"/>
+              <w:bottom w:type="dxa" w:w="60"/>
+              <w:right w:type="dxa" w:w="110"/>
+            </w:tcMar>
+            <w:vAlign w:val="center"/>
+          </w:tcPr>
+          <w:p>
+            <w:pPr>
+              <w:spacing w:after="20" w:line="252"/>
+            </w:pPr>
+            <w:r>
+              <w:t xml:space="preserve">민간 ESG 후원</w:t>
+            </w:r>
+          </w:p>
+        </w:tc>
+        <w:tc>
+          <w:tcPr>
+            <w:tcW w:type="dxa" w:w="4760"/>
+            <w:tcBorders>
+              <w:top w:val="single" w:color="BDBDBD" w:sz="1"/>
+              <w:left w:val="single" w:color="BDBDBD" w:sz="1"/>
+              <w:bottom w:val="single" w:color="BDBDBD" w:sz="1"/>
+              <w:right w:val="single" w:color="BDBDBD" w:sz="1"/>
+            </w:tcBorders>
+            <w:tcMar>
+              <w:top w:type="dxa" w:w="60"/>
+              <w:left w:type="dxa" w:w="110"/>
+              <w:bottom w:type="dxa" w:w="60"/>
+              <w:right w:type="dxa" w:w="110"/>
+            </w:tcMar>
+            <w:vAlign w:val="center"/>
+          </w:tcPr>
+          <w:p>
+            <w:pPr>
+              <w:spacing w:after="20" w:line="252"/>
+            </w:pPr>
+            <w:r>
+              <w:t xml:space="preserve">상생기금·사회공헌</w:t>
+            </w:r>
+          </w:p>
+        </w:tc>
+        <w:tc>
+          <w:tcPr>
+            <w:tcW w:type="dxa" w:w="2200"/>
+            <w:tcBorders>
+              <w:top w:val="single" w:color="BDBDBD" w:sz="1"/>
+              <w:left w:val="single" w:color="BDBDBD" w:sz="1"/>
+              <w:bottom w:val="single" w:color="BDBDBD" w:sz="1"/>
+              <w:right w:val="single" w:color="BDBDBD" w:sz="1"/>
+            </w:tcBorders>
+            <w:tcMar>
+              <w:top w:type="dxa" w:w="60"/>
+              <w:left w:type="dxa" w:w="110"/>
+              <w:bottom w:type="dxa" w:w="60"/>
+              <w:right w:type="dxa" w:w="110"/>
+            </w:tcMar>
+            <w:vAlign w:val="center"/>
+          </w:tcPr>
+          <w:p>
+            <w:pPr>
+              <w:spacing w:after="20" w:line="252"/>
+            </w:pPr>
+            <w:r>
+              <w:t xml:space="preserve">+4,000</w:t>
+            </w:r>
+          </w:p>
+        </w:tc>
+      </w:tr>
+      <w:tr>
+        <w:tc>
+          <w:tcPr>
+            <w:tcW w:type="dxa" w:w="2400"/>
+            <w:tcBorders>
+              <w:top w:val="single" w:color="BDBDBD" w:sz="1"/>
+              <w:left w:val="single" w:color="BDBDBD" w:sz="1"/>
+              <w:bottom w:val="single" w:color="BDBDBD" w:sz="1"/>
+              <w:right w:val="single" w:color="BDBDBD" w:sz="1"/>
+            </w:tcBorders>
+            <w:tcMar>
+              <w:top w:type="dxa" w:w="60"/>
+              <w:left w:type="dxa" w:w="110"/>
+              <w:bottom w:type="dxa" w:w="60"/>
+              <w:right w:type="dxa" w:w="110"/>
+            </w:tcMar>
+            <w:vAlign w:val="center"/>
+          </w:tcPr>
+          <w:p>
+            <w:pPr>
+              <w:spacing w:after="20" w:line="252"/>
+            </w:pPr>
+            <w:r>
+              <w:t xml:space="preserve">공통 관리·운영비</w:t>
+            </w:r>
+          </w:p>
+        </w:tc>
+        <w:tc>
+          <w:tcPr>
+            <w:tcW w:type="dxa" w:w="4760"/>
+            <w:tcBorders>
+              <w:top w:val="single" w:color="BDBDBD" w:sz="1"/>
+              <w:left w:val="single" w:color="BDBDBD" w:sz="1"/>
+              <w:bottom w:val="single" w:color="BDBDBD" w:sz="1"/>
+              <w:right w:val="single" w:color="BDBDBD" w:sz="1"/>
+            </w:tcBorders>
+            <w:tcMar>
+              <w:top w:type="dxa" w:w="60"/>
+              <w:left w:type="dxa" w:w="110"/>
+              <w:bottom w:type="dxa" w:w="60"/>
+              <w:right w:type="dxa" w:w="110"/>
+            </w:tcMar>
+            <w:vAlign w:val="center"/>
+          </w:tcPr>
+          <w:p>
+            <w:pPr>
+              <w:spacing w:after="20" w:line="252"/>
+            </w:pPr>
+            <w:r>
+              <w:t xml:space="preserve">관제·운영비·공익재단 목적사업비</w:t>
+            </w:r>
+          </w:p>
+        </w:tc>
+        <w:tc>
+          <w:tcPr>
+            <w:tcW w:type="dxa" w:w="2200"/>
+            <w:tcBorders>
+              <w:top w:val="single" w:color="BDBDBD" w:sz="1"/>
+              <w:left w:val="single" w:color="BDBDBD" w:sz="1"/>
+              <w:bottom w:val="single" w:color="BDBDBD" w:sz="1"/>
+              <w:right w:val="single" w:color="BDBDBD" w:sz="1"/>
+            </w:tcBorders>
+            <w:tcMar>
+              <w:top w:type="dxa" w:w="60"/>
+              <w:left w:type="dxa" w:w="110"/>
+              <w:bottom w:type="dxa" w:w="60"/>
+              <w:right w:type="dxa" w:w="110"/>
+            </w:tcMar>
+            <w:vAlign w:val="center"/>
+          </w:tcPr>
+          <w:p>
+            <w:pPr>
+              <w:spacing w:after="20" w:line="252"/>
+            </w:pPr>
+            <w:r>
+              <w:t xml:space="preserve">−20,000</w:t>
+            </w:r>
+          </w:p>
+        </w:tc>
+      </w:tr>
+      <w:tr>
+        <w:tc>
+          <w:tcPr>
+            <w:tcW w:type="dxa" w:w="2400"/>
+            <w:tcBorders>
+              <w:top w:val="single" w:color="BDBDBD" w:sz="1"/>
+              <w:left w:val="single" w:color="BDBDBD" w:sz="1"/>
+              <w:bottom w:val="single" w:color="BDBDBD" w:sz="1"/>
+              <w:right w:val="single" w:color="BDBDBD" w:sz="1"/>
+            </w:tcBorders>
+            <w:tcMar>
+              <w:top w:type="dxa" w:w="60"/>
+              <w:left w:type="dxa" w:w="110"/>
+              <w:bottom w:type="dxa" w:w="60"/>
+              <w:right w:type="dxa" w:w="110"/>
+            </w:tcMar>
+            <w:vAlign w:val="center"/>
+          </w:tcPr>
+          <w:p>
+            <w:pPr>
+              <w:spacing w:after="20" w:line="252"/>
+            </w:pPr>
+            <w:r>
+              <w:t xml:space="preserve">연간 운영 순손익</w:t>
+            </w:r>
+          </w:p>
+        </w:tc>
+        <w:tc>
+          <w:tcPr>
+            <w:tcW w:type="dxa" w:w="4760"/>
+            <w:tcBorders>
+              <w:top w:val="single" w:color="BDBDBD" w:sz="1"/>
+              <w:left w:val="single" w:color="BDBDBD" w:sz="1"/>
+              <w:bottom w:val="single" w:color="BDBDBD" w:sz="1"/>
+              <w:right w:val="single" w:color="BDBDBD" w:sz="1"/>
+            </w:tcBorders>
+            <w:tcMar>
+              <w:top w:type="dxa" w:w="60"/>
+              <w:left w:type="dxa" w:w="110"/>
+              <w:bottom w:type="dxa" w:w="60"/>
+              <w:right w:type="dxa" w:w="110"/>
+            </w:tcMar>
+            <w:vAlign w:val="center"/>
+          </w:tcPr>
+          <w:p>
+            <w:pPr>
+              <w:spacing w:after="20" w:line="252"/>
+            </w:pPr>
+            <w:r>
+              <w:t xml:space="preserve">공동체 상생복지기금·재단 출연 유보</w:t>
+            </w:r>
+          </w:p>
+        </w:tc>
+        <w:tc>
+          <w:tcPr>
+            <w:tcW w:type="dxa" w:w="2200"/>
+            <w:tcBorders>
+              <w:top w:val="single" w:color="BDBDBD" w:sz="1"/>
+              <w:left w:val="single" w:color="BDBDBD" w:sz="1"/>
+              <w:bottom w:val="single" w:color="BDBDBD" w:sz="1"/>
+              <w:right w:val="single" w:color="BDBDBD" w:sz="1"/>
+            </w:tcBorders>
+            <w:tcMar>
+              <w:top w:type="dxa" w:w="60"/>
+              <w:left w:type="dxa" w:w="110"/>
+              <w:bottom w:type="dxa" w:w="60"/>
+              <w:right w:type="dxa" w:w="110"/>
+            </w:tcMar>
+            <w:vAlign w:val="center"/>
+          </w:tcPr>
+          <w:p>
+            <w:pPr>
+              <w:spacing w:after="20" w:line="252"/>
+            </w:pPr>
+            <w:r>
+              <w:t xml:space="preserve">+38,540</w:t>
             </w:r>
           </w:p>
         </w:tc>
       </w:tr>
     </w:tbl>
+    <w:p>
+      <w:pPr>
+        <w:spacing w:after="80"/>
+        <w:jc w:val="both"/>
+      </w:pPr>
+      <w:r>
+        <w:rPr>
+          <w:color w:val="666666"/>
+          <w:sz w:val="18"/>
+        </w:rPr>
+        <w:t xml:space="preserve">※ 노인 돌봄은 시설급여(노인요양공동생활가정 9인 → 노인요양시설 20~29인 전환)와 상급침실료(1인 1실 비급여)를 기준으로, 각 시설 수입에서 자체 인건비를 뺀 순기여로 계상했다(시설급여 blended 월 200만원/인, 상급침실료 30만원/인, 시설 인건비 175만원/인 가정). 입소가 필요 없는 경증·지역 어르신 대상 재가급여(주야간보호·방문요양)는 보수적으로 별도 병행 수익으로 두어 위 표에는 넣지 않았다. 분담금은 식대·관리·돌봄 제공원가와 상계되는 ‘모두 포함’ 구조이므로 조합원분은 순기여 기준으로 본다.</w:t>
+      </w:r>
+    </w:p>
     <w:p>
       <w:pPr>
         <w:spacing w:after="120" w:before="40" w:line="276"/>
@@ -12008,7 +12717,412 @@
           </w:p>
         </w:tc>
       </w:tr>
+      <w:tr>
+        <w:tc>
+          <w:tcPr>
+            <w:tcW w:type="dxa" w:w="1700"/>
+            <w:tcBorders>
+              <w:top w:val="single" w:color="BDBDBD" w:sz="1"/>
+              <w:left w:val="single" w:color="BDBDBD" w:sz="1"/>
+              <w:bottom w:val="single" w:color="BDBDBD" w:sz="1"/>
+              <w:right w:val="single" w:color="BDBDBD" w:sz="1"/>
+            </w:tcBorders>
+            <w:tcMar>
+              <w:top w:type="dxa" w:w="60"/>
+              <w:left w:type="dxa" w:w="110"/>
+              <w:bottom w:type="dxa" w:w="60"/>
+              <w:right w:type="dxa" w:w="110"/>
+            </w:tcMar>
+            <w:vAlign w:val="center"/>
+          </w:tcPr>
+          <w:p>
+            <w:pPr>
+              <w:spacing w:after="20" w:line="252"/>
+            </w:pPr>
+            <w:r>
+              <w:t xml:space="preserve">노인 등급 판정</w:t>
+            </w:r>
+          </w:p>
+        </w:tc>
+        <w:tc>
+          <w:tcPr>
+            <w:tcW w:type="dxa" w:w="1500"/>
+            <w:tcBorders>
+              <w:top w:val="single" w:color="BDBDBD" w:sz="1"/>
+              <w:left w:val="single" w:color="BDBDBD" w:sz="1"/>
+              <w:bottom w:val="single" w:color="BDBDBD" w:sz="1"/>
+              <w:right w:val="single" w:color="BDBDBD" w:sz="1"/>
+            </w:tcBorders>
+            <w:tcMar>
+              <w:top w:type="dxa" w:w="60"/>
+              <w:left w:type="dxa" w:w="110"/>
+              <w:bottom w:type="dxa" w:w="60"/>
+              <w:right w:type="dxa" w:w="110"/>
+            </w:tcMar>
+            <w:vAlign w:val="center"/>
+          </w:tcPr>
+          <w:p>
+            <w:pPr>
+              <w:spacing w:after="20" w:line="252"/>
+            </w:pPr>
+            <w:r>
+              <w:t xml:space="preserve">1·2·3~5등급 균형</w:t>
+            </w:r>
+          </w:p>
+        </w:tc>
+        <w:tc>
+          <w:tcPr>
+            <w:tcW w:type="dxa" w:w="1700"/>
+            <w:tcBorders>
+              <w:top w:val="single" w:color="BDBDBD" w:sz="1"/>
+              <w:left w:val="single" w:color="BDBDBD" w:sz="1"/>
+              <w:bottom w:val="single" w:color="BDBDBD" w:sz="1"/>
+              <w:right w:val="single" w:color="BDBDBD" w:sz="1"/>
+            </w:tcBorders>
+            <w:tcMar>
+              <w:top w:type="dxa" w:w="60"/>
+              <w:left w:type="dxa" w:w="110"/>
+              <w:bottom w:type="dxa" w:w="60"/>
+              <w:right w:type="dxa" w:w="110"/>
+            </w:tcMar>
+            <w:vAlign w:val="center"/>
+          </w:tcPr>
+          <w:p>
+            <w:pPr>
+              <w:spacing w:after="20" w:line="252"/>
+            </w:pPr>
+            <w:r>
+              <w:t xml:space="preserve">비등급자 다수·등급 하향</w:t>
+            </w:r>
+          </w:p>
+        </w:tc>
+        <w:tc>
+          <w:tcPr>
+            <w:tcW w:type="dxa" w:w="1700"/>
+            <w:tcBorders>
+              <w:top w:val="single" w:color="BDBDBD" w:sz="1"/>
+              <w:left w:val="single" w:color="BDBDBD" w:sz="1"/>
+              <w:bottom w:val="single" w:color="BDBDBD" w:sz="1"/>
+              <w:right w:val="single" w:color="BDBDBD" w:sz="1"/>
+            </w:tcBorders>
+            <w:tcMar>
+              <w:top w:type="dxa" w:w="60"/>
+              <w:left w:type="dxa" w:w="110"/>
+              <w:bottom w:type="dxa" w:w="60"/>
+              <w:right w:type="dxa" w:w="110"/>
+            </w:tcMar>
+            <w:vAlign w:val="center"/>
+          </w:tcPr>
+          <w:p>
+            <w:pPr>
+              <w:spacing w:after="20" w:line="252"/>
+            </w:pPr>
+            <w:r>
+              <w:t xml:space="preserve">조기 등급·중증 비중↑</w:t>
+            </w:r>
+          </w:p>
+        </w:tc>
+        <w:tc>
+          <w:tcPr>
+            <w:tcW w:type="dxa" w:w="2760"/>
+            <w:tcBorders>
+              <w:top w:val="single" w:color="BDBDBD" w:sz="1"/>
+              <w:left w:val="single" w:color="BDBDBD" w:sz="1"/>
+              <w:bottom w:val="single" w:color="BDBDBD" w:sz="1"/>
+              <w:right w:val="single" w:color="BDBDBD" w:sz="1"/>
+            </w:tcBorders>
+            <w:tcMar>
+              <w:top w:type="dxa" w:w="60"/>
+              <w:left w:type="dxa" w:w="110"/>
+              <w:bottom w:type="dxa" w:w="60"/>
+              <w:right w:type="dxa" w:w="110"/>
+            </w:tcMar>
+            <w:vAlign w:val="center"/>
+          </w:tcPr>
+          <w:p>
+            <w:pPr>
+              <w:spacing w:after="20" w:line="252"/>
+            </w:pPr>
+            <w:r>
+              <w:t xml:space="preserve">비등급자는 양로(주거복지)·주야간보호 재가로 전환 수용</w:t>
+            </w:r>
+          </w:p>
+        </w:tc>
+      </w:tr>
+      <w:tr>
+        <w:tc>
+          <w:tcPr>
+            <w:tcW w:type="dxa" w:w="1700"/>
+            <w:tcBorders>
+              <w:top w:val="single" w:color="BDBDBD" w:sz="1"/>
+              <w:left w:val="single" w:color="BDBDBD" w:sz="1"/>
+              <w:bottom w:val="single" w:color="BDBDBD" w:sz="1"/>
+              <w:right w:val="single" w:color="BDBDBD" w:sz="1"/>
+            </w:tcBorders>
+            <w:tcMar>
+              <w:top w:type="dxa" w:w="60"/>
+              <w:left w:type="dxa" w:w="110"/>
+              <w:bottom w:type="dxa" w:w="60"/>
+              <w:right w:type="dxa" w:w="110"/>
+            </w:tcMar>
+            <w:vAlign w:val="center"/>
+          </w:tcPr>
+          <w:p>
+            <w:pPr>
+              <w:spacing w:after="20" w:line="252"/>
+            </w:pPr>
+            <w:r>
+              <w:t xml:space="preserve">입소율(노인 시설)</w:t>
+            </w:r>
+          </w:p>
+        </w:tc>
+        <w:tc>
+          <w:tcPr>
+            <w:tcW w:type="dxa" w:w="1500"/>
+            <w:tcBorders>
+              <w:top w:val="single" w:color="BDBDBD" w:sz="1"/>
+              <w:left w:val="single" w:color="BDBDBD" w:sz="1"/>
+              <w:bottom w:val="single" w:color="BDBDBD" w:sz="1"/>
+              <w:right w:val="single" w:color="BDBDBD" w:sz="1"/>
+            </w:tcBorders>
+            <w:tcMar>
+              <w:top w:type="dxa" w:w="60"/>
+              <w:left w:type="dxa" w:w="110"/>
+              <w:bottom w:type="dxa" w:w="60"/>
+              <w:right w:type="dxa" w:w="110"/>
+            </w:tcMar>
+            <w:vAlign w:val="center"/>
+          </w:tcPr>
+          <w:p>
+            <w:pPr>
+              <w:spacing w:after="20" w:line="252"/>
+            </w:pPr>
+            <w:r>
+              <w:t xml:space="preserve">계획대로 충원</w:t>
+            </w:r>
+          </w:p>
+        </w:tc>
+        <w:tc>
+          <w:tcPr>
+            <w:tcW w:type="dxa" w:w="1700"/>
+            <w:tcBorders>
+              <w:top w:val="single" w:color="BDBDBD" w:sz="1"/>
+              <w:left w:val="single" w:color="BDBDBD" w:sz="1"/>
+              <w:bottom w:val="single" w:color="BDBDBD" w:sz="1"/>
+              <w:right w:val="single" w:color="BDBDBD" w:sz="1"/>
+            </w:tcBorders>
+            <w:tcMar>
+              <w:top w:type="dxa" w:w="60"/>
+              <w:left w:type="dxa" w:w="110"/>
+              <w:bottom w:type="dxa" w:w="60"/>
+              <w:right w:type="dxa" w:w="110"/>
+            </w:tcMar>
+            <w:vAlign w:val="center"/>
+          </w:tcPr>
+          <w:p>
+            <w:pPr>
+              <w:spacing w:after="20" w:line="252"/>
+            </w:pPr>
+            <w:r>
+              <w:t xml:space="preserve">6~12개월 지연</w:t>
+            </w:r>
+          </w:p>
+        </w:tc>
+        <w:tc>
+          <w:tcPr>
+            <w:tcW w:type="dxa" w:w="1700"/>
+            <w:tcBorders>
+              <w:top w:val="single" w:color="BDBDBD" w:sz="1"/>
+              <w:left w:val="single" w:color="BDBDBD" w:sz="1"/>
+              <w:bottom w:val="single" w:color="BDBDBD" w:sz="1"/>
+              <w:right w:val="single" w:color="BDBDBD" w:sz="1"/>
+            </w:tcBorders>
+            <w:tcMar>
+              <w:top w:type="dxa" w:w="60"/>
+              <w:left w:type="dxa" w:w="110"/>
+              <w:bottom w:type="dxa" w:w="60"/>
+              <w:right w:type="dxa" w:w="110"/>
+            </w:tcMar>
+            <w:vAlign w:val="center"/>
+          </w:tcPr>
+          <w:p>
+            <w:pPr>
+              <w:spacing w:after="20" w:line="252"/>
+            </w:pPr>
+            <w:r>
+              <w:t xml:space="preserve">조기 만석</w:t>
+            </w:r>
+          </w:p>
+        </w:tc>
+        <w:tc>
+          <w:tcPr>
+            <w:tcW w:type="dxa" w:w="2760"/>
+            <w:tcBorders>
+              <w:top w:val="single" w:color="BDBDBD" w:sz="1"/>
+              <w:left w:val="single" w:color="BDBDBD" w:sz="1"/>
+              <w:bottom w:val="single" w:color="BDBDBD" w:sz="1"/>
+              <w:right w:val="single" w:color="BDBDBD" w:sz="1"/>
+            </w:tcBorders>
+            <w:tcMar>
+              <w:top w:type="dxa" w:w="60"/>
+              <w:left w:type="dxa" w:w="110"/>
+              <w:bottom w:type="dxa" w:w="60"/>
+              <w:right w:type="dxa" w:w="110"/>
+            </w:tcMar>
+            <w:vAlign w:val="center"/>
+          </w:tcPr>
+          <w:p>
+            <w:pPr>
+              <w:spacing w:after="20" w:line="252"/>
+            </w:pPr>
+            <w:r>
+              <w:t xml:space="preserve">대기명단 선확보·재가급여 우선 가동으로 공백 흡수</w:t>
+            </w:r>
+          </w:p>
+        </w:tc>
+      </w:tr>
+      <w:tr>
+        <w:tc>
+          <w:tcPr>
+            <w:tcW w:type="dxa" w:w="1700"/>
+            <w:tcBorders>
+              <w:top w:val="single" w:color="BDBDBD" w:sz="1"/>
+              <w:left w:val="single" w:color="BDBDBD" w:sz="1"/>
+              <w:bottom w:val="single" w:color="BDBDBD" w:sz="1"/>
+              <w:right w:val="single" w:color="BDBDBD" w:sz="1"/>
+            </w:tcBorders>
+            <w:tcMar>
+              <w:top w:type="dxa" w:w="60"/>
+              <w:left w:type="dxa" w:w="110"/>
+              <w:bottom w:type="dxa" w:w="60"/>
+              <w:right w:type="dxa" w:w="110"/>
+            </w:tcMar>
+            <w:vAlign w:val="center"/>
+          </w:tcPr>
+          <w:p>
+            <w:pPr>
+              <w:spacing w:after="20" w:line="252"/>
+            </w:pPr>
+            <w:r>
+              <w:t xml:space="preserve">전문인력 수급</w:t>
+            </w:r>
+          </w:p>
+        </w:tc>
+        <w:tc>
+          <w:tcPr>
+            <w:tcW w:type="dxa" w:w="1500"/>
+            <w:tcBorders>
+              <w:top w:val="single" w:color="BDBDBD" w:sz="1"/>
+              <w:left w:val="single" w:color="BDBDBD" w:sz="1"/>
+              <w:bottom w:val="single" w:color="BDBDBD" w:sz="1"/>
+              <w:right w:val="single" w:color="BDBDBD" w:sz="1"/>
+            </w:tcBorders>
+            <w:tcMar>
+              <w:top w:type="dxa" w:w="60"/>
+              <w:left w:type="dxa" w:w="110"/>
+              <w:bottom w:type="dxa" w:w="60"/>
+              <w:right w:type="dxa" w:w="110"/>
+            </w:tcMar>
+            <w:vAlign w:val="center"/>
+          </w:tcPr>
+          <w:p>
+            <w:pPr>
+              <w:spacing w:after="20" w:line="252"/>
+            </w:pPr>
+            <w:r>
+              <w:t xml:space="preserve">적기 채용</w:t>
+            </w:r>
+          </w:p>
+        </w:tc>
+        <w:tc>
+          <w:tcPr>
+            <w:tcW w:type="dxa" w:w="1700"/>
+            <w:tcBorders>
+              <w:top w:val="single" w:color="BDBDBD" w:sz="1"/>
+              <w:left w:val="single" w:color="BDBDBD" w:sz="1"/>
+              <w:bottom w:val="single" w:color="BDBDBD" w:sz="1"/>
+              <w:right w:val="single" w:color="BDBDBD" w:sz="1"/>
+            </w:tcBorders>
+            <w:tcMar>
+              <w:top w:type="dxa" w:w="60"/>
+              <w:left w:type="dxa" w:w="110"/>
+              <w:bottom w:type="dxa" w:w="60"/>
+              <w:right w:type="dxa" w:w="110"/>
+            </w:tcMar>
+            <w:vAlign w:val="center"/>
+          </w:tcPr>
+          <w:p>
+            <w:pPr>
+              <w:spacing w:after="20" w:line="252"/>
+            </w:pPr>
+            <w:r>
+              <w:t xml:space="preserve">사복사·요양보호사 부족</w:t>
+            </w:r>
+          </w:p>
+        </w:tc>
+        <w:tc>
+          <w:tcPr>
+            <w:tcW w:type="dxa" w:w="1700"/>
+            <w:tcBorders>
+              <w:top w:val="single" w:color="BDBDBD" w:sz="1"/>
+              <w:left w:val="single" w:color="BDBDBD" w:sz="1"/>
+              <w:bottom w:val="single" w:color="BDBDBD" w:sz="1"/>
+              <w:right w:val="single" w:color="BDBDBD" w:sz="1"/>
+            </w:tcBorders>
+            <w:tcMar>
+              <w:top w:type="dxa" w:w="60"/>
+              <w:left w:type="dxa" w:w="110"/>
+              <w:bottom w:type="dxa" w:w="60"/>
+              <w:right w:type="dxa" w:w="110"/>
+            </w:tcMar>
+            <w:vAlign w:val="center"/>
+          </w:tcPr>
+          <w:p>
+            <w:pPr>
+              <w:spacing w:after="20" w:line="252"/>
+            </w:pPr>
+            <w:r>
+              <w:t xml:space="preserve">자체 양성 조기화</w:t>
+            </w:r>
+          </w:p>
+        </w:tc>
+        <w:tc>
+          <w:tcPr>
+            <w:tcW w:type="dxa" w:w="2760"/>
+            <w:tcBorders>
+              <w:top w:val="single" w:color="BDBDBD" w:sz="1"/>
+              <w:left w:val="single" w:color="BDBDBD" w:sz="1"/>
+              <w:bottom w:val="single" w:color="BDBDBD" w:sz="1"/>
+              <w:right w:val="single" w:color="BDBDBD" w:sz="1"/>
+            </w:tcBorders>
+            <w:tcMar>
+              <w:top w:type="dxa" w:w="60"/>
+              <w:left w:type="dxa" w:w="110"/>
+              <w:bottom w:type="dxa" w:w="60"/>
+              <w:right w:type="dxa" w:w="110"/>
+            </w:tcMar>
+            <w:vAlign w:val="center"/>
+          </w:tcPr>
+          <w:p>
+            <w:pPr>
+              <w:spacing w:after="20" w:line="252"/>
+            </w:pPr>
+            <w:r>
+              <w:t xml:space="preserve">자격취득 지원·산학연계·복지포인트(인력 확보전략 별첨)</w:t>
+            </w:r>
+          </w:p>
+        </w:tc>
+      </w:tr>
     </w:tbl>
+    <w:p>
+      <w:pPr>
+        <w:spacing w:after="80"/>
+        <w:jc w:val="both"/>
+      </w:pPr>
+      <w:r>
+        <w:t xml:space="preserve">특히 노인 시설은 입소자의 장기요양 등급 구성에 손익이 크게 좌우된다. 비등급자가 섞이거나 등급이 낮게 나오면 월 수입이 한 시설(9인) 기준 수백만 원까지 줄 수 있으므로, ① 비등급·경증 어르신은 양로(노인주거복지)·주야간보호(재가급여)로 전환 수용하고, ② 시설급여 대상은 대기명단을 미리 확보해 공실을 줄이며, ③ 수가 5~10% 삭감이나 보조금 6개월 지연 같은 충격은 보증금 반환유보금·브릿지론·사업수익으로 흡수하는 것을 기본 방어선으로 둔다.</w:t>
+      </w:r>
+    </w:p>
     <w:p>
       <w:r>
         <w:br w:type="page"/>
@@ -12302,7 +13416,7 @@
               <w:spacing w:after="20" w:line="252"/>
             </w:pPr>
             <w:r>
-              <w:t xml:space="preserve">총 원가 − 자체 커버 = 분담금이 메워야 할 실제 순원가 → 170만원 분담금 내에서 충분히 흡수되며, 초과분은 환원·적립 재원</w:t>
+              <w:t xml:space="preserve">총 원가 − 자체 커버 = 분담금이 메워야 할 실제 순원가 → 150만원 분담금 내에서 충분히 흡수되며, 초과분은 환원·적립 재원</w:t>
             </w:r>
           </w:p>
         </w:tc>
@@ -12327,7 +13441,7 @@
           <w:i w:val="false"/>
           <w:iCs w:val="false"/>
         </w:rPr>
-        <w:t xml:space="preserve">분담금에 포함되는 ‘1차 상호돌봄 및 의료 연계 서비스’의 원가 근거를 명시합니다. 이는 분담금 170만원의 ALL-IN 신뢰성을 뒷받침합니다.</w:t>
+        <w:t xml:space="preserve">분담금에 포함되는 ‘1차 상호돌봄 및 의료 연계 서비스’의 원가 근거를 명시합니다. 이는 분담금 150만원의 모두 포함 신뢰성을 뒷받침합니다.</w:t>
       </w:r>
     </w:p>
     <w:tbl>
@@ -12503,6 +13617,15 @@
               <w:t xml:space="preserve">내과·노인과 방문진료(주 단위) + 간호 인력 활력징후 점검 + 물리치료·심리상담 연계</w:t>
             </w:r>
           </w:p>
+          <w:p>
+            <w:pPr>
+              <w:spacing w:after="80" w:line="276"/>
+              <w:jc w:val="both"/>
+            </w:pPr>
+            <w:r>
+              <w:t xml:space="preserve">농촌은 병원이 멀어 ‘이동’이 관건이므로, 청양 고령자복지주택 등에서 검증된 ‘재택의료센터 + 왕진·돌봄버스’ 방식을 따른다. 거점에 재택의료·건강상담 공간을 두고, 정기 진료·검사·통원은 조합 차량(왕진·돌봄버스)으로 어르신과 아이를 왕복시켜 거리 부담을 흡수하며, 인근 종합병원과 협약으로 응급 연계를 확보한다.</w:t>
+            </w:r>
+          </w:p>
         </w:tc>
         <w:tc>
           <w:tcPr>
@@ -12609,7 +13732,7 @@
               <w:spacing w:after="20" w:line="252"/>
             </w:pPr>
             <w:r>
-              <w:t xml:space="preserve">감가상각 포함 CAPEX 반영</w:t>
+              <w:t xml:space="preserve">감가상각 포함 시설 투자비 반영</w:t>
             </w:r>
           </w:p>
         </w:tc>
@@ -13477,7 +14600,7 @@
                 <w:b/>
                 <w:bCs/>
               </w:rPr>
-              <w:t xml:space="preserve">170만원 (코인 시 실질↓)</w:t>
+              <w:t xml:space="preserve">150만원 (코인 시 실질↓)</w:t>
             </w:r>
           </w:p>
         </w:tc>
@@ -13541,7 +14664,7 @@
         <w:pStyle w:val="Heading3"/>
       </w:pPr>
       <w:r>
-        <w:t xml:space="preserve">월 170만원 — ALL-IN 실비 분해 (개념)</w:t>
+        <w:t xml:space="preserve">월 150만원 — 모두 포함 실비 분해 (개념)</w:t>
       </w:r>
     </w:p>
     <w:tbl>
@@ -13593,7 +14716,7 @@
                 <w:bCs/>
                 <w:color w:val="1B5E20"/>
               </w:rPr>
-              <w:t xml:space="preserve">170만원 ALL-IN 구성</w:t>
+              <w:t xml:space="preserve">150만원 모두 포함 구성</w:t>
             </w:r>
           </w:p>
         </w:tc>
@@ -13964,7 +15087,7 @@
                 <w:b/>
                 <w:bCs/>
               </w:rPr>
-              <w:t xml:space="preserve">약 150~160만원 — 170만원은 실비에 최소 예비를 더한 수준(이윤 아님)</w:t>
+              <w:t xml:space="preserve">약 150~160만원 — 150만원은 실비 추정의 하한선(예비 최소, 이윤 아님)</w:t>
             </w:r>
           </w:p>
         </w:tc>
@@ -14005,7 +15128,7 @@
           </w:tcPr>
           <w:p>
             <w:r>
-              <w:t xml:space="preserve">170만원은 시장(실버타운 300~600만·요양원 200~400만) 대비 낮으며, 돌봄코인 참여 시 실질 부담은 약 70~100만원으로 더 낮아집니다. ‘필요한 만큼만’ 원칙의 결과입니다.</w:t>
+              <w:t xml:space="preserve">150만원은 시장(실버타운 300~600만·요양원 200~400만) 대비 낮으며, 돌봄코인 참여 시 실질 부담은 약 50~80만원으로 더 낮아집니다. ‘필요한 만큼만’ 원칙의 결과입니다. 실비 추정(150~160만원)의 하한에 해당하므로 별도 예비 여력은 사업수익·후원 등 다른 재원에서 보완합니다.</w:t>
             </w:r>
           </w:p>
         </w:tc>
@@ -14314,7 +15437,7 @@
               <w:t xml:space="preserve">결론 — </w:t>
             </w:r>
             <w:r>
-              <w:t xml:space="preserve">2,000만원·170만원은 ‘이윤’이 아니라 ‘필요 실비의 합리적 하한’입니다. 돌봄코인·공단 급여(6.5)·취약계층 선대여로 실질 부담은 더 낮아집니다.</w:t>
+              <w:t xml:space="preserve">2,000만원·150만원은 ‘이윤’이 아니라 ‘필요 실비의 합리적 하한’입니다. 돌봄코인·공단 급여(6.5)·취약계층 선대여로 실질 부담은 더 낮아집니다.</w:t>
             </w:r>
           </w:p>
         </w:tc>
@@ -14640,7 +15763,7 @@
               <w:spacing w:after="20" w:line="252"/>
             </w:pPr>
             <w:r>
-              <w:t xml:space="preserve">170만원</w:t>
+              <w:t xml:space="preserve">150만원</w:t>
             </w:r>
           </w:p>
         </w:tc>
@@ -14692,7 +15815,7 @@
               <w:spacing w:after="20" w:line="252"/>
             </w:pPr>
             <w:r>
-              <w:t xml:space="preserve">약 170만원</w:t>
+              <w:t xml:space="preserve">약 150만원</w:t>
             </w:r>
           </w:p>
         </w:tc>
@@ -14801,7 +15924,7 @@
               <w:spacing w:after="20" w:line="252"/>
             </w:pPr>
             <w:r>
-              <w:t xml:space="preserve">약 90만원</w:t>
+              <w:t xml:space="preserve">약 50만원</w:t>
             </w:r>
           </w:p>
         </w:tc>
@@ -14855,7 +15978,7 @@
               <w:spacing w:after="20" w:line="252"/>
             </w:pPr>
             <w:r>
-              <w:t xml:space="preserve">약 230만원</w:t>
+              <w:t xml:space="preserve">약 190만원</w:t>
             </w:r>
           </w:p>
         </w:tc>
@@ -14962,7 +16085,7 @@
               <w:spacing w:after="20" w:line="252"/>
             </w:pPr>
             <w:r>
-              <w:t xml:space="preserve">약 60만원</w:t>
+              <w:t xml:space="preserve">무료 (0원)</w:t>
             </w:r>
           </w:p>
         </w:tc>
@@ -15014,7 +16137,7 @@
               <w:spacing w:after="20" w:line="252"/>
             </w:pPr>
             <w:r>
-              <w:t xml:space="preserve">약 250~310만원</w:t>
+              <w:t xml:space="preserve">약 190~251만원</w:t>
             </w:r>
           </w:p>
         </w:tc>
@@ -15089,7 +16212,7 @@
               <w:t xml:space="preserve">핵심 시사점 — </w:t>
             </w:r>
             <w:r>
-              <w:t xml:space="preserve">돌봄 필요가 커질수록 개인 부담은 줄고(공단 급여가 메움) 시설 총수입은 늘어납니다. 고령화·돌봄수요 증가는 재무 리스크가 아니라 구조적 수입원입니다. 어떤 경우에도 비용을 이유로 한 강제 퇴거는 없으며, 부족분은 공익기금이 지원합니다.</w:t>
+              <w:t xml:space="preserve">돌봄 필요가 커질수록 개인 부담은 줄고(공단 급여가 메움) 시설 총수입은 늘어납니다. 고령화·돌봄수요 증가는 재무 리스크가 아니라 구조적 수입원입니다. 어떤 경우에도 비용을 이유로 한 강제 퇴거는 없으며, 부족분은 공익기금이 지원합니다. 전 유형 1인실(유니트케어)을 기본으로 하며, 중증케어형의 개인부담 면제분은 법정 본인부담 자체를 없애는 것이 아니라 공동체 상호부조 기금이 대신 부담하는 방식입니다.</w:t>
             </w:r>
           </w:p>
         </w:tc>
@@ -15496,6 +16619,54 @@
     <w:p>
       <w:r>
         <w:br w:type="page"/>
+      </w:r>
+    </w:p>
+    <w:p>
+      <w:pPr>
+        <w:pStyle w:val="Heading2"/>
+      </w:pPr>
+      <w:r>
+        <w:t xml:space="preserve">6.7  노인 돌봄 운영 — 재가급여 + 시설급여(공동생활가정 → 요양시설)</w:t>
+      </w:r>
+    </w:p>
+    <w:p>
+      <w:pPr>
+        <w:spacing w:after="80" w:line="276"/>
+      </w:pPr>
+      <w:r>
+        <w:t xml:space="preserve">노인 돌봄은 두 축으로 운영한다. 입소가 필요 없는 독립생활형·경증 어르신과 지역의 재가 노인에게는 재가급여(주야간보호·방문요양)를 제공하고, 돌봄이 많이 필요한 어르신은 시설급여 시설에 모신다. 두 축을 함께 두면 입소 공실 위험을 줄이면서 지역 어르신까지 포괄할 수 있다.</w:t>
+      </w:r>
+    </w:p>
+    <w:p>
+      <w:pPr>
+        <w:spacing w:after="80" w:line="276"/>
+      </w:pPr>
+      <w:r>
+        <w:t xml:space="preserve">시설급여는 규모에 따라 단계적으로 키운다. 씨앗기에는 노인요양공동생활가정 한 곳(정원 9인)으로 시작하되, 모든 침실을 1인 1실로 두어 어르신의 존엄을 지키고 상급침실료(비급여)를 받아 운영 흑자의 기반으로 삼는다. 이는 정부가 추진하는 유니트케어(1인 1실 중심) 방향과도 맞다.</w:t>
+      </w:r>
+    </w:p>
+    <w:p>
+      <w:pPr>
+        <w:spacing w:after="80" w:line="276"/>
+      </w:pPr>
+      <w:r>
+        <w:t xml:space="preserve">입소 대기가 쌓여 상시 입소가 18~20명에 이르면, 공동생활가정을 여러 개로 복제하지 않고 노인요양시설(정원 20~29인)로 전환한다. 시설장은 시설마다 상근 전담을 둬야 하므로(겸직 불가), 공생을 복제하면 시설장·간호 인력이 그대로 중복되어 비효율적이다. 요양시설로 전환하면 한 명의 시설장이 더 많은 어르신을 맡고, 1인당 수가도 공동생활가정(2026년 1등급 약 224만원)보다 노인요양시설(약 279만원)이 높아 손익이 개선된다.</w:t>
+      </w:r>
+    </w:p>
+    <w:p>
+      <w:pPr>
+        <w:spacing w:after="80" w:line="276"/>
+      </w:pPr>
+      <w:r>
+        <w:t xml:space="preserve">완성기에는 30~49인 규모가 손익에 가장 유리하다. 50인을 넘으면 영양사 의무가 생기지만, 공동체의 중앙급식(영양사 보유)에 급식을 위탁하면 그 의무를 충족하므로 추가 부담 없이 규모를 더 키울 수 있다.</w:t>
+      </w:r>
+    </w:p>
+    <w:p>
+      <w:pPr>
+        <w:spacing w:after="80" w:line="276"/>
+      </w:pPr>
+      <w:r>
+        <w:t xml:space="preserve">취약계층(기초수급 등)에게는 상급침실료를 생애동행 공익기금으로 감면해, 1인 1실의 존엄을 누구나 누리도록 한다.</w:t>
       </w:r>
     </w:p>
     <w:p>
@@ -17544,6 +18715,38 @@
     </w:p>
     <w:p>
       <w:pPr>
+        <w:pStyle w:val="Heading2"/>
+      </w:pPr>
+      <w:r>
+        <w:t xml:space="preserve">8.1  전문 인력(사회복지사·요양보호사 등) 확보·유지 전략</w:t>
+      </w:r>
+    </w:p>
+    <w:p>
+      <w:pPr>
+        <w:spacing w:after="80" w:line="276"/>
+      </w:pPr>
+      <w:r>
+        <w:t xml:space="preserve">노인·아동 시설은 사회복지사·간호(조무)사·요양보호사·보육사를 법으로 두어야 하고, 시설장은 시설마다 상근 전담(겸직 불가)이라 사람을 구하고 붙드는 일이 운영의 가장 큰 변수다. 인구소멸 지역은 인력 풀이 얕아 임금만으로는 한계가 있으므로 네 갈래로 접근한다.</w:t>
+      </w:r>
+    </w:p>
+    <w:p>
+      <w:pPr>
+        <w:spacing w:after="80" w:line="276"/>
+      </w:pPr>
+      <w:r>
+        <w:t xml:space="preserve">첫째, 자체 양성이다. 조합원 중 희망자에게 사회복지사·요양보호사·보육사·치유농업사·간호조무사 자격 취득 비용을 지원하고 공동체 안에서 실습과 경력을 쌓게 해, 핵심 인력을 안에서 키운다. 둘째, 인근 대학의 사회복지·간호·보육 학과와 현장실습·취업 연계 협약을 맺어 지역 인력 풀을 만든다.</w:t>
+      </w:r>
+    </w:p>
+    <w:p>
+      <w:pPr>
+        <w:spacing w:after="80" w:line="276"/>
+      </w:pPr>
+      <w:r>
+        <w:t xml:space="preserve">셋째, 임금 외의 차별화된 처우다. 폐교 밖 사택, 공동체 차량, 자녀 교육 지원, 유연근무, 공동식당 식사 같은 ‘삶의 질’이 소멸지역 인재를 모으고 붙드는 결정 요인이다. 넷째, 역할의 경계를 분명히 한다. 인가 시설의 전담 인력(급여직)과 돌봄코인 부역할(조합원 자원활동)을 나누고, 가족이 자기 부모를 직접 돌봄 배정하지 않도록 교차 배정해 부정수급과 이해충돌을 막는다.</w:t>
+      </w:r>
+    </w:p>
+    <w:p>
+      <w:pPr>
         <w:pStyle w:val="Heading1"/>
       </w:pPr>
       <w:r>
@@ -19988,7 +21191,7 @@
               <w:spacing w:after="20" w:line="252"/>
             </w:pPr>
             <w:r>
-              <w:t xml:space="preserve">연간 ±0 (보증금 락킹 방어)</w:t>
+              <w:t xml:space="preserve">운영손익 BEP 목표 2029 (보증금은 반환충당 부채로 분리)</w:t>
             </w:r>
           </w:p>
         </w:tc>
@@ -20071,7 +21274,7 @@
               <w:spacing w:after="20" w:line="252"/>
             </w:pPr>
             <w:r>
-              <w:t xml:space="preserve">연간 +12,400만원</w:t>
+              <w:t xml:space="preserve">연간 +26,200만원</w:t>
             </w:r>
           </w:p>
         </w:tc>
@@ -20151,7 +21354,7 @@
               <w:spacing w:after="20" w:line="252"/>
             </w:pPr>
             <w:r>
-              <w:t xml:space="preserve">연간 +7,800만원 (재단 기금 유보)</w:t>
+              <w:t xml:space="preserve">연간 +38,540만원 (재단 기금 유보)</w:t>
             </w:r>
           </w:p>
         </w:tc>
@@ -20216,7 +21419,7 @@
           <w:iCs w:val="false"/>
           <w:color w:val="555555"/>
         </w:rPr>
-        <w:t xml:space="preserve">2026년   |   자연돌봄공동체 사회적협동조합 설립 준비위원회</w:t>
+        <w:t xml:space="preserve">2026년   |   사회적협동조합 자연돌봄공동체 설립 준비위원회</w:t>
       </w:r>
     </w:p>
     <w:p>
@@ -20233,6 +21436,78 @@
           <w:color w:val="555555"/>
         </w:rPr>
         <w:t xml:space="preserve">대표  이 상 석    ☎ 010-2521-2030</w:t>
+      </w:r>
+    </w:p>
+    <w:p>
+      <w:pPr>
+        <w:pStyle w:val="Heading2"/>
+      </w:pPr>
+      <w:r>
+        <w:t xml:space="preserve">11.6  중앙급식(식당) — 농업 사회적기업의 위탁급식</w:t>
+      </w:r>
+    </w:p>
+    <w:p>
+      <w:pPr>
+        <w:spacing w:after="80" w:line="276"/>
+      </w:pPr>
+      <w:r>
+        <w:t xml:space="preserve">공동식당은 농업 사회적기업이 운영하는 중앙급식(위탁급식) 조직으로 둔다. 노인 시설과 스쿨홈, 조합원에게 식사를 통합 공급하고, 특화 농산물로 차린 식단을 방문객에게도 판매한다. 이렇게 하면 시설마다 영양사·조리사를 따로 두지 않고 중앙급식이 한 번에 갖춰, 50인 이상 급식의 법적 의무(영양사)도 위탁으로 해결된다.</w:t>
+      </w:r>
+    </w:p>
+    <w:p>
+      <w:pPr>
+        <w:spacing w:after="80" w:line="276"/>
+      </w:pPr>
+      <w:r>
+        <w:t xml:space="preserve">식자재의 상당 부분을 공동체의 스마트팜·텃밭에서 자급하므로 원가가 낮고, 식당의 영업이익 일부는 사회적협동조합에 환원한다.</w:t>
+      </w:r>
+    </w:p>
+    <w:p>
+      <w:pPr>
+        <w:pStyle w:val="Heading2"/>
+      </w:pPr>
+      <w:r>
+        <w:t xml:space="preserve">11.7  신재생에너지 — 독립 사회적기업</w:t>
+      </w:r>
+    </w:p>
+    <w:p>
+      <w:pPr>
+        <w:spacing w:after="80" w:line="276"/>
+      </w:pPr>
+      <w:r>
+        <w:t xml:space="preserve">신재생에너지는 사회적협동조합이 직접 운영하지 않고 별도의 사회적기업으로 둔다. 이 회사는 공동체 시설에 전력을 공급하고, 남는 전력은 전력시장(SMP)과 신재생에너지 공급인증서(REC)로 판매한다. 주민참여형으로 설계해 발생한 수익을 조합원과 나눈다.</w:t>
+      </w:r>
+    </w:p>
+    <w:p>
+      <w:pPr>
+        <w:spacing w:after="80" w:line="276"/>
+      </w:pPr>
+      <w:r>
+        <w:t xml:space="preserve">태양광에 머무르지 않고 지열(냉난방 절감)과 임업 부산물을 활용한 바이오매스 등으로 넓혀 간다. 초기에는 자가소비형 소규모 설비로 전기요금을 줄이는 데서 시작하고, 대규모 매전은 발전 인허가·계통연계를 마친 뒤 단계적으로 확대한다.</w:t>
+      </w:r>
+    </w:p>
+    <w:p>
+      <w:pPr>
+        <w:pStyle w:val="Heading2"/>
+      </w:pPr>
+      <w:r>
+        <w:t xml:space="preserve">11.8  정책자금 활용 — 개인·법인 역할 분리</w:t>
+      </w:r>
+    </w:p>
+    <w:p>
+      <w:pPr>
+        <w:spacing w:after="80" w:line="276"/>
+      </w:pPr>
+      <w:r>
+        <w:t xml:space="preserve">귀농 주택자금과 농업·임업 창업자금은 한도가 개인 단위이므로, 정착자 개인이 각자 자격으로 최대한 받아 동원 자금을 키운다. 받은 자금은 개인 주택과 개인 영농에 쓰고, 농업·임업 사업은 영농조합법인·사회적기업이 운영 주체가 되어 개인의 자산·생산물과 거래·출자·납품으로 연결한다.</w:t>
+      </w:r>
+    </w:p>
+    <w:p>
+      <w:pPr>
+        <w:spacing w:after="80" w:line="276"/>
+      </w:pPr>
+      <w:r>
+        <w:t xml:space="preserve">자금은 개인 한도로 최대한, 운영은 법인으로 한다. 사회적협동조합의 돌봄 시설에는 개인 정책자금을 투입하지 않고, 사회적기업의 영업이익 일부를 환원받는 구조로 분리한다(명의·용도·세무를 명확히 구분).</w:t>
       </w:r>
     </w:p>
     <w:sectPr>

--- a/docs/자연돌봄공동체_종합사업계획서.docx
+++ b/docs/자연돌봄공동체_종합사업계획서.docx
@@ -21508,6 +21508,84 @@
       </w:pPr>
       <w:r>
         <w:t xml:space="preserve">자금은 개인 한도로 최대한, 운영은 법인으로 한다. 사회적협동조합의 돌봄 시설에는 개인 정책자금을 투입하지 않고, 사회적기업의 영업이익 일부를 환원받는 구조로 분리한다(명의·용도·세무를 명확히 구분).</w:t>
+      </w:r>
+    </w:p>
+    <w:p>
+      <w:pPr>
+        <w:pStyle w:val="Heading2"/>
+      </w:pPr>
+      <w:r>
+        <w:t>11.9  대외 심사 방어 — 5대 리스크 시나리오 및 대응</w:t>
+      </w:r>
+    </w:p>
+    <w:p>
+      <w:r>
+        <w:t>심사·협의 과정에서 가장 많이 받는 다섯 가지 실패 가능성 질문에 대해, 이미 설계된 대응 방안을 한데 모아 정리합니다.</w:t>
+      </w:r>
+    </w:p>
+    <w:p>
+      <w:pPr>
+        <w:pStyle w:val="Heading3"/>
+      </w:pPr>
+      <w:r>
+        <w:t>① 입주(조합원 모집) 실패 — 목표 인원에 미달하는 경우</w:t>
+      </w:r>
+    </w:p>
+    <w:p>
+      <w:r>
+        <w:t>1단계 목표를 20명 내외의 작은 규모로 설정해, 대규모 선투자 없이 시작합니다. 모집이 목표에 못 미치면 시설 투자와 인력 확충 시점을 그만큼 늦추는 유연한 단계별 구조이며, 이미 확보된 발기인·설립동의자를 우선 정착시켜 최소 운영 단위(노인요양 공동생활가정 1개소)부터 손익을 검증합니다.</w:t>
+      </w:r>
+    </w:p>
+    <w:p>
+      <w:pPr>
+        <w:pStyle w:val="Heading3"/>
+      </w:pPr>
+      <w:r>
+        <w:t>② 인허가 지연 — 노인요양기관·아동그룹홈 등 인가가 늦어지는 경우</w:t>
+      </w:r>
+    </w:p>
+    <w:p>
+      <w:r>
+        <w:t>BEP(운영손익 손익분기) 목표는 정상 진행 시 2029년이며, 인허가가 1년 지연되는 경우 2030년으로 순연하는 것을 전제로 재무 계획을 세웠습니다. 인허가 이전에도 시작 가능한 활동(스마트팜, 커뮤니티 조성, 임업)부터 먼저 진행해 유휴 기간의 손실을 최소화합니다.</w:t>
+      </w:r>
+    </w:p>
+    <w:p>
+      <w:pPr>
+        <w:pStyle w:val="Heading3"/>
+      </w:pPr>
+      <w:r>
+        <w:t>③ 농업·임업 부문 적자 — 스마트팜·산림사업이 계획대로 수익을 내지 못하는 경우</w:t>
+      </w:r>
+    </w:p>
+    <w:p>
+      <w:r>
+        <w:t>초기 1팀(씨앗기 수익엔진)은 노인요양 공동생활가정(장기요양 수가+상급침실료)을 손익의 중심축으로 두고, 스마트팜·임업·신재생은 보조 수익원으로 설계했습니다. 따라서 농업·임업이 계획보다 부진해도 핵심 돌봄 시설의 수가 수입만으로 최소 운영이 가능합니다. 적자성 사업(스쿨홈 등)은 BEP·보조금 확보 이후로 확대 시점을 늦춥니다.</w:t>
+      </w:r>
+    </w:p>
+    <w:p>
+      <w:pPr>
+        <w:pStyle w:val="Heading3"/>
+      </w:pPr>
+      <w:r>
+        <w:t>④ 정부·지자체 보조금 중단 또는 삭감</w:t>
+      </w:r>
+    </w:p>
+    <w:p>
+      <w:r>
+        <w:t>재원을 조합원 분담금·복지급여(장기요양보험 등)·사회적기업 매출·후원(ESG) 네 축으로 분산했기 때문에 특정 보조금 하나가 끊겨도 전체 구조가 흔들리지 않습니다. 5.4 민감도 분석에서 수가 5~10% 삭감, 보조금 6개월 지연 시나리오도 별도로 반영했습니다.</w:t>
+      </w:r>
+    </w:p>
+    <w:p>
+      <w:pPr>
+        <w:pStyle w:val="Heading3"/>
+      </w:pPr>
+      <w:r>
+        <w:t>⑤ 조합원 대량 이탈 — 절반 이상이 동시에 탈퇴하는 경우</w:t>
+      </w:r>
+    </w:p>
+    <w:p>
+      <w:r>
+        <w:t>입주보증금은 반환충당 부채로 회계 처리하며(수익이 아님), 탈퇴 시 후속 입주자 충원 또는 90일 내 분할 반환을 원칙으로 해 일시에 현금이 대량 유출되지 않도록 설계했습니다. 다만 다수 이탈이 발생하면 신규 모집 기간 동안 일시적 공실이 생길 수 있어, 이 경우 이사회가 분담금·코인 정책을 한시적으로 조정하는 비상 운영 계획을 별도로 마련할 필요가 있습니다.</w:t>
       </w:r>
     </w:p>
     <w:sectPr>

--- a/docs/자연돌봄공동체_종합사업계획서.docx
+++ b/docs/자연돌봄공동체_종합사업계획서.docx
@@ -20975,471 +20975,6 @@
     </w:p>
     <w:p>
       <w:pPr>
-        <w:pStyle w:val="Heading1"/>
-      </w:pPr>
-      <w:r>
-        <w:t xml:space="preserve">결론  하나의 논리로 이어지는 재무 모델</w:t>
-      </w:r>
-    </w:p>
-    <w:p>
-      <w:pPr>
-        <w:spacing w:after="120" w:before="0" w:line="276"/>
-      </w:pPr>
-      <w:r>
-        <w:rPr>
-          <w:b w:val="false"/>
-          <w:bCs w:val="false"/>
-          <w:i w:val="false"/>
-          <w:iCs w:val="false"/>
-        </w:rPr>
-        <w:t xml:space="preserve">백서의 철학(비소유·세대계승) → 실무 실행계획서의 시간순 실행 → 본 사업계획서의 재무 모델까지, 하나의 논리로 이어집니다.</w:t>
-      </w:r>
-    </w:p>
-    <w:tbl>
-      <w:tblPr>
-        <w:tblW w:type="dxa" w:w="9360"/>
-        <w:tblBorders>
-          <w:top w:val="single" w:color="auto" w:sz="4"/>
-          <w:left w:val="single" w:color="auto" w:sz="4"/>
-          <w:bottom w:val="single" w:color="auto" w:sz="4"/>
-          <w:right w:val="single" w:color="auto" w:sz="4"/>
-          <w:insideH w:val="single" w:color="auto" w:sz="4"/>
-          <w:insideV w:val="single" w:color="auto" w:sz="4"/>
-        </w:tblBorders>
-      </w:tblPr>
-      <w:tblGrid>
-        <w:gridCol w:w="2200"/>
-        <w:gridCol w:w="3500"/>
-        <w:gridCol w:w="3660"/>
-      </w:tblGrid>
-      <w:tr>
-        <w:trPr>
-          <w:tblHeader/>
-        </w:trPr>
-        <w:tc>
-          <w:tcPr>
-            <w:tcW w:type="dxa" w:w="2200"/>
-            <w:tcBorders>
-              <w:top w:val="single" w:color="BDBDBD" w:sz="1"/>
-              <w:left w:val="single" w:color="BDBDBD" w:sz="1"/>
-              <w:bottom w:val="single" w:color="BDBDBD" w:sz="1"/>
-              <w:right w:val="single" w:color="BDBDBD" w:sz="1"/>
-            </w:tcBorders>
-            <w:shd w:fill="C8E6C9" w:val="clear"/>
-            <w:tcMar>
-              <w:top w:type="dxa" w:w="60"/>
-              <w:left w:type="dxa" w:w="110"/>
-              <w:bottom w:type="dxa" w:w="60"/>
-              <w:right w:type="dxa" w:w="110"/>
-            </w:tcMar>
-            <w:vAlign w:val="center"/>
-          </w:tcPr>
-          <w:p>
-            <w:pPr>
-              <w:spacing w:after="20" w:line="252"/>
-              <w:jc w:val="center"/>
-            </w:pPr>
-            <w:r>
-              <w:rPr>
-                <w:b/>
-                <w:bCs/>
-                <w:color w:val="1B5E20"/>
-              </w:rPr>
-              <w:t xml:space="preserve">단계</w:t>
-            </w:r>
-          </w:p>
-        </w:tc>
-        <w:tc>
-          <w:tcPr>
-            <w:tcW w:type="dxa" w:w="3500"/>
-            <w:tcBorders>
-              <w:top w:val="single" w:color="BDBDBD" w:sz="1"/>
-              <w:left w:val="single" w:color="BDBDBD" w:sz="1"/>
-              <w:bottom w:val="single" w:color="BDBDBD" w:sz="1"/>
-              <w:right w:val="single" w:color="BDBDBD" w:sz="1"/>
-            </w:tcBorders>
-            <w:shd w:fill="C8E6C9" w:val="clear"/>
-            <w:tcMar>
-              <w:top w:type="dxa" w:w="60"/>
-              <w:left w:type="dxa" w:w="110"/>
-              <w:bottom w:type="dxa" w:w="60"/>
-              <w:right w:type="dxa" w:w="110"/>
-            </w:tcMar>
-            <w:vAlign w:val="center"/>
-          </w:tcPr>
-          <w:p>
-            <w:pPr>
-              <w:spacing w:after="20" w:line="252"/>
-              <w:jc w:val="center"/>
-            </w:pPr>
-            <w:r>
-              <w:rPr>
-                <w:b/>
-                <w:bCs/>
-                <w:color w:val="1B5E20"/>
-              </w:rPr>
-              <w:t xml:space="preserve">규모</w:t>
-            </w:r>
-          </w:p>
-        </w:tc>
-        <w:tc>
-          <w:tcPr>
-            <w:tcW w:type="dxa" w:w="3660"/>
-            <w:tcBorders>
-              <w:top w:val="single" w:color="BDBDBD" w:sz="1"/>
-              <w:left w:val="single" w:color="BDBDBD" w:sz="1"/>
-              <w:bottom w:val="single" w:color="BDBDBD" w:sz="1"/>
-              <w:right w:val="single" w:color="BDBDBD" w:sz="1"/>
-            </w:tcBorders>
-            <w:shd w:fill="C8E6C9" w:val="clear"/>
-            <w:tcMar>
-              <w:top w:type="dxa" w:w="60"/>
-              <w:left w:type="dxa" w:w="110"/>
-              <w:bottom w:type="dxa" w:w="60"/>
-              <w:right w:type="dxa" w:w="110"/>
-            </w:tcMar>
-            <w:vAlign w:val="center"/>
-          </w:tcPr>
-          <w:p>
-            <w:pPr>
-              <w:spacing w:after="20" w:line="252"/>
-              <w:jc w:val="center"/>
-            </w:pPr>
-            <w:r>
-              <w:rPr>
-                <w:b/>
-                <w:bCs/>
-                <w:color w:val="1B5E20"/>
-              </w:rPr>
-              <w:t xml:space="preserve">핵심 재무 지표</w:t>
-            </w:r>
-          </w:p>
-        </w:tc>
-      </w:tr>
-      <w:tr>
-        <w:tc>
-          <w:tcPr>
-            <w:tcW w:type="dxa" w:w="2200"/>
-            <w:tcBorders>
-              <w:top w:val="single" w:color="BDBDBD" w:sz="1"/>
-              <w:left w:val="single" w:color="BDBDBD" w:sz="1"/>
-              <w:bottom w:val="single" w:color="BDBDBD" w:sz="1"/>
-              <w:right w:val="single" w:color="BDBDBD" w:sz="1"/>
-            </w:tcBorders>
-            <w:tcMar>
-              <w:top w:type="dxa" w:w="60"/>
-              <w:left w:type="dxa" w:w="110"/>
-              <w:bottom w:type="dxa" w:w="60"/>
-              <w:right w:type="dxa" w:w="110"/>
-            </w:tcMar>
-            <w:vAlign w:val="center"/>
-          </w:tcPr>
-          <w:p>
-            <w:pPr>
-              <w:spacing w:after="20" w:line="252"/>
-            </w:pPr>
-            <w:r>
-              <w:t xml:space="preserve">씨앗기</w:t>
-            </w:r>
-          </w:p>
-        </w:tc>
-        <w:tc>
-          <w:tcPr>
-            <w:tcW w:type="dxa" w:w="3500"/>
-            <w:tcBorders>
-              <w:top w:val="single" w:color="BDBDBD" w:sz="1"/>
-              <w:left w:val="single" w:color="BDBDBD" w:sz="1"/>
-              <w:bottom w:val="single" w:color="BDBDBD" w:sz="1"/>
-              <w:right w:val="single" w:color="BDBDBD" w:sz="1"/>
-            </w:tcBorders>
-            <w:tcMar>
-              <w:top w:type="dxa" w:w="60"/>
-              <w:left w:type="dxa" w:w="110"/>
-              <w:bottom w:type="dxa" w:w="60"/>
-              <w:right w:type="dxa" w:w="110"/>
-            </w:tcMar>
-            <w:vAlign w:val="center"/>
-          </w:tcPr>
-          <w:p>
-            <w:pPr>
-              <w:spacing w:after="20" w:line="252"/>
-            </w:pPr>
-            <w:r>
-              <w:t xml:space="preserve">2명 선행 → 20명</w:t>
-            </w:r>
-          </w:p>
-        </w:tc>
-        <w:tc>
-          <w:tcPr>
-            <w:tcW w:type="dxa" w:w="3660"/>
-            <w:tcBorders>
-              <w:top w:val="single" w:color="BDBDBD" w:sz="1"/>
-              <w:left w:val="single" w:color="BDBDBD" w:sz="1"/>
-              <w:bottom w:val="single" w:color="BDBDBD" w:sz="1"/>
-              <w:right w:val="single" w:color="BDBDBD" w:sz="1"/>
-            </w:tcBorders>
-            <w:tcMar>
-              <w:top w:type="dxa" w:w="60"/>
-              <w:left w:type="dxa" w:w="110"/>
-              <w:bottom w:type="dxa" w:w="60"/>
-              <w:right w:type="dxa" w:w="110"/>
-            </w:tcMar>
-            <w:vAlign w:val="center"/>
-          </w:tcPr>
-          <w:p>
-            <w:pPr>
-              <w:spacing w:after="20" w:line="252"/>
-            </w:pPr>
-            <w:r>
-              <w:t xml:space="preserve">운영손익 BEP 목표 2029 (보증금은 반환충당 부채로 분리)</w:t>
-            </w:r>
-          </w:p>
-        </w:tc>
-      </w:tr>
-      <w:tr>
-        <w:tc>
-          <w:tcPr>
-            <w:tcW w:type="dxa" w:w="2200"/>
-            <w:tcBorders>
-              <w:top w:val="single" w:color="BDBDBD" w:sz="1"/>
-              <w:left w:val="single" w:color="BDBDBD" w:sz="1"/>
-              <w:bottom w:val="single" w:color="BDBDBD" w:sz="1"/>
-              <w:right w:val="single" w:color="BDBDBD" w:sz="1"/>
-            </w:tcBorders>
-            <w:shd w:fill="F2F2F2" w:val="clear"/>
-            <w:tcMar>
-              <w:top w:type="dxa" w:w="60"/>
-              <w:left w:type="dxa" w:w="110"/>
-              <w:bottom w:type="dxa" w:w="60"/>
-              <w:right w:type="dxa" w:w="110"/>
-            </w:tcMar>
-            <w:vAlign w:val="center"/>
-          </w:tcPr>
-          <w:p>
-            <w:pPr>
-              <w:spacing w:after="20" w:line="252"/>
-            </w:pPr>
-            <w:r>
-              <w:t xml:space="preserve">성장기</w:t>
-            </w:r>
-          </w:p>
-        </w:tc>
-        <w:tc>
-          <w:tcPr>
-            <w:tcW w:type="dxa" w:w="3500"/>
-            <w:tcBorders>
-              <w:top w:val="single" w:color="BDBDBD" w:sz="1"/>
-              <w:left w:val="single" w:color="BDBDBD" w:sz="1"/>
-              <w:bottom w:val="single" w:color="BDBDBD" w:sz="1"/>
-              <w:right w:val="single" w:color="BDBDBD" w:sz="1"/>
-            </w:tcBorders>
-            <w:shd w:fill="F2F2F2" w:val="clear"/>
-            <w:tcMar>
-              <w:top w:type="dxa" w:w="60"/>
-              <w:left w:type="dxa" w:w="110"/>
-              <w:bottom w:type="dxa" w:w="60"/>
-              <w:right w:type="dxa" w:w="110"/>
-            </w:tcMar>
-            <w:vAlign w:val="center"/>
-          </w:tcPr>
-          <w:p>
-            <w:pPr>
-              <w:spacing w:after="20" w:line="252"/>
-            </w:pPr>
-            <w:r>
-              <w:t xml:space="preserve">20명 BEP → 30명 가동</w:t>
-            </w:r>
-          </w:p>
-        </w:tc>
-        <w:tc>
-          <w:tcPr>
-            <w:tcW w:type="dxa" w:w="3660"/>
-            <w:tcBorders>
-              <w:top w:val="single" w:color="BDBDBD" w:sz="1"/>
-              <w:left w:val="single" w:color="BDBDBD" w:sz="1"/>
-              <w:bottom w:val="single" w:color="BDBDBD" w:sz="1"/>
-              <w:right w:val="single" w:color="BDBDBD" w:sz="1"/>
-            </w:tcBorders>
-            <w:shd w:fill="F2F2F2" w:val="clear"/>
-            <w:tcMar>
-              <w:top w:type="dxa" w:w="60"/>
-              <w:left w:type="dxa" w:w="110"/>
-              <w:bottom w:type="dxa" w:w="60"/>
-              <w:right w:type="dxa" w:w="110"/>
-            </w:tcMar>
-            <w:vAlign w:val="center"/>
-          </w:tcPr>
-          <w:p>
-            <w:pPr>
-              <w:spacing w:after="20" w:line="252"/>
-            </w:pPr>
-            <w:r>
-              <w:t xml:space="preserve">연간 +26,200만원</w:t>
-            </w:r>
-          </w:p>
-        </w:tc>
-      </w:tr>
-      <w:tr>
-        <w:tc>
-          <w:tcPr>
-            <w:tcW w:type="dxa" w:w="2200"/>
-            <w:tcBorders>
-              <w:top w:val="single" w:color="BDBDBD" w:sz="1"/>
-              <w:left w:val="single" w:color="BDBDBD" w:sz="1"/>
-              <w:bottom w:val="single" w:color="BDBDBD" w:sz="1"/>
-              <w:right w:val="single" w:color="BDBDBD" w:sz="1"/>
-            </w:tcBorders>
-            <w:tcMar>
-              <w:top w:type="dxa" w:w="60"/>
-              <w:left w:type="dxa" w:w="110"/>
-              <w:bottom w:type="dxa" w:w="60"/>
-              <w:right w:type="dxa" w:w="110"/>
-            </w:tcMar>
-            <w:vAlign w:val="center"/>
-          </w:tcPr>
-          <w:p>
-            <w:pPr>
-              <w:spacing w:after="20" w:line="252"/>
-            </w:pPr>
-            <w:r>
-              <w:t xml:space="preserve">완성기</w:t>
-            </w:r>
-          </w:p>
-        </w:tc>
-        <w:tc>
-          <w:tcPr>
-            <w:tcW w:type="dxa" w:w="3500"/>
-            <w:tcBorders>
-              <w:top w:val="single" w:color="BDBDBD" w:sz="1"/>
-              <w:left w:val="single" w:color="BDBDBD" w:sz="1"/>
-              <w:bottom w:val="single" w:color="BDBDBD" w:sz="1"/>
-              <w:right w:val="single" w:color="BDBDBD" w:sz="1"/>
-            </w:tcBorders>
-            <w:tcMar>
-              <w:top w:type="dxa" w:w="60"/>
-              <w:left w:type="dxa" w:w="110"/>
-              <w:bottom w:type="dxa" w:w="60"/>
-              <w:right w:type="dxa" w:w="110"/>
-            </w:tcMar>
-            <w:vAlign w:val="center"/>
-          </w:tcPr>
-          <w:p>
-            <w:pPr>
-              <w:spacing w:after="20" w:line="252"/>
-            </w:pPr>
-            <w:r>
-              <w:t xml:space="preserve">100명 안착 → 200명</w:t>
-            </w:r>
-          </w:p>
-        </w:tc>
-        <w:tc>
-          <w:tcPr>
-            <w:tcW w:type="dxa" w:w="3660"/>
-            <w:tcBorders>
-              <w:top w:val="single" w:color="BDBDBD" w:sz="1"/>
-              <w:left w:val="single" w:color="BDBDBD" w:sz="1"/>
-              <w:bottom w:val="single" w:color="BDBDBD" w:sz="1"/>
-              <w:right w:val="single" w:color="BDBDBD" w:sz="1"/>
-            </w:tcBorders>
-            <w:tcMar>
-              <w:top w:type="dxa" w:w="60"/>
-              <w:left w:type="dxa" w:w="110"/>
-              <w:bottom w:type="dxa" w:w="60"/>
-              <w:right w:type="dxa" w:w="110"/>
-            </w:tcMar>
-            <w:vAlign w:val="center"/>
-          </w:tcPr>
-          <w:p>
-            <w:pPr>
-              <w:spacing w:after="20" w:line="252"/>
-            </w:pPr>
-            <w:r>
-              <w:t xml:space="preserve">연간 +38,540만원 (재단 기금 유보)</w:t>
-            </w:r>
-          </w:p>
-        </w:tc>
-      </w:tr>
-    </w:tbl>
-    <w:tbl>
-      <w:tblPr>
-        <w:tblW w:type="dxa" w:w="9360"/>
-        <w:tblBorders>
-          <w:top w:val="single" w:color="auto" w:sz="4"/>
-          <w:left w:val="single" w:color="auto" w:sz="4"/>
-          <w:bottom w:val="single" w:color="auto" w:sz="4"/>
-          <w:right w:val="single" w:color="auto" w:sz="4"/>
-          <w:insideH w:val="single" w:color="auto" w:sz="4"/>
-          <w:insideV w:val="single" w:color="auto" w:sz="4"/>
-        </w:tblBorders>
-      </w:tblPr>
-      <w:tblGrid>
-        <w:gridCol w:w="9360"/>
-      </w:tblGrid>
-      <w:tr>
-        <w:tc>
-          <w:tcPr>
-            <w:tcW w:type="dxa" w:w="9360"/>
-            <w:tcBorders>
-              <w:top w:val="single" w:color="E8F5E9" w:sz="4"/>
-              <w:left w:val="single" w:color="2E7D32" w:sz="18"/>
-              <w:bottom w:val="single" w:color="E8F5E9" w:sz="4"/>
-              <w:right w:val="single" w:color="E8F5E9" w:sz="4"/>
-            </w:tcBorders>
-            <w:shd w:fill="E8F5E9" w:val="clear"/>
-            <w:tcMar>
-              <w:top w:type="dxa" w:w="120"/>
-              <w:left w:type="dxa" w:w="200"/>
-              <w:bottom w:type="dxa" w:w="120"/>
-              <w:right w:type="dxa" w:w="160"/>
-            </w:tcMar>
-          </w:tcPr>
-          <w:p>
-            <w:r>
-              <w:t xml:space="preserve">돌봄코인은 화폐가 아닌 기여기록 수단이라는 원칙을 지키면서도, 그 기록이 실제로 분담금 차감이라는 현금흐름 효과를 만들어내는 구조 — 그리고 발생한 잉여금이 개인이 아닌 공동체와 다음 세대로 환원되는 구조가 이 모델의 핵심입니다.</w:t>
-            </w:r>
-          </w:p>
-        </w:tc>
-      </w:tr>
-    </w:tbl>
-    <w:p>
-      <w:pPr>
-        <w:spacing w:after="200"/>
-      </w:pPr>
-    </w:p>
-    <w:p>
-      <w:pPr>
-        <w:spacing w:after="30" w:before="0" w:line="276"/>
-        <w:jc w:val="center"/>
-      </w:pPr>
-      <w:r>
-        <w:rPr>
-          <w:b w:val="false"/>
-          <w:bCs w:val="false"/>
-          <w:i w:val="false"/>
-          <w:iCs w:val="false"/>
-          <w:color w:val="555555"/>
-        </w:rPr>
-        <w:t xml:space="preserve">2026년   |   사회적협동조합 자연돌봄공동체 설립 준비위원회</w:t>
-      </w:r>
-    </w:p>
-    <w:p>
-      <w:pPr>
-        <w:spacing w:after="120" w:before="0" w:line="276"/>
-        <w:jc w:val="center"/>
-      </w:pPr>
-      <w:r>
-        <w:rPr>
-          <w:b w:val="false"/>
-          <w:bCs w:val="false"/>
-          <w:i w:val="false"/>
-          <w:iCs w:val="false"/>
-          <w:color w:val="555555"/>
-        </w:rPr>
-        <w:t xml:space="preserve">대표  이 상 석    ☎ 010-2521-2030</w:t>
-      </w:r>
-    </w:p>
-    <w:p>
-      <w:pPr>
         <w:pStyle w:val="Heading2"/>
       </w:pPr>
       <w:r>
@@ -21586,6 +21121,471 @@
     <w:p>
       <w:r>
         <w:t>입주보증금은 반환충당 부채로 회계 처리하며(수익이 아님), 탈퇴 시 후속 입주자 충원 또는 90일 내 분할 반환을 원칙으로 해 일시에 현금이 대량 유출되지 않도록 설계했습니다. 다만 다수 이탈이 발생하면 신규 모집 기간 동안 일시적 공실이 생길 수 있어, 이 경우 이사회가 분담금·코인 정책을 한시적으로 조정하는 비상 운영 계획을 별도로 마련할 필요가 있습니다.</w:t>
+      </w:r>
+    </w:p>
+    <w:p>
+      <w:pPr>
+        <w:pStyle w:val="Heading1"/>
+      </w:pPr>
+      <w:r>
+        <w:t xml:space="preserve">결론  하나의 논리로 이어지는 재무 모델</w:t>
+      </w:r>
+    </w:p>
+    <w:p>
+      <w:pPr>
+        <w:spacing w:after="120" w:before="0" w:line="276"/>
+      </w:pPr>
+      <w:r>
+        <w:rPr>
+          <w:b w:val="false"/>
+          <w:bCs w:val="false"/>
+          <w:i w:val="false"/>
+          <w:iCs w:val="false"/>
+        </w:rPr>
+        <w:t xml:space="preserve">백서의 철학(비소유·세대계승) → 실무 실행계획서의 시간순 실행 → 본 사업계획서의 재무 모델까지, 하나의 논리로 이어집니다.</w:t>
+      </w:r>
+    </w:p>
+    <w:tbl>
+      <w:tblPr>
+        <w:tblW w:type="dxa" w:w="9360"/>
+        <w:tblBorders>
+          <w:top w:val="single" w:color="auto" w:sz="4"/>
+          <w:left w:val="single" w:color="auto" w:sz="4"/>
+          <w:bottom w:val="single" w:color="auto" w:sz="4"/>
+          <w:right w:val="single" w:color="auto" w:sz="4"/>
+          <w:insideH w:val="single" w:color="auto" w:sz="4"/>
+          <w:insideV w:val="single" w:color="auto" w:sz="4"/>
+        </w:tblBorders>
+      </w:tblPr>
+      <w:tblGrid>
+        <w:gridCol w:w="2200"/>
+        <w:gridCol w:w="3500"/>
+        <w:gridCol w:w="3660"/>
+      </w:tblGrid>
+      <w:tr>
+        <w:trPr>
+          <w:tblHeader/>
+        </w:trPr>
+        <w:tc>
+          <w:tcPr>
+            <w:tcW w:type="dxa" w:w="2200"/>
+            <w:tcBorders>
+              <w:top w:val="single" w:color="BDBDBD" w:sz="1"/>
+              <w:left w:val="single" w:color="BDBDBD" w:sz="1"/>
+              <w:bottom w:val="single" w:color="BDBDBD" w:sz="1"/>
+              <w:right w:val="single" w:color="BDBDBD" w:sz="1"/>
+            </w:tcBorders>
+            <w:shd w:fill="C8E6C9" w:val="clear"/>
+            <w:tcMar>
+              <w:top w:type="dxa" w:w="60"/>
+              <w:left w:type="dxa" w:w="110"/>
+              <w:bottom w:type="dxa" w:w="60"/>
+              <w:right w:type="dxa" w:w="110"/>
+            </w:tcMar>
+            <w:vAlign w:val="center"/>
+          </w:tcPr>
+          <w:p>
+            <w:pPr>
+              <w:spacing w:after="20" w:line="252"/>
+              <w:jc w:val="center"/>
+            </w:pPr>
+            <w:r>
+              <w:rPr>
+                <w:b/>
+                <w:bCs/>
+                <w:color w:val="1B5E20"/>
+              </w:rPr>
+              <w:t xml:space="preserve">단계</w:t>
+            </w:r>
+          </w:p>
+        </w:tc>
+        <w:tc>
+          <w:tcPr>
+            <w:tcW w:type="dxa" w:w="3500"/>
+            <w:tcBorders>
+              <w:top w:val="single" w:color="BDBDBD" w:sz="1"/>
+              <w:left w:val="single" w:color="BDBDBD" w:sz="1"/>
+              <w:bottom w:val="single" w:color="BDBDBD" w:sz="1"/>
+              <w:right w:val="single" w:color="BDBDBD" w:sz="1"/>
+            </w:tcBorders>
+            <w:shd w:fill="C8E6C9" w:val="clear"/>
+            <w:tcMar>
+              <w:top w:type="dxa" w:w="60"/>
+              <w:left w:type="dxa" w:w="110"/>
+              <w:bottom w:type="dxa" w:w="60"/>
+              <w:right w:type="dxa" w:w="110"/>
+            </w:tcMar>
+            <w:vAlign w:val="center"/>
+          </w:tcPr>
+          <w:p>
+            <w:pPr>
+              <w:spacing w:after="20" w:line="252"/>
+              <w:jc w:val="center"/>
+            </w:pPr>
+            <w:r>
+              <w:rPr>
+                <w:b/>
+                <w:bCs/>
+                <w:color w:val="1B5E20"/>
+              </w:rPr>
+              <w:t xml:space="preserve">규모</w:t>
+            </w:r>
+          </w:p>
+        </w:tc>
+        <w:tc>
+          <w:tcPr>
+            <w:tcW w:type="dxa" w:w="3660"/>
+            <w:tcBorders>
+              <w:top w:val="single" w:color="BDBDBD" w:sz="1"/>
+              <w:left w:val="single" w:color="BDBDBD" w:sz="1"/>
+              <w:bottom w:val="single" w:color="BDBDBD" w:sz="1"/>
+              <w:right w:val="single" w:color="BDBDBD" w:sz="1"/>
+            </w:tcBorders>
+            <w:shd w:fill="C8E6C9" w:val="clear"/>
+            <w:tcMar>
+              <w:top w:type="dxa" w:w="60"/>
+              <w:left w:type="dxa" w:w="110"/>
+              <w:bottom w:type="dxa" w:w="60"/>
+              <w:right w:type="dxa" w:w="110"/>
+            </w:tcMar>
+            <w:vAlign w:val="center"/>
+          </w:tcPr>
+          <w:p>
+            <w:pPr>
+              <w:spacing w:after="20" w:line="252"/>
+              <w:jc w:val="center"/>
+            </w:pPr>
+            <w:r>
+              <w:rPr>
+                <w:b/>
+                <w:bCs/>
+                <w:color w:val="1B5E20"/>
+              </w:rPr>
+              <w:t xml:space="preserve">핵심 재무 지표</w:t>
+            </w:r>
+          </w:p>
+        </w:tc>
+      </w:tr>
+      <w:tr>
+        <w:tc>
+          <w:tcPr>
+            <w:tcW w:type="dxa" w:w="2200"/>
+            <w:tcBorders>
+              <w:top w:val="single" w:color="BDBDBD" w:sz="1"/>
+              <w:left w:val="single" w:color="BDBDBD" w:sz="1"/>
+              <w:bottom w:val="single" w:color="BDBDBD" w:sz="1"/>
+              <w:right w:val="single" w:color="BDBDBD" w:sz="1"/>
+            </w:tcBorders>
+            <w:tcMar>
+              <w:top w:type="dxa" w:w="60"/>
+              <w:left w:type="dxa" w:w="110"/>
+              <w:bottom w:type="dxa" w:w="60"/>
+              <w:right w:type="dxa" w:w="110"/>
+            </w:tcMar>
+            <w:vAlign w:val="center"/>
+          </w:tcPr>
+          <w:p>
+            <w:pPr>
+              <w:spacing w:after="20" w:line="252"/>
+            </w:pPr>
+            <w:r>
+              <w:t xml:space="preserve">씨앗기</w:t>
+            </w:r>
+          </w:p>
+        </w:tc>
+        <w:tc>
+          <w:tcPr>
+            <w:tcW w:type="dxa" w:w="3500"/>
+            <w:tcBorders>
+              <w:top w:val="single" w:color="BDBDBD" w:sz="1"/>
+              <w:left w:val="single" w:color="BDBDBD" w:sz="1"/>
+              <w:bottom w:val="single" w:color="BDBDBD" w:sz="1"/>
+              <w:right w:val="single" w:color="BDBDBD" w:sz="1"/>
+            </w:tcBorders>
+            <w:tcMar>
+              <w:top w:type="dxa" w:w="60"/>
+              <w:left w:type="dxa" w:w="110"/>
+              <w:bottom w:type="dxa" w:w="60"/>
+              <w:right w:type="dxa" w:w="110"/>
+            </w:tcMar>
+            <w:vAlign w:val="center"/>
+          </w:tcPr>
+          <w:p>
+            <w:pPr>
+              <w:spacing w:after="20" w:line="252"/>
+            </w:pPr>
+            <w:r>
+              <w:t xml:space="preserve">2명 선행 → 20명</w:t>
+            </w:r>
+          </w:p>
+        </w:tc>
+        <w:tc>
+          <w:tcPr>
+            <w:tcW w:type="dxa" w:w="3660"/>
+            <w:tcBorders>
+              <w:top w:val="single" w:color="BDBDBD" w:sz="1"/>
+              <w:left w:val="single" w:color="BDBDBD" w:sz="1"/>
+              <w:bottom w:val="single" w:color="BDBDBD" w:sz="1"/>
+              <w:right w:val="single" w:color="BDBDBD" w:sz="1"/>
+            </w:tcBorders>
+            <w:tcMar>
+              <w:top w:type="dxa" w:w="60"/>
+              <w:left w:type="dxa" w:w="110"/>
+              <w:bottom w:type="dxa" w:w="60"/>
+              <w:right w:type="dxa" w:w="110"/>
+            </w:tcMar>
+            <w:vAlign w:val="center"/>
+          </w:tcPr>
+          <w:p>
+            <w:pPr>
+              <w:spacing w:after="20" w:line="252"/>
+            </w:pPr>
+            <w:r>
+              <w:t xml:space="preserve">운영손익 BEP 목표 2029 (보증금은 반환충당 부채로 분리)</w:t>
+            </w:r>
+          </w:p>
+        </w:tc>
+      </w:tr>
+      <w:tr>
+        <w:tc>
+          <w:tcPr>
+            <w:tcW w:type="dxa" w:w="2200"/>
+            <w:tcBorders>
+              <w:top w:val="single" w:color="BDBDBD" w:sz="1"/>
+              <w:left w:val="single" w:color="BDBDBD" w:sz="1"/>
+              <w:bottom w:val="single" w:color="BDBDBD" w:sz="1"/>
+              <w:right w:val="single" w:color="BDBDBD" w:sz="1"/>
+            </w:tcBorders>
+            <w:shd w:fill="F2F2F2" w:val="clear"/>
+            <w:tcMar>
+              <w:top w:type="dxa" w:w="60"/>
+              <w:left w:type="dxa" w:w="110"/>
+              <w:bottom w:type="dxa" w:w="60"/>
+              <w:right w:type="dxa" w:w="110"/>
+            </w:tcMar>
+            <w:vAlign w:val="center"/>
+          </w:tcPr>
+          <w:p>
+            <w:pPr>
+              <w:spacing w:after="20" w:line="252"/>
+            </w:pPr>
+            <w:r>
+              <w:t xml:space="preserve">성장기</w:t>
+            </w:r>
+          </w:p>
+        </w:tc>
+        <w:tc>
+          <w:tcPr>
+            <w:tcW w:type="dxa" w:w="3500"/>
+            <w:tcBorders>
+              <w:top w:val="single" w:color="BDBDBD" w:sz="1"/>
+              <w:left w:val="single" w:color="BDBDBD" w:sz="1"/>
+              <w:bottom w:val="single" w:color="BDBDBD" w:sz="1"/>
+              <w:right w:val="single" w:color="BDBDBD" w:sz="1"/>
+            </w:tcBorders>
+            <w:shd w:fill="F2F2F2" w:val="clear"/>
+            <w:tcMar>
+              <w:top w:type="dxa" w:w="60"/>
+              <w:left w:type="dxa" w:w="110"/>
+              <w:bottom w:type="dxa" w:w="60"/>
+              <w:right w:type="dxa" w:w="110"/>
+            </w:tcMar>
+            <w:vAlign w:val="center"/>
+          </w:tcPr>
+          <w:p>
+            <w:pPr>
+              <w:spacing w:after="20" w:line="252"/>
+            </w:pPr>
+            <w:r>
+              <w:t xml:space="preserve">20명 BEP → 30명 가동</w:t>
+            </w:r>
+          </w:p>
+        </w:tc>
+        <w:tc>
+          <w:tcPr>
+            <w:tcW w:type="dxa" w:w="3660"/>
+            <w:tcBorders>
+              <w:top w:val="single" w:color="BDBDBD" w:sz="1"/>
+              <w:left w:val="single" w:color="BDBDBD" w:sz="1"/>
+              <w:bottom w:val="single" w:color="BDBDBD" w:sz="1"/>
+              <w:right w:val="single" w:color="BDBDBD" w:sz="1"/>
+            </w:tcBorders>
+            <w:shd w:fill="F2F2F2" w:val="clear"/>
+            <w:tcMar>
+              <w:top w:type="dxa" w:w="60"/>
+              <w:left w:type="dxa" w:w="110"/>
+              <w:bottom w:type="dxa" w:w="60"/>
+              <w:right w:type="dxa" w:w="110"/>
+            </w:tcMar>
+            <w:vAlign w:val="center"/>
+          </w:tcPr>
+          <w:p>
+            <w:pPr>
+              <w:spacing w:after="20" w:line="252"/>
+            </w:pPr>
+            <w:r>
+              <w:t xml:space="preserve">연간 +26,200만원</w:t>
+            </w:r>
+          </w:p>
+        </w:tc>
+      </w:tr>
+      <w:tr>
+        <w:tc>
+          <w:tcPr>
+            <w:tcW w:type="dxa" w:w="2200"/>
+            <w:tcBorders>
+              <w:top w:val="single" w:color="BDBDBD" w:sz="1"/>
+              <w:left w:val="single" w:color="BDBDBD" w:sz="1"/>
+              <w:bottom w:val="single" w:color="BDBDBD" w:sz="1"/>
+              <w:right w:val="single" w:color="BDBDBD" w:sz="1"/>
+            </w:tcBorders>
+            <w:tcMar>
+              <w:top w:type="dxa" w:w="60"/>
+              <w:left w:type="dxa" w:w="110"/>
+              <w:bottom w:type="dxa" w:w="60"/>
+              <w:right w:type="dxa" w:w="110"/>
+            </w:tcMar>
+            <w:vAlign w:val="center"/>
+          </w:tcPr>
+          <w:p>
+            <w:pPr>
+              <w:spacing w:after="20" w:line="252"/>
+            </w:pPr>
+            <w:r>
+              <w:t xml:space="preserve">완성기</w:t>
+            </w:r>
+          </w:p>
+        </w:tc>
+        <w:tc>
+          <w:tcPr>
+            <w:tcW w:type="dxa" w:w="3500"/>
+            <w:tcBorders>
+              <w:top w:val="single" w:color="BDBDBD" w:sz="1"/>
+              <w:left w:val="single" w:color="BDBDBD" w:sz="1"/>
+              <w:bottom w:val="single" w:color="BDBDBD" w:sz="1"/>
+              <w:right w:val="single" w:color="BDBDBD" w:sz="1"/>
+            </w:tcBorders>
+            <w:tcMar>
+              <w:top w:type="dxa" w:w="60"/>
+              <w:left w:type="dxa" w:w="110"/>
+              <w:bottom w:type="dxa" w:w="60"/>
+              <w:right w:type="dxa" w:w="110"/>
+            </w:tcMar>
+            <w:vAlign w:val="center"/>
+          </w:tcPr>
+          <w:p>
+            <w:pPr>
+              <w:spacing w:after="20" w:line="252"/>
+            </w:pPr>
+            <w:r>
+              <w:t xml:space="preserve">100명 안착 → 200명</w:t>
+            </w:r>
+          </w:p>
+        </w:tc>
+        <w:tc>
+          <w:tcPr>
+            <w:tcW w:type="dxa" w:w="3660"/>
+            <w:tcBorders>
+              <w:top w:val="single" w:color="BDBDBD" w:sz="1"/>
+              <w:left w:val="single" w:color="BDBDBD" w:sz="1"/>
+              <w:bottom w:val="single" w:color="BDBDBD" w:sz="1"/>
+              <w:right w:val="single" w:color="BDBDBD" w:sz="1"/>
+            </w:tcBorders>
+            <w:tcMar>
+              <w:top w:type="dxa" w:w="60"/>
+              <w:left w:type="dxa" w:w="110"/>
+              <w:bottom w:type="dxa" w:w="60"/>
+              <w:right w:type="dxa" w:w="110"/>
+            </w:tcMar>
+            <w:vAlign w:val="center"/>
+          </w:tcPr>
+          <w:p>
+            <w:pPr>
+              <w:spacing w:after="20" w:line="252"/>
+            </w:pPr>
+            <w:r>
+              <w:t xml:space="preserve">연간 +38,540만원 (재단 기금 유보)</w:t>
+            </w:r>
+          </w:p>
+        </w:tc>
+      </w:tr>
+    </w:tbl>
+    <w:tbl>
+      <w:tblPr>
+        <w:tblW w:type="dxa" w:w="9360"/>
+        <w:tblBorders>
+          <w:top w:val="single" w:color="auto" w:sz="4"/>
+          <w:left w:val="single" w:color="auto" w:sz="4"/>
+          <w:bottom w:val="single" w:color="auto" w:sz="4"/>
+          <w:right w:val="single" w:color="auto" w:sz="4"/>
+          <w:insideH w:val="single" w:color="auto" w:sz="4"/>
+          <w:insideV w:val="single" w:color="auto" w:sz="4"/>
+        </w:tblBorders>
+      </w:tblPr>
+      <w:tblGrid>
+        <w:gridCol w:w="9360"/>
+      </w:tblGrid>
+      <w:tr>
+        <w:tc>
+          <w:tcPr>
+            <w:tcW w:type="dxa" w:w="9360"/>
+            <w:tcBorders>
+              <w:top w:val="single" w:color="E8F5E9" w:sz="4"/>
+              <w:left w:val="single" w:color="2E7D32" w:sz="18"/>
+              <w:bottom w:val="single" w:color="E8F5E9" w:sz="4"/>
+              <w:right w:val="single" w:color="E8F5E9" w:sz="4"/>
+            </w:tcBorders>
+            <w:shd w:fill="E8F5E9" w:val="clear"/>
+            <w:tcMar>
+              <w:top w:type="dxa" w:w="120"/>
+              <w:left w:type="dxa" w:w="200"/>
+              <w:bottom w:type="dxa" w:w="120"/>
+              <w:right w:type="dxa" w:w="160"/>
+            </w:tcMar>
+          </w:tcPr>
+          <w:p>
+            <w:r>
+              <w:t xml:space="preserve">돌봄코인은 화폐가 아닌 기여기록 수단이라는 원칙을 지키면서도, 그 기록이 실제로 분담금 차감이라는 현금흐름 효과를 만들어내는 구조 — 그리고 발생한 잉여금이 개인이 아닌 공동체와 다음 세대로 환원되는 구조가 이 모델의 핵심입니다.</w:t>
+            </w:r>
+          </w:p>
+        </w:tc>
+      </w:tr>
+    </w:tbl>
+    <w:p>
+      <w:pPr>
+        <w:spacing w:after="200"/>
+      </w:pPr>
+    </w:p>
+    <w:p>
+      <w:pPr>
+        <w:spacing w:after="30" w:before="0" w:line="276"/>
+        <w:jc w:val="center"/>
+      </w:pPr>
+      <w:r>
+        <w:rPr>
+          <w:b w:val="false"/>
+          <w:bCs w:val="false"/>
+          <w:i w:val="false"/>
+          <w:iCs w:val="false"/>
+          <w:color w:val="555555"/>
+        </w:rPr>
+        <w:t xml:space="preserve">2026년   |   사회적협동조합 자연돌봄공동체 설립 준비위원회</w:t>
+      </w:r>
+    </w:p>
+    <w:p>
+      <w:pPr>
+        <w:spacing w:after="120" w:before="0" w:line="276"/>
+        <w:jc w:val="center"/>
+      </w:pPr>
+      <w:r>
+        <w:rPr>
+          <w:b w:val="false"/>
+          <w:bCs w:val="false"/>
+          <w:i w:val="false"/>
+          <w:iCs w:val="false"/>
+          <w:color w:val="555555"/>
+        </w:rPr>
+        <w:t xml:space="preserve">대표  이 상 석    ☎ 010-2521-2030</w:t>
       </w:r>
     </w:p>
     <w:sectPr>
